--- a/deliverables/Qlyraxis_Technical_Report.docx
+++ b/deliverables/Qlyraxis_Technical_Report.docx
@@ -1030,7 +1030,7 @@
         <w:drawing>
           <wp:inline xmlns:a="http://schemas.openxmlformats.org/drawingml/2006/main" xmlns:pic="http://schemas.openxmlformats.org/drawingml/2006/picture">
             <wp:extent cx="6126480" cy="2654808"/>
-            <wp:docPr id="1" name="Picture 1" descr="Diagram of the Qlyraxis runtime modules and information boundaries." title="Diagram of the Qlyraxis runtime modules and information boundaries."/>
+            <wp:docPr id="1" name="Picture 1" descr="Figure 1  Runtime modules and information boundaries" title="Figure 1  Runtime modules and information boundaries"/>
             <wp:cNvGraphicFramePr>
               <a:graphicFrameLocks noChangeAspect="1"/>
             </wp:cNvGraphicFramePr>
@@ -2957,34 +2957,34 @@
     </w:p>
     <w:p>
       <w:pPr>
-        <w:pStyle w:val="ListNumber"/>
+        <w:ind w:left="403" w:hanging="317"/>
       </w:pPr>
       <w:r>
-        <w:t>The tracker enters COAST after the first missed measurement and continues with the Kalman prediction.</w:t>
+        <w:t>1.  The tracker enters COAST after the first missed measurement and continues with the Kalman prediction.</w:t>
       </w:r>
     </w:p>
     <w:p>
       <w:pPr>
-        <w:pStyle w:val="ListNumber"/>
+        <w:ind w:left="403" w:hanging="317"/>
       </w:pPr>
       <w:r>
-        <w:t>After the configured coast window it enters REACQUIRE and searches within a local prediction gate.</w:t>
+        <w:t>2.  After the configured coast window it enters REACQUIRE and searches within a local prediction gate.</w:t>
       </w:r>
     </w:p>
     <w:p>
       <w:pPr>
-        <w:pStyle w:val="ListNumber"/>
+        <w:ind w:left="403" w:hanging="317"/>
       </w:pPr>
       <w:r>
-        <w:t>If the local timeout expires the camera resumes a global survey.</w:t>
+        <w:t>3.  If the local timeout expires the camera resumes a global survey.</w:t>
       </w:r>
     </w:p>
     <w:p>
       <w:pPr>
-        <w:pStyle w:val="ListNumber"/>
+        <w:ind w:left="403" w:hanging="317"/>
       </w:pPr>
       <w:r>
-        <w:t>Two consistent measurements restore TRACK and reset the loss counters.</w:t>
+        <w:t>4.  Two consistent measurements restore TRACK and reset the loss counters.</w:t>
       </w:r>
     </w:p>
     <w:p>
@@ -3013,7 +3013,7 @@
         <w:drawing>
           <wp:inline xmlns:a="http://schemas.openxmlformats.org/drawingml/2006/main" xmlns:pic="http://schemas.openxmlformats.org/drawingml/2006/picture">
             <wp:extent cx="5989320" cy="3368992"/>
-            <wp:docPr id="2" name="Picture 2" descr="Screenshot of the Qlyraxis desktop tracking dashboard." title="Screenshot of the Qlyraxis desktop tracking dashboard."/>
+            <wp:docPr id="2" name="Picture 2" descr="Figure 2  Qlyraxis desktop dashboard" title="Figure 2  Qlyraxis desktop dashboard"/>
             <wp:cNvGraphicFramePr>
               <a:graphicFrameLocks noChangeAspect="1"/>
             </wp:cNvGraphicFramePr>
@@ -3854,7 +3854,7 @@
         <w:drawing>
           <wp:inline xmlns:a="http://schemas.openxmlformats.org/drawingml/2006/main" xmlns:pic="http://schemas.openxmlformats.org/drawingml/2006/picture">
             <wp:extent cx="6126480" cy="2859024"/>
-            <wp:docPr id="3" name="Picture 3" descr="Bar chart comparing measured processing throughput across five benchmark scenarios." title="Bar chart comparing measured processing throughput across five benchmark scenarios."/>
+            <wp:docPr id="3" name="Picture 3" descr="Figure 3  Processing throughput across five 60 second runs" title="Figure 3  Processing throughput across five 60 second runs"/>
             <wp:cNvGraphicFramePr>
               <a:graphicFrameLocks noChangeAspect="1"/>
             </wp:cNvGraphicFramePr>

--- a/deliverables/Qlyraxis_Technical_Report.docx
+++ b/deliverables/Qlyraxis_Technical_Report.docx
@@ -19,7 +19,7 @@
           <w:b/>
           <w:sz w:val="30"/>
         </w:rPr>
-        <w:t>Design implementation and measured performance</w:t>
+        <w:t>Design implementation validation and measured performance</w:t>
       </w:r>
     </w:p>
     <w:p/>
@@ -75,94 +75,7 @@
     </w:p>
     <w:p>
       <w:r>
-        <w:br w:type="page"/>
-      </w:r>
-    </w:p>
-    <w:p>
-      <w:pPr>
-        <w:pStyle w:val="Heading1"/>
-      </w:pPr>
-      <w:r>
-        <w:t>Executive Summary</w:t>
-      </w:r>
-    </w:p>
-    <w:p>
-      <w:r>
-        <w:t>Qlyraxis implements the coarse pointing acquisition and tracking stage required before a fine optical steering mechanism can establish a mobile FSOC link. The application creates a repeatable virtual world, renders narrow optical beacons through configurable disturbances, detects and verifies candidates from pixels, predicts target motion, and commands a constrained virtual pan tilt camera. It also accepts recorded MP4 files and image sequences without using simulator state.</w:t>
-      </w:r>
-    </w:p>
-    <w:p>
-      <w:r>
-        <w:t>Five 60 second benchmark runs met the supplied thresholds. Every scenario acquired within 2 seconds, every maximum centroid error stayed below 3.1 pixels, throughput remained above 24 FPS, and the timed dropout run reacquired in 0.633 seconds with 1.07 percent target loss. The results are generated from saved seeds and configuration files rather than manually entered claims.</w:t>
-      </w:r>
-    </w:p>
-    <w:p>
-      <w:pPr>
-        <w:pStyle w:val="Heading2"/>
-      </w:pPr>
-      <w:r>
-        <w:t>Problem Understanding</w:t>
-      </w:r>
-    </w:p>
-    <w:p>
-      <w:r>
-        <w:t>An FSOC beam has a narrow angular footprint. Small errors caused by platform movement, vibration, turbulence, low contrast, or sensor noise can move the remote terminal outside the camera field of view. Coarse alignment must search the available field, distinguish a beacon from artifacts, estimate its image position, and keep it visible long enough for fine alignment to take over.</w:t>
-      </w:r>
-    </w:p>
-    <w:p>
-      <w:pPr>
-        <w:pStyle w:val="Heading2"/>
-      </w:pPr>
-      <w:r>
-        <w:t>Implemented Scope</w:t>
-      </w:r>
-    </w:p>
-    <w:p>
-      <w:pPr>
-        <w:pStyle w:val="ListBullet"/>
-      </w:pPr>
-      <w:r>
-        <w:t>Deterministic 2000 by 2000 virtual world and 640 by 480 camera viewport</w:t>
-      </w:r>
-    </w:p>
-    <w:p>
-      <w:pPr>
-        <w:pStyle w:val="ListBullet"/>
-      </w:pPr>
-      <w:r>
-        <w:t>Four target trajectories and bounded pan tilt dynamics</w:t>
-      </w:r>
-    </w:p>
-    <w:p>
-      <w:pPr>
-        <w:pStyle w:val="ListBullet"/>
-      </w:pPr>
-      <w:r>
-        <w:t>Hybrid computer vision detection with AI candidate verification</w:t>
-      </w:r>
-    </w:p>
-    <w:p>
-      <w:pPr>
-        <w:pStyle w:val="ListBullet"/>
-      </w:pPr>
-      <w:r>
-        <w:t>Kalman estimation PID control and explicit loss recovery states</w:t>
-      </w:r>
-    </w:p>
-    <w:p>
-      <w:pPr>
-        <w:pStyle w:val="ListBullet"/>
-      </w:pPr>
-      <w:r>
-        <w:t>Sensor atmosphere platform and beacon dropout disturbances</w:t>
-      </w:r>
-    </w:p>
-    <w:p>
-      <w:pPr>
-        <w:pStyle w:val="ListBullet"/>
-      </w:pPr>
-      <w:r>
-        <w:t>Desktop operation recorded media analysis and automatic reports</w:t>
+        <w:t>Software release covering development Phases 1 through 9</w:t>
       </w:r>
     </w:p>
     <w:p>
@@ -173,14 +86,29 @@
     <w:p>
       <w:pPr>
         <w:pStyle w:val="Heading1"/>
+        <w:keepNext/>
       </w:pPr>
       <w:r>
-        <w:t>Requirements and Success Criteria</w:t>
+        <w:t>Executive Summary</w:t>
       </w:r>
     </w:p>
     <w:p>
       <w:r>
-        <w:t>The software converts the problem statement into testable contracts. The tracker sees only rendered or decoded pixels. Ground truth is carried on a separate evaluation channel and is used only to calculate accuracy. This separation prevents an unrealistically easy solution that reads target coordinates directly from the simulator.</w:t>
+        <w:t>Qlyraxis is a software laboratory for the coarse pointing acquisition and tracking stage of mobile free space optical communication. It generates reproducible virtual scenes, observes them only through rendered pixels, detects and identifies a remote optical beacon, estimates motion, and commands a speed and acceleration limited virtual pan tilt camera so that the beacon remains close to the camera optical axis. The system also accepts recorded video and image sequences without simulator state.</w:t>
+      </w:r>
+    </w:p>
+    <w:p>
+      <w:r>
+        <w:t>The completed build contains the original seven delivery phases plus two evidence oriented extensions. Phase 8 automatically maps the safe operating envelope across noise and jitter. Phase 9 CodeLock verifies a designated terminal from a repeating optical intensity signature and prevents a visually identical decoy from reaching the motion tracker. The current automated suite contains 85 tests, and the standalone Linux application has been rebuilt and smoke tested.</w:t>
+      </w:r>
+    </w:p>
+    <w:p>
+      <w:pPr>
+        <w:pStyle w:val="Heading2"/>
+        <w:keepNext/>
+      </w:pPr>
+      <w:r>
+        <w:t>Development Sequence</w:t>
       </w:r>
     </w:p>
     <w:tbl>
@@ -199,17 +127,577 @@
         </w:tblBorders>
       </w:tblPr>
       <w:tblGrid>
-        <w:gridCol w:w="3389"/>
-        <w:gridCol w:w="3389"/>
-        <w:gridCol w:w="3389"/>
+        <w:gridCol w:w="1224"/>
+        <w:gridCol w:w="8280"/>
       </w:tblGrid>
       <w:tr>
         <w:trPr>
           <w:tblHeader w:val="true"/>
+          <w:cantSplit/>
         </w:trPr>
         <w:tc>
           <w:tcPr>
-            <w:tcW w:type="dxa" w:w="2880"/>
+            <w:tcW w:type="dxa" w:w="1224"/>
+            <w:shd w:fill="17324D"/>
+            <w:vAlign w:val="center"/>
+            <w:tcMar>
+              <w:top w:w="90" w:type="dxa"/>
+              <w:start w:w="110" w:type="dxa"/>
+              <w:bottom w:w="90" w:type="dxa"/>
+              <w:end w:w="110" w:type="dxa"/>
+            </w:tcMar>
+          </w:tcPr>
+          <w:p>
+            <w:r>
+              <w:rPr>
+                <w:b/>
+                <w:color w:val="FFFFFF"/>
+                <w:sz w:val="18"/>
+              </w:rPr>
+              <w:t>Phase</w:t>
+            </w:r>
+          </w:p>
+        </w:tc>
+        <w:tc>
+          <w:tcPr>
+            <w:tcW w:type="dxa" w:w="8280"/>
+            <w:shd w:fill="17324D"/>
+            <w:vAlign w:val="center"/>
+            <w:tcMar>
+              <w:top w:w="90" w:type="dxa"/>
+              <w:start w:w="110" w:type="dxa"/>
+              <w:bottom w:w="90" w:type="dxa"/>
+              <w:end w:w="110" w:type="dxa"/>
+            </w:tcMar>
+          </w:tcPr>
+          <w:p>
+            <w:r>
+              <w:rPr>
+                <w:b/>
+                <w:color w:val="FFFFFF"/>
+                <w:sz w:val="18"/>
+              </w:rPr>
+              <w:t>Delivered capability</w:t>
+            </w:r>
+          </w:p>
+        </w:tc>
+      </w:tr>
+      <w:tr>
+        <w:trPr>
+          <w:cantSplit/>
+        </w:trPr>
+        <w:tc>
+          <w:tcPr>
+            <w:tcW w:type="dxa" w:w="1224"/>
+            <w:vAlign w:val="center"/>
+            <w:tcMar>
+              <w:top w:w="90" w:type="dxa"/>
+              <w:start w:w="110" w:type="dxa"/>
+              <w:bottom w:w="90" w:type="dxa"/>
+              <w:end w:w="110" w:type="dxa"/>
+            </w:tcMar>
+          </w:tcPr>
+          <w:p>
+            <w:pPr>
+              <w:spacing w:after="0"/>
+            </w:pPr>
+            <w:r>
+              <w:rPr>
+                <w:sz w:val="17"/>
+              </w:rPr>
+              <w:t>1</w:t>
+            </w:r>
+          </w:p>
+        </w:tc>
+        <w:tc>
+          <w:tcPr>
+            <w:tcW w:type="dxa" w:w="8280"/>
+            <w:vAlign w:val="center"/>
+            <w:tcMar>
+              <w:top w:w="90" w:type="dxa"/>
+              <w:start w:w="110" w:type="dxa"/>
+              <w:bottom w:w="90" w:type="dxa"/>
+              <w:end w:w="110" w:type="dxa"/>
+            </w:tcMar>
+          </w:tcPr>
+          <w:p>
+            <w:pPr>
+              <w:spacing w:after="0"/>
+            </w:pPr>
+            <w:r>
+              <w:rPr>
+                <w:sz w:val="17"/>
+              </w:rPr>
+              <w:t>Architecture contracts scenarios and validation</w:t>
+            </w:r>
+          </w:p>
+        </w:tc>
+      </w:tr>
+      <w:tr>
+        <w:trPr>
+          <w:cantSplit/>
+        </w:trPr>
+        <w:tc>
+          <w:tcPr>
+            <w:tcW w:type="dxa" w:w="1224"/>
+            <w:vAlign w:val="center"/>
+            <w:tcMar>
+              <w:top w:w="90" w:type="dxa"/>
+              <w:start w:w="110" w:type="dxa"/>
+              <w:bottom w:w="90" w:type="dxa"/>
+              <w:end w:w="110" w:type="dxa"/>
+            </w:tcMar>
+            <w:shd w:fill="EEF4F7"/>
+          </w:tcPr>
+          <w:p>
+            <w:pPr>
+              <w:spacing w:after="0"/>
+            </w:pPr>
+            <w:r>
+              <w:rPr>
+                <w:sz w:val="17"/>
+              </w:rPr>
+              <w:t>2</w:t>
+            </w:r>
+          </w:p>
+        </w:tc>
+        <w:tc>
+          <w:tcPr>
+            <w:tcW w:type="dxa" w:w="8280"/>
+            <w:vAlign w:val="center"/>
+            <w:tcMar>
+              <w:top w:w="90" w:type="dxa"/>
+              <w:start w:w="110" w:type="dxa"/>
+              <w:bottom w:w="90" w:type="dxa"/>
+              <w:end w:w="110" w:type="dxa"/>
+            </w:tcMar>
+            <w:shd w:fill="EEF4F7"/>
+          </w:tcPr>
+          <w:p>
+            <w:pPr>
+              <w:spacing w:after="0"/>
+            </w:pPr>
+            <w:r>
+              <w:rPr>
+                <w:sz w:val="17"/>
+              </w:rPr>
+              <w:t>Deterministic virtual world target motion and pan tilt camera</w:t>
+            </w:r>
+          </w:p>
+        </w:tc>
+      </w:tr>
+      <w:tr>
+        <w:trPr>
+          <w:cantSplit/>
+        </w:trPr>
+        <w:tc>
+          <w:tcPr>
+            <w:tcW w:type="dxa" w:w="1224"/>
+            <w:vAlign w:val="center"/>
+            <w:tcMar>
+              <w:top w:w="90" w:type="dxa"/>
+              <w:start w:w="110" w:type="dxa"/>
+              <w:bottom w:w="90" w:type="dxa"/>
+              <w:end w:w="110" w:type="dxa"/>
+            </w:tcMar>
+          </w:tcPr>
+          <w:p>
+            <w:pPr>
+              <w:spacing w:after="0"/>
+            </w:pPr>
+            <w:r>
+              <w:rPr>
+                <w:sz w:val="17"/>
+              </w:rPr>
+              <w:t>3</w:t>
+            </w:r>
+          </w:p>
+        </w:tc>
+        <w:tc>
+          <w:tcPr>
+            <w:tcW w:type="dxa" w:w="8280"/>
+            <w:vAlign w:val="center"/>
+            <w:tcMar>
+              <w:top w:w="90" w:type="dxa"/>
+              <w:start w:w="110" w:type="dxa"/>
+              <w:bottom w:w="90" w:type="dxa"/>
+              <w:end w:w="110" w:type="dxa"/>
+            </w:tcMar>
+          </w:tcPr>
+          <w:p>
+            <w:pPr>
+              <w:spacing w:after="0"/>
+            </w:pPr>
+            <w:r>
+              <w:rPr>
+                <w:sz w:val="17"/>
+              </w:rPr>
+              <w:t>Image based detection centroiding and acquisition</w:t>
+            </w:r>
+          </w:p>
+        </w:tc>
+      </w:tr>
+      <w:tr>
+        <w:trPr>
+          <w:cantSplit/>
+        </w:trPr>
+        <w:tc>
+          <w:tcPr>
+            <w:tcW w:type="dxa" w:w="1224"/>
+            <w:vAlign w:val="center"/>
+            <w:tcMar>
+              <w:top w:w="90" w:type="dxa"/>
+              <w:start w:w="110" w:type="dxa"/>
+              <w:bottom w:w="90" w:type="dxa"/>
+              <w:end w:w="110" w:type="dxa"/>
+            </w:tcMar>
+            <w:shd w:fill="EEF4F7"/>
+          </w:tcPr>
+          <w:p>
+            <w:pPr>
+              <w:spacing w:after="0"/>
+            </w:pPr>
+            <w:r>
+              <w:rPr>
+                <w:sz w:val="17"/>
+              </w:rPr>
+              <w:t>4</w:t>
+            </w:r>
+          </w:p>
+        </w:tc>
+        <w:tc>
+          <w:tcPr>
+            <w:tcW w:type="dxa" w:w="8280"/>
+            <w:vAlign w:val="center"/>
+            <w:tcMar>
+              <w:top w:w="90" w:type="dxa"/>
+              <w:start w:w="110" w:type="dxa"/>
+              <w:bottom w:w="90" w:type="dxa"/>
+              <w:end w:w="110" w:type="dxa"/>
+            </w:tcMar>
+            <w:shd w:fill="EEF4F7"/>
+          </w:tcPr>
+          <w:p>
+            <w:pPr>
+              <w:spacing w:after="0"/>
+            </w:pPr>
+            <w:r>
+              <w:rPr>
+                <w:sz w:val="17"/>
+              </w:rPr>
+              <w:t>Kalman tracking state machine and closed loop control</w:t>
+            </w:r>
+          </w:p>
+        </w:tc>
+      </w:tr>
+      <w:tr>
+        <w:trPr>
+          <w:cantSplit/>
+        </w:trPr>
+        <w:tc>
+          <w:tcPr>
+            <w:tcW w:type="dxa" w:w="1224"/>
+            <w:vAlign w:val="center"/>
+            <w:tcMar>
+              <w:top w:w="90" w:type="dxa"/>
+              <w:start w:w="110" w:type="dxa"/>
+              <w:bottom w:w="90" w:type="dxa"/>
+              <w:end w:w="110" w:type="dxa"/>
+            </w:tcMar>
+          </w:tcPr>
+          <w:p>
+            <w:pPr>
+              <w:spacing w:after="0"/>
+            </w:pPr>
+            <w:r>
+              <w:rPr>
+                <w:sz w:val="17"/>
+              </w:rPr>
+              <w:t>5</w:t>
+            </w:r>
+          </w:p>
+        </w:tc>
+        <w:tc>
+          <w:tcPr>
+            <w:tcW w:type="dxa" w:w="8280"/>
+            <w:vAlign w:val="center"/>
+            <w:tcMar>
+              <w:top w:w="90" w:type="dxa"/>
+              <w:start w:w="110" w:type="dxa"/>
+              <w:bottom w:w="90" w:type="dxa"/>
+              <w:end w:w="110" w:type="dxa"/>
+            </w:tcMar>
+          </w:tcPr>
+          <w:p>
+            <w:pPr>
+              <w:spacing w:after="0"/>
+            </w:pPr>
+            <w:r>
+              <w:rPr>
+                <w:sz w:val="17"/>
+              </w:rPr>
+              <w:t>Noise atmosphere blur vibration turbulence and dropout</w:t>
+            </w:r>
+          </w:p>
+        </w:tc>
+      </w:tr>
+      <w:tr>
+        <w:trPr>
+          <w:cantSplit/>
+        </w:trPr>
+        <w:tc>
+          <w:tcPr>
+            <w:tcW w:type="dxa" w:w="1224"/>
+            <w:vAlign w:val="center"/>
+            <w:tcMar>
+              <w:top w:w="90" w:type="dxa"/>
+              <w:start w:w="110" w:type="dxa"/>
+              <w:bottom w:w="90" w:type="dxa"/>
+              <w:end w:w="110" w:type="dxa"/>
+            </w:tcMar>
+            <w:shd w:fill="EEF4F7"/>
+          </w:tcPr>
+          <w:p>
+            <w:pPr>
+              <w:spacing w:after="0"/>
+            </w:pPr>
+            <w:r>
+              <w:rPr>
+                <w:sz w:val="17"/>
+              </w:rPr>
+              <w:t>6</w:t>
+            </w:r>
+          </w:p>
+        </w:tc>
+        <w:tc>
+          <w:tcPr>
+            <w:tcW w:type="dxa" w:w="8280"/>
+            <w:vAlign w:val="center"/>
+            <w:tcMar>
+              <w:top w:w="90" w:type="dxa"/>
+              <w:start w:w="110" w:type="dxa"/>
+              <w:bottom w:w="90" w:type="dxa"/>
+              <w:end w:w="110" w:type="dxa"/>
+            </w:tcMar>
+            <w:shd w:fill="EEF4F7"/>
+          </w:tcPr>
+          <w:p>
+            <w:pPr>
+              <w:spacing w:after="0"/>
+            </w:pPr>
+            <w:r>
+              <w:rPr>
+                <w:sz w:val="17"/>
+              </w:rPr>
+              <w:t>Recorded media and CPU ONNX candidate verification</w:t>
+            </w:r>
+          </w:p>
+        </w:tc>
+      </w:tr>
+      <w:tr>
+        <w:trPr>
+          <w:cantSplit/>
+        </w:trPr>
+        <w:tc>
+          <w:tcPr>
+            <w:tcW w:type="dxa" w:w="1224"/>
+            <w:vAlign w:val="center"/>
+            <w:tcMar>
+              <w:top w:w="90" w:type="dxa"/>
+              <w:start w:w="110" w:type="dxa"/>
+              <w:bottom w:w="90" w:type="dxa"/>
+              <w:end w:w="110" w:type="dxa"/>
+            </w:tcMar>
+          </w:tcPr>
+          <w:p>
+            <w:pPr>
+              <w:spacing w:after="0"/>
+            </w:pPr>
+            <w:r>
+              <w:rPr>
+                <w:sz w:val="17"/>
+              </w:rPr>
+              <w:t>7</w:t>
+            </w:r>
+          </w:p>
+        </w:tc>
+        <w:tc>
+          <w:tcPr>
+            <w:tcW w:type="dxa" w:w="8280"/>
+            <w:vAlign w:val="center"/>
+            <w:tcMar>
+              <w:top w:w="90" w:type="dxa"/>
+              <w:start w:w="110" w:type="dxa"/>
+              <w:bottom w:w="90" w:type="dxa"/>
+              <w:end w:w="110" w:type="dxa"/>
+            </w:tcMar>
+          </w:tcPr>
+          <w:p>
+            <w:pPr>
+              <w:spacing w:after="0"/>
+            </w:pPr>
+            <w:r>
+              <w:rPr>
+                <w:sz w:val="17"/>
+              </w:rPr>
+              <w:t>Desktop GUI reports benchmarks and standalone packaging</w:t>
+            </w:r>
+          </w:p>
+        </w:tc>
+      </w:tr>
+      <w:tr>
+        <w:trPr>
+          <w:cantSplit/>
+        </w:trPr>
+        <w:tc>
+          <w:tcPr>
+            <w:tcW w:type="dxa" w:w="1224"/>
+            <w:vAlign w:val="center"/>
+            <w:tcMar>
+              <w:top w:w="90" w:type="dxa"/>
+              <w:start w:w="110" w:type="dxa"/>
+              <w:bottom w:w="90" w:type="dxa"/>
+              <w:end w:w="110" w:type="dxa"/>
+            </w:tcMar>
+            <w:shd w:fill="EEF4F7"/>
+          </w:tcPr>
+          <w:p>
+            <w:pPr>
+              <w:spacing w:after="0"/>
+            </w:pPr>
+            <w:r>
+              <w:rPr>
+                <w:sz w:val="17"/>
+              </w:rPr>
+              <w:t>8</w:t>
+            </w:r>
+          </w:p>
+        </w:tc>
+        <w:tc>
+          <w:tcPr>
+            <w:tcW w:type="dxa" w:w="8280"/>
+            <w:vAlign w:val="center"/>
+            <w:tcMar>
+              <w:top w:w="90" w:type="dxa"/>
+              <w:start w:w="110" w:type="dxa"/>
+              <w:bottom w:w="90" w:type="dxa"/>
+              <w:end w:w="110" w:type="dxa"/>
+            </w:tcMar>
+            <w:shd w:fill="EEF4F7"/>
+          </w:tcPr>
+          <w:p>
+            <w:pPr>
+              <w:spacing w:after="0"/>
+            </w:pPr>
+            <w:r>
+              <w:rPr>
+                <w:sz w:val="17"/>
+              </w:rPr>
+              <w:t>Automated robustness envelope and threshold heatmaps</w:t>
+            </w:r>
+          </w:p>
+        </w:tc>
+      </w:tr>
+      <w:tr>
+        <w:trPr>
+          <w:cantSplit/>
+        </w:trPr>
+        <w:tc>
+          <w:tcPr>
+            <w:tcW w:type="dxa" w:w="1224"/>
+            <w:vAlign w:val="center"/>
+            <w:tcMar>
+              <w:top w:w="90" w:type="dxa"/>
+              <w:start w:w="110" w:type="dxa"/>
+              <w:bottom w:w="90" w:type="dxa"/>
+              <w:end w:w="110" w:type="dxa"/>
+            </w:tcMar>
+          </w:tcPr>
+          <w:p>
+            <w:pPr>
+              <w:spacing w:after="0"/>
+            </w:pPr>
+            <w:r>
+              <w:rPr>
+                <w:sz w:val="17"/>
+              </w:rPr>
+              <w:t>9</w:t>
+            </w:r>
+          </w:p>
+        </w:tc>
+        <w:tc>
+          <w:tcPr>
+            <w:tcW w:type="dxa" w:w="8280"/>
+            <w:vAlign w:val="center"/>
+            <w:tcMar>
+              <w:top w:w="90" w:type="dxa"/>
+              <w:start w:w="110" w:type="dxa"/>
+              <w:bottom w:w="90" w:type="dxa"/>
+              <w:end w:w="110" w:type="dxa"/>
+            </w:tcMar>
+          </w:tcPr>
+          <w:p>
+            <w:pPr>
+              <w:spacing w:after="0"/>
+            </w:pPr>
+            <w:r>
+              <w:rPr>
+                <w:sz w:val="17"/>
+              </w:rPr>
+              <w:t>CodeLock temporal optical identity and decoy rejection</w:t>
+            </w:r>
+          </w:p>
+        </w:tc>
+      </w:tr>
+    </w:tbl>
+    <w:p/>
+    <w:p>
+      <w:r>
+        <w:br w:type="page"/>
+      </w:r>
+    </w:p>
+    <w:p>
+      <w:pPr>
+        <w:pStyle w:val="Heading1"/>
+        <w:keepNext/>
+      </w:pPr>
+      <w:r>
+        <w:t>Problem Requirements and Metrics</w:t>
+      </w:r>
+    </w:p>
+    <w:p>
+      <w:r>
+        <w:t>A mobile FSOC terminal uses a narrow optical beam, so small angular errors can remove the remote terminal from the camera field of view. Before fine steering can begin, coarse alignment must search, acquire, estimate, follow, and recover the intended beacon under platform and atmospheric disturbances. Qlyraxis converts these actions into deterministic software contracts and measurable outputs.</w:t>
+      </w:r>
+    </w:p>
+    <w:tbl>
+      <w:tblPr>
+        <w:tblW w:type="auto" w:w="0"/>
+        <w:jc w:val="center"/>
+        <w:tblLayout w:type="fixed"/>
+        <w:tblLook w:firstColumn="1" w:firstRow="1" w:lastColumn="0" w:lastRow="0" w:noHBand="0" w:noVBand="1" w:val="04A0"/>
+        <w:tblBorders>
+          <w:top w:val="single" w:sz="4" w:color="D9D9D9"/>
+          <w:left w:val="single" w:sz="4" w:color="D9D9D9"/>
+          <w:bottom w:val="single" w:sz="4" w:color="D9D9D9"/>
+          <w:right w:val="single" w:sz="4" w:color="D9D9D9"/>
+          <w:insideH w:val="single" w:sz="4" w:color="D9D9D9"/>
+          <w:insideV w:val="single" w:sz="4" w:color="D9D9D9"/>
+        </w:tblBorders>
+      </w:tblPr>
+      <w:tblGrid>
+        <w:gridCol w:w="2088"/>
+        <w:gridCol w:w="5400"/>
+        <w:gridCol w:w="2016"/>
+      </w:tblGrid>
+      <w:tr>
+        <w:trPr>
+          <w:tblHeader w:val="true"/>
+          <w:cantSplit/>
+        </w:trPr>
+        <w:tc>
+          <w:tcPr>
+            <w:tcW w:type="dxa" w:w="2088"/>
             <w:shd w:fill="17324D"/>
             <w:vAlign w:val="center"/>
             <w:tcMar>
@@ -232,7 +720,7 @@
         </w:tc>
         <w:tc>
           <w:tcPr>
-            <w:tcW w:type="dxa" w:w="4176"/>
+            <w:tcW w:type="dxa" w:w="5400"/>
             <w:shd w:fill="17324D"/>
             <w:vAlign w:val="center"/>
             <w:tcMar>
@@ -249,13 +737,13 @@
                 <w:color w:val="FFFFFF"/>
                 <w:sz w:val="18"/>
               </w:rPr>
-              <w:t>Configured value</w:t>
+              <w:t>Implementation</w:t>
             </w:r>
           </w:p>
         </w:tc>
         <w:tc>
           <w:tcPr>
-            <w:tcW w:type="dxa" w:w="2448"/>
+            <w:tcW w:type="dxa" w:w="2016"/>
             <w:shd w:fill="17324D"/>
             <w:vAlign w:val="center"/>
             <w:tcMar>
@@ -272,12 +760,877 @@
                 <w:color w:val="FFFFFF"/>
                 <w:sz w:val="18"/>
               </w:rPr>
-              <w:t>Acceptance threshold</w:t>
+              <w:t>Evaluation target</w:t>
             </w:r>
           </w:p>
         </w:tc>
       </w:tr>
       <w:tr>
+        <w:trPr>
+          <w:cantSplit/>
+        </w:trPr>
+        <w:tc>
+          <w:tcPr>
+            <w:tcW w:type="dxa" w:w="2088"/>
+            <w:vAlign w:val="center"/>
+            <w:tcMar>
+              <w:top w:w="90" w:type="dxa"/>
+              <w:start w:w="110" w:type="dxa"/>
+              <w:bottom w:w="90" w:type="dxa"/>
+              <w:end w:w="110" w:type="dxa"/>
+            </w:tcMar>
+          </w:tcPr>
+          <w:p>
+            <w:pPr>
+              <w:spacing w:after="0"/>
+            </w:pPr>
+            <w:r>
+              <w:rPr>
+                <w:sz w:val="17"/>
+              </w:rPr>
+              <w:t>Virtual environment</w:t>
+            </w:r>
+          </w:p>
+        </w:tc>
+        <w:tc>
+          <w:tcPr>
+            <w:tcW w:type="dxa" w:w="5400"/>
+            <w:vAlign w:val="center"/>
+            <w:tcMar>
+              <w:top w:w="90" w:type="dxa"/>
+              <w:start w:w="110" w:type="dxa"/>
+              <w:bottom w:w="90" w:type="dxa"/>
+              <w:end w:w="110" w:type="dxa"/>
+            </w:tcMar>
+          </w:tcPr>
+          <w:p>
+            <w:pPr>
+              <w:spacing w:after="0"/>
+            </w:pPr>
+            <w:r>
+              <w:rPr>
+                <w:sz w:val="17"/>
+              </w:rPr>
+              <w:t>2000 by 2000 world and configurable viewport</w:t>
+            </w:r>
+          </w:p>
+        </w:tc>
+        <w:tc>
+          <w:tcPr>
+            <w:tcW w:type="dxa" w:w="2016"/>
+            <w:vAlign w:val="center"/>
+            <w:tcMar>
+              <w:top w:w="90" w:type="dxa"/>
+              <w:start w:w="110" w:type="dxa"/>
+              <w:bottom w:w="90" w:type="dxa"/>
+              <w:end w:w="110" w:type="dxa"/>
+            </w:tcMar>
+          </w:tcPr>
+          <w:p>
+            <w:pPr>
+              <w:spacing w:after="0"/>
+            </w:pPr>
+            <w:r>
+              <w:rPr>
+                <w:sz w:val="17"/>
+              </w:rPr>
+              <w:t>Repeatable by seed</w:t>
+            </w:r>
+          </w:p>
+        </w:tc>
+      </w:tr>
+      <w:tr>
+        <w:trPr>
+          <w:cantSplit/>
+        </w:trPr>
+        <w:tc>
+          <w:tcPr>
+            <w:tcW w:type="dxa" w:w="2088"/>
+            <w:vAlign w:val="center"/>
+            <w:tcMar>
+              <w:top w:w="90" w:type="dxa"/>
+              <w:start w:w="110" w:type="dxa"/>
+              <w:bottom w:w="90" w:type="dxa"/>
+              <w:end w:w="110" w:type="dxa"/>
+            </w:tcMar>
+            <w:shd w:fill="EEF4F7"/>
+          </w:tcPr>
+          <w:p>
+            <w:pPr>
+              <w:spacing w:after="0"/>
+            </w:pPr>
+            <w:r>
+              <w:rPr>
+                <w:sz w:val="17"/>
+              </w:rPr>
+              <w:t>Camera</w:t>
+            </w:r>
+          </w:p>
+        </w:tc>
+        <w:tc>
+          <w:tcPr>
+            <w:tcW w:type="dxa" w:w="5400"/>
+            <w:vAlign w:val="center"/>
+            <w:tcMar>
+              <w:top w:w="90" w:type="dxa"/>
+              <w:start w:w="110" w:type="dxa"/>
+              <w:bottom w:w="90" w:type="dxa"/>
+              <w:end w:w="110" w:type="dxa"/>
+            </w:tcMar>
+            <w:shd w:fill="EEF4F7"/>
+          </w:tcPr>
+          <w:p>
+            <w:pPr>
+              <w:spacing w:after="0"/>
+            </w:pPr>
+            <w:r>
+              <w:rPr>
+                <w:sz w:val="17"/>
+              </w:rPr>
+              <w:t>4 by 3 degree FOV with bounded rate acceleration and limits</w:t>
+            </w:r>
+          </w:p>
+        </w:tc>
+        <w:tc>
+          <w:tcPr>
+            <w:tcW w:type="dxa" w:w="2016"/>
+            <w:vAlign w:val="center"/>
+            <w:tcMar>
+              <w:top w:w="90" w:type="dxa"/>
+              <w:start w:w="110" w:type="dxa"/>
+              <w:bottom w:w="90" w:type="dxa"/>
+              <w:end w:w="110" w:type="dxa"/>
+            </w:tcMar>
+            <w:shd w:fill="EEF4F7"/>
+          </w:tcPr>
+          <w:p>
+            <w:pPr>
+              <w:spacing w:after="0"/>
+            </w:pPr>
+            <w:r>
+              <w:rPr>
+                <w:sz w:val="17"/>
+              </w:rPr>
+              <w:t>At least 30 Hz</w:t>
+            </w:r>
+          </w:p>
+        </w:tc>
+      </w:tr>
+      <w:tr>
+        <w:trPr>
+          <w:cantSplit/>
+        </w:trPr>
+        <w:tc>
+          <w:tcPr>
+            <w:tcW w:type="dxa" w:w="2088"/>
+            <w:vAlign w:val="center"/>
+            <w:tcMar>
+              <w:top w:w="90" w:type="dxa"/>
+              <w:start w:w="110" w:type="dxa"/>
+              <w:bottom w:w="90" w:type="dxa"/>
+              <w:end w:w="110" w:type="dxa"/>
+            </w:tcMar>
+          </w:tcPr>
+          <w:p>
+            <w:pPr>
+              <w:spacing w:after="0"/>
+            </w:pPr>
+            <w:r>
+              <w:rPr>
+                <w:sz w:val="17"/>
+              </w:rPr>
+              <w:t>Acquisition</w:t>
+            </w:r>
+          </w:p>
+        </w:tc>
+        <w:tc>
+          <w:tcPr>
+            <w:tcW w:type="dxa" w:w="5400"/>
+            <w:vAlign w:val="center"/>
+            <w:tcMar>
+              <w:top w:w="90" w:type="dxa"/>
+              <w:start w:w="110" w:type="dxa"/>
+              <w:bottom w:w="90" w:type="dxa"/>
+              <w:end w:w="110" w:type="dxa"/>
+            </w:tcMar>
+          </w:tcPr>
+          <w:p>
+            <w:pPr>
+              <w:spacing w:after="0"/>
+            </w:pPr>
+            <w:r>
+              <w:rPr>
+                <w:sz w:val="17"/>
+              </w:rPr>
+              <w:t>Pixel only detection and temporal confirmation</w:t>
+            </w:r>
+          </w:p>
+        </w:tc>
+        <w:tc>
+          <w:tcPr>
+            <w:tcW w:type="dxa" w:w="2016"/>
+            <w:vAlign w:val="center"/>
+            <w:tcMar>
+              <w:top w:w="90" w:type="dxa"/>
+              <w:start w:w="110" w:type="dxa"/>
+              <w:bottom w:w="90" w:type="dxa"/>
+              <w:end w:w="110" w:type="dxa"/>
+            </w:tcMar>
+          </w:tcPr>
+          <w:p>
+            <w:pPr>
+              <w:spacing w:after="0"/>
+            </w:pPr>
+            <w:r>
+              <w:rPr>
+                <w:sz w:val="17"/>
+              </w:rPr>
+              <w:t>At most 2 s</w:t>
+            </w:r>
+          </w:p>
+        </w:tc>
+      </w:tr>
+      <w:tr>
+        <w:trPr>
+          <w:cantSplit/>
+        </w:trPr>
+        <w:tc>
+          <w:tcPr>
+            <w:tcW w:type="dxa" w:w="2088"/>
+            <w:vAlign w:val="center"/>
+            <w:tcMar>
+              <w:top w:w="90" w:type="dxa"/>
+              <w:start w:w="110" w:type="dxa"/>
+              <w:bottom w:w="90" w:type="dxa"/>
+              <w:end w:w="110" w:type="dxa"/>
+            </w:tcMar>
+            <w:shd w:fill="EEF4F7"/>
+          </w:tcPr>
+          <w:p>
+            <w:pPr>
+              <w:spacing w:after="0"/>
+            </w:pPr>
+            <w:r>
+              <w:rPr>
+                <w:sz w:val="17"/>
+              </w:rPr>
+              <w:t>Reacquisition</w:t>
+            </w:r>
+          </w:p>
+        </w:tc>
+        <w:tc>
+          <w:tcPr>
+            <w:tcW w:type="dxa" w:w="5400"/>
+            <w:vAlign w:val="center"/>
+            <w:tcMar>
+              <w:top w:w="90" w:type="dxa"/>
+              <w:start w:w="110" w:type="dxa"/>
+              <w:bottom w:w="90" w:type="dxa"/>
+              <w:end w:w="110" w:type="dxa"/>
+            </w:tcMar>
+            <w:shd w:fill="EEF4F7"/>
+          </w:tcPr>
+          <w:p>
+            <w:pPr>
+              <w:spacing w:after="0"/>
+            </w:pPr>
+            <w:r>
+              <w:rPr>
+                <w:sz w:val="17"/>
+              </w:rPr>
+              <w:t>Coast local search then global search</w:t>
+            </w:r>
+          </w:p>
+        </w:tc>
+        <w:tc>
+          <w:tcPr>
+            <w:tcW w:type="dxa" w:w="2016"/>
+            <w:vAlign w:val="center"/>
+            <w:tcMar>
+              <w:top w:w="90" w:type="dxa"/>
+              <w:start w:w="110" w:type="dxa"/>
+              <w:bottom w:w="90" w:type="dxa"/>
+              <w:end w:w="110" w:type="dxa"/>
+            </w:tcMar>
+            <w:shd w:fill="EEF4F7"/>
+          </w:tcPr>
+          <w:p>
+            <w:pPr>
+              <w:spacing w:after="0"/>
+            </w:pPr>
+            <w:r>
+              <w:rPr>
+                <w:sz w:val="17"/>
+              </w:rPr>
+              <w:t>At most 1 s</w:t>
+            </w:r>
+          </w:p>
+        </w:tc>
+      </w:tr>
+      <w:tr>
+        <w:trPr>
+          <w:cantSplit/>
+        </w:trPr>
+        <w:tc>
+          <w:tcPr>
+            <w:tcW w:type="dxa" w:w="2088"/>
+            <w:vAlign w:val="center"/>
+            <w:tcMar>
+              <w:top w:w="90" w:type="dxa"/>
+              <w:start w:w="110" w:type="dxa"/>
+              <w:bottom w:w="90" w:type="dxa"/>
+              <w:end w:w="110" w:type="dxa"/>
+            </w:tcMar>
+          </w:tcPr>
+          <w:p>
+            <w:pPr>
+              <w:spacing w:after="0"/>
+            </w:pPr>
+            <w:r>
+              <w:rPr>
+                <w:sz w:val="17"/>
+              </w:rPr>
+              <w:t>Pointing</w:t>
+            </w:r>
+          </w:p>
+        </w:tc>
+        <w:tc>
+          <w:tcPr>
+            <w:tcW w:type="dxa" w:w="5400"/>
+            <w:vAlign w:val="center"/>
+            <w:tcMar>
+              <w:top w:w="90" w:type="dxa"/>
+              <w:start w:w="110" w:type="dxa"/>
+              <w:bottom w:w="90" w:type="dxa"/>
+              <w:end w:w="110" w:type="dxa"/>
+            </w:tcMar>
+          </w:tcPr>
+          <w:p>
+            <w:pPr>
+              <w:spacing w:after="0"/>
+            </w:pPr>
+            <w:r>
+              <w:rPr>
+                <w:sz w:val="17"/>
+              </w:rPr>
+              <w:t>Distance from beacon truth to optical axis</w:t>
+            </w:r>
+          </w:p>
+        </w:tc>
+        <w:tc>
+          <w:tcPr>
+            <w:tcW w:type="dxa" w:w="2016"/>
+            <w:vAlign w:val="center"/>
+            <w:tcMar>
+              <w:top w:w="90" w:type="dxa"/>
+              <w:start w:w="110" w:type="dxa"/>
+              <w:bottom w:w="90" w:type="dxa"/>
+              <w:end w:w="110" w:type="dxa"/>
+            </w:tcMar>
+          </w:tcPr>
+          <w:p>
+            <w:pPr>
+              <w:spacing w:after="0"/>
+            </w:pPr>
+            <w:r>
+              <w:rPr>
+                <w:sz w:val="17"/>
+              </w:rPr>
+              <w:t>Mean at most 10 px</w:t>
+            </w:r>
+          </w:p>
+        </w:tc>
+      </w:tr>
+      <w:tr>
+        <w:trPr>
+          <w:cantSplit/>
+        </w:trPr>
+        <w:tc>
+          <w:tcPr>
+            <w:tcW w:type="dxa" w:w="2088"/>
+            <w:vAlign w:val="center"/>
+            <w:tcMar>
+              <w:top w:w="90" w:type="dxa"/>
+              <w:start w:w="110" w:type="dxa"/>
+              <w:bottom w:w="90" w:type="dxa"/>
+              <w:end w:w="110" w:type="dxa"/>
+            </w:tcMar>
+            <w:shd w:fill="EEF4F7"/>
+          </w:tcPr>
+          <w:p>
+            <w:pPr>
+              <w:spacing w:after="0"/>
+            </w:pPr>
+            <w:r>
+              <w:rPr>
+                <w:sz w:val="17"/>
+              </w:rPr>
+              <w:t>Strict lock</w:t>
+            </w:r>
+          </w:p>
+        </w:tc>
+        <w:tc>
+          <w:tcPr>
+            <w:tcW w:type="dxa" w:w="5400"/>
+            <w:vAlign w:val="center"/>
+            <w:tcMar>
+              <w:top w:w="90" w:type="dxa"/>
+              <w:start w:w="110" w:type="dxa"/>
+              <w:bottom w:w="90" w:type="dxa"/>
+              <w:end w:w="110" w:type="dxa"/>
+            </w:tcMar>
+            <w:shd w:fill="EEF4F7"/>
+          </w:tcPr>
+          <w:p>
+            <w:pPr>
+              <w:spacing w:after="0"/>
+            </w:pPr>
+            <w:r>
+              <w:rPr>
+                <w:sz w:val="17"/>
+              </w:rPr>
+              <w:t>Real TRACK detection and offset at most 10 px</w:t>
+            </w:r>
+          </w:p>
+        </w:tc>
+        <w:tc>
+          <w:tcPr>
+            <w:tcW w:type="dxa" w:w="2016"/>
+            <w:vAlign w:val="center"/>
+            <w:tcMar>
+              <w:top w:w="90" w:type="dxa"/>
+              <w:start w:w="110" w:type="dxa"/>
+              <w:bottom w:w="90" w:type="dxa"/>
+              <w:end w:w="110" w:type="dxa"/>
+            </w:tcMar>
+            <w:shd w:fill="EEF4F7"/>
+          </w:tcPr>
+          <w:p>
+            <w:pPr>
+              <w:spacing w:after="0"/>
+            </w:pPr>
+            <w:r>
+              <w:rPr>
+                <w:sz w:val="17"/>
+              </w:rPr>
+              <w:t>Maximize retention</w:t>
+            </w:r>
+          </w:p>
+        </w:tc>
+      </w:tr>
+      <w:tr>
+        <w:trPr>
+          <w:cantSplit/>
+        </w:trPr>
+        <w:tc>
+          <w:tcPr>
+            <w:tcW w:type="dxa" w:w="2088"/>
+            <w:vAlign w:val="center"/>
+            <w:tcMar>
+              <w:top w:w="90" w:type="dxa"/>
+              <w:start w:w="110" w:type="dxa"/>
+              <w:bottom w:w="90" w:type="dxa"/>
+              <w:end w:w="110" w:type="dxa"/>
+            </w:tcMar>
+          </w:tcPr>
+          <w:p>
+            <w:pPr>
+              <w:spacing w:after="0"/>
+            </w:pPr>
+            <w:r>
+              <w:rPr>
+                <w:sz w:val="17"/>
+              </w:rPr>
+              <w:t>Processing</w:t>
+            </w:r>
+          </w:p>
+        </w:tc>
+        <w:tc>
+          <w:tcPr>
+            <w:tcW w:type="dxa" w:w="5400"/>
+            <w:vAlign w:val="center"/>
+            <w:tcMar>
+              <w:top w:w="90" w:type="dxa"/>
+              <w:start w:w="110" w:type="dxa"/>
+              <w:bottom w:w="90" w:type="dxa"/>
+              <w:end w:w="110" w:type="dxa"/>
+            </w:tcMar>
+          </w:tcPr>
+          <w:p>
+            <w:pPr>
+              <w:spacing w:after="0"/>
+            </w:pPr>
+            <w:r>
+              <w:rPr>
+                <w:sz w:val="17"/>
+              </w:rPr>
+              <w:t>Measured wall clock time per frame</w:t>
+            </w:r>
+          </w:p>
+        </w:tc>
+        <w:tc>
+          <w:tcPr>
+            <w:tcW w:type="dxa" w:w="2016"/>
+            <w:vAlign w:val="center"/>
+            <w:tcMar>
+              <w:top w:w="90" w:type="dxa"/>
+              <w:start w:w="110" w:type="dxa"/>
+              <w:bottom w:w="90" w:type="dxa"/>
+              <w:end w:w="110" w:type="dxa"/>
+            </w:tcMar>
+          </w:tcPr>
+          <w:p>
+            <w:pPr>
+              <w:spacing w:after="0"/>
+            </w:pPr>
+            <w:r>
+              <w:rPr>
+                <w:sz w:val="17"/>
+              </w:rPr>
+              <w:t>At least 20 FPS</w:t>
+            </w:r>
+          </w:p>
+        </w:tc>
+      </w:tr>
+      <w:tr>
+        <w:trPr>
+          <w:cantSplit/>
+        </w:trPr>
+        <w:tc>
+          <w:tcPr>
+            <w:tcW w:type="dxa" w:w="2088"/>
+            <w:vAlign w:val="center"/>
+            <w:tcMar>
+              <w:top w:w="90" w:type="dxa"/>
+              <w:start w:w="110" w:type="dxa"/>
+              <w:bottom w:w="90" w:type="dxa"/>
+              <w:end w:w="110" w:type="dxa"/>
+            </w:tcMar>
+            <w:shd w:fill="EEF4F7"/>
+          </w:tcPr>
+          <w:p>
+            <w:pPr>
+              <w:spacing w:after="0"/>
+            </w:pPr>
+            <w:r>
+              <w:rPr>
+                <w:sz w:val="17"/>
+              </w:rPr>
+              <w:t>Evidence</w:t>
+            </w:r>
+          </w:p>
+        </w:tc>
+        <w:tc>
+          <w:tcPr>
+            <w:tcW w:type="dxa" w:w="5400"/>
+            <w:vAlign w:val="center"/>
+            <w:tcMar>
+              <w:top w:w="90" w:type="dxa"/>
+              <w:start w:w="110" w:type="dxa"/>
+              <w:bottom w:w="90" w:type="dxa"/>
+              <w:end w:w="110" w:type="dxa"/>
+            </w:tcMar>
+            <w:shd w:fill="EEF4F7"/>
+          </w:tcPr>
+          <w:p>
+            <w:pPr>
+              <w:spacing w:after="0"/>
+            </w:pPr>
+            <w:r>
+              <w:rPr>
+                <w:sz w:val="17"/>
+              </w:rPr>
+              <w:t>CSV JSON HTML and seeded configuration</w:t>
+            </w:r>
+          </w:p>
+        </w:tc>
+        <w:tc>
+          <w:tcPr>
+            <w:tcW w:type="dxa" w:w="2016"/>
+            <w:vAlign w:val="center"/>
+            <w:tcMar>
+              <w:top w:w="90" w:type="dxa"/>
+              <w:start w:w="110" w:type="dxa"/>
+              <w:bottom w:w="90" w:type="dxa"/>
+              <w:end w:w="110" w:type="dxa"/>
+            </w:tcMar>
+            <w:shd w:fill="EEF4F7"/>
+          </w:tcPr>
+          <w:p>
+            <w:pPr>
+              <w:spacing w:after="0"/>
+            </w:pPr>
+            <w:r>
+              <w:rPr>
+                <w:sz w:val="17"/>
+              </w:rPr>
+              <w:t>Automatic export</w:t>
+            </w:r>
+          </w:p>
+        </w:tc>
+      </w:tr>
+    </w:tbl>
+    <w:p/>
+    <w:p>
+      <w:pPr>
+        <w:pStyle w:val="Heading2"/>
+        <w:keepNext/>
+      </w:pPr>
+      <w:r>
+        <w:t>Correct Interpretation of the Display</w:t>
+      </w:r>
+    </w:p>
+    <w:p>
+      <w:r>
+        <w:t>Beacon confidence is a detector and verifier score, not an accuracy percentage. Centroid error measures how closely a detection matches the beacon centre. Camera offset measures how far the actual beacon is from the optical axis and is the primary coarse pointing result. Strict lock counts only real detections in TRACK within 10 pixels; predicted COAST frames are not reported as a valid lock.</w:t>
+      </w:r>
+    </w:p>
+    <w:p>
+      <w:r>
+        <w:br w:type="page"/>
+      </w:r>
+    </w:p>
+    <w:p>
+      <w:pPr>
+        <w:pStyle w:val="Heading1"/>
+        <w:keepNext/>
+      </w:pPr>
+      <w:r>
+        <w:t>System Architecture</w:t>
+      </w:r>
+    </w:p>
+    <w:p>
+      <w:pPr>
+        <w:jc w:val="center"/>
+      </w:pPr>
+      <w:r>
+        <w:drawing>
+          <wp:inline xmlns:a="http://schemas.openxmlformats.org/drawingml/2006/main" xmlns:pic="http://schemas.openxmlformats.org/drawingml/2006/picture">
+            <wp:extent cx="6126480" cy="2450592"/>
+            <wp:docPr id="1" name="Picture 1" descr="Figure 1  Runtime modules and information boundaries" title="Figure 1  Runtime modules and information boundaries"/>
+            <wp:cNvGraphicFramePr>
+              <a:graphicFrameLocks noChangeAspect="1"/>
+            </wp:cNvGraphicFramePr>
+            <a:graphic>
+              <a:graphicData uri="http://schemas.openxmlformats.org/drawingml/2006/picture">
+                <pic:pic>
+                  <pic:nvPicPr>
+                    <pic:cNvPr id="0" name="architecture-phase9.png"/>
+                    <pic:cNvPicPr/>
+                  </pic:nvPicPr>
+                  <pic:blipFill>
+                    <a:blip r:embed="rId11"/>
+                    <a:stretch>
+                      <a:fillRect/>
+                    </a:stretch>
+                  </pic:blipFill>
+                  <pic:spPr>
+                    <a:xfrm>
+                      <a:off x="0" y="0"/>
+                      <a:ext cx="6126480" cy="2450592"/>
+                    </a:xfrm>
+                    <a:prstGeom prst="rect"/>
+                  </pic:spPr>
+                </pic:pic>
+              </a:graphicData>
+            </a:graphic>
+          </wp:inline>
+        </w:drawing>
+      </w:r>
+    </w:p>
+    <w:p>
+      <w:pPr>
+        <w:pStyle w:val="Caption"/>
+        <w:jc w:val="center"/>
+        <w:keepNext/>
+      </w:pPr>
+      <w:r>
+        <w:t>Figure 1  Runtime modules and information boundaries</w:t>
+      </w:r>
+    </w:p>
+    <w:p>
+      <w:r>
+        <w:t>Simulation video and image directories implement one frame contract containing an index timestamp and image. The classical detector runs on every frame, while the bundled ONNX verifier contributes soft evidence at 10 Hz inside the 30 Hz control loop. When configured, CodeLock sits between visual candidate generation and the motion tracker. The tracker and controller never import simulator coordinates.</w:t>
+      </w:r>
+    </w:p>
+    <w:p>
+      <w:r>
+        <w:t>Ground truth follows a separate evaluation path used by visualization and metrics only. This boundary prevents the closed loop from reading an ideal target position and ensures that successful tracking originates from the pixels presented to the algorithm.</w:t>
+      </w:r>
+    </w:p>
+    <w:p>
+      <w:r>
+        <w:br w:type="page"/>
+      </w:r>
+    </w:p>
+    <w:p>
+      <w:pPr>
+        <w:pStyle w:val="Heading1"/>
+        <w:keepNext/>
+      </w:pPr>
+      <w:r>
+        <w:t>Virtual Environment Camera and Sources</w:t>
+      </w:r>
+    </w:p>
+    <w:p>
+      <w:r>
+        <w:t>Simulation time is derived from the integer frame index. A scenario stores the seed, target motion, camera parameters, disturbances, duration, and output formats, so a failed case can be replayed on another machine. The renderer produces a clean frame before the deterministic disturbance pipeline creates the camera frame used by detection.</w:t>
+      </w:r>
+    </w:p>
+    <w:p>
+      <w:pPr>
+        <w:pStyle w:val="Heading2"/>
+        <w:keepNext/>
+      </w:pPr>
+      <w:r>
+        <w:t>Target and Camera Models</w:t>
+      </w:r>
+    </w:p>
+    <w:tbl>
+      <w:tblPr>
+        <w:tblW w:type="auto" w:w="0"/>
+        <w:jc w:val="center"/>
+        <w:tblLayout w:type="fixed"/>
+        <w:tblLook w:firstColumn="1" w:firstRow="1" w:lastColumn="0" w:lastRow="0" w:noHBand="0" w:noVBand="1" w:val="04A0"/>
+        <w:tblBorders>
+          <w:top w:val="single" w:sz="4" w:color="D9D9D9"/>
+          <w:left w:val="single" w:sz="4" w:color="D9D9D9"/>
+          <w:bottom w:val="single" w:sz="4" w:color="D9D9D9"/>
+          <w:right w:val="single" w:sz="4" w:color="D9D9D9"/>
+          <w:insideH w:val="single" w:sz="4" w:color="D9D9D9"/>
+          <w:insideV w:val="single" w:sz="4" w:color="D9D9D9"/>
+        </w:tblBorders>
+      </w:tblPr>
+      <w:tblGrid>
+        <w:gridCol w:w="2232"/>
+        <w:gridCol w:w="4392"/>
+        <w:gridCol w:w="2880"/>
+      </w:tblGrid>
+      <w:tr>
+        <w:trPr>
+          <w:tblHeader w:val="true"/>
+          <w:cantSplit/>
+        </w:trPr>
+        <w:tc>
+          <w:tcPr>
+            <w:tcW w:type="dxa" w:w="2232"/>
+            <w:shd w:fill="17324D"/>
+            <w:vAlign w:val="center"/>
+            <w:tcMar>
+              <w:top w:w="90" w:type="dxa"/>
+              <w:start w:w="110" w:type="dxa"/>
+              <w:bottom w:w="90" w:type="dxa"/>
+              <w:end w:w="110" w:type="dxa"/>
+            </w:tcMar>
+          </w:tcPr>
+          <w:p>
+            <w:r>
+              <w:rPr>
+                <w:b/>
+                <w:color w:val="FFFFFF"/>
+                <w:sz w:val="18"/>
+              </w:rPr>
+              <w:t>Component</w:t>
+            </w:r>
+          </w:p>
+        </w:tc>
+        <w:tc>
+          <w:tcPr>
+            <w:tcW w:type="dxa" w:w="4392"/>
+            <w:shd w:fill="17324D"/>
+            <w:vAlign w:val="center"/>
+            <w:tcMar>
+              <w:top w:w="90" w:type="dxa"/>
+              <w:start w:w="110" w:type="dxa"/>
+              <w:bottom w:w="90" w:type="dxa"/>
+              <w:end w:w="110" w:type="dxa"/>
+            </w:tcMar>
+          </w:tcPr>
+          <w:p>
+            <w:r>
+              <w:rPr>
+                <w:b/>
+                <w:color w:val="FFFFFF"/>
+                <w:sz w:val="18"/>
+              </w:rPr>
+              <w:t>Implemented behavior</w:t>
+            </w:r>
+          </w:p>
+        </w:tc>
+        <w:tc>
+          <w:tcPr>
+            <w:tcW w:type="dxa" w:w="2880"/>
+            <w:shd w:fill="17324D"/>
+            <w:vAlign w:val="center"/>
+            <w:tcMar>
+              <w:top w:w="90" w:type="dxa"/>
+              <w:start w:w="110" w:type="dxa"/>
+              <w:bottom w:w="90" w:type="dxa"/>
+              <w:end w:w="110" w:type="dxa"/>
+            </w:tcMar>
+          </w:tcPr>
+          <w:p>
+            <w:r>
+              <w:rPr>
+                <w:b/>
+                <w:color w:val="FFFFFF"/>
+                <w:sz w:val="18"/>
+              </w:rPr>
+              <w:t>Purpose</w:t>
+            </w:r>
+          </w:p>
+        </w:tc>
+      </w:tr>
+      <w:tr>
+        <w:trPr>
+          <w:cantSplit/>
+        </w:trPr>
+        <w:tc>
+          <w:tcPr>
+            <w:tcW w:type="dxa" w:w="2232"/>
+            <w:vAlign w:val="center"/>
+            <w:tcMar>
+              <w:top w:w="90" w:type="dxa"/>
+              <w:start w:w="110" w:type="dxa"/>
+              <w:bottom w:w="90" w:type="dxa"/>
+              <w:end w:w="110" w:type="dxa"/>
+            </w:tcMar>
+          </w:tcPr>
+          <w:p>
+            <w:pPr>
+              <w:spacing w:after="0"/>
+            </w:pPr>
+            <w:r>
+              <w:rPr>
+                <w:sz w:val="17"/>
+              </w:rPr>
+              <w:t>Straight trajectory</w:t>
+            </w:r>
+          </w:p>
+        </w:tc>
+        <w:tc>
+          <w:tcPr>
+            <w:tcW w:type="dxa" w:w="4392"/>
+            <w:vAlign w:val="center"/>
+            <w:tcMar>
+              <w:top w:w="90" w:type="dxa"/>
+              <w:start w:w="110" w:type="dxa"/>
+              <w:bottom w:w="90" w:type="dxa"/>
+              <w:end w:w="110" w:type="dxa"/>
+            </w:tcMar>
+          </w:tcPr>
+          <w:p>
+            <w:pPr>
+              <w:spacing w:after="0"/>
+            </w:pPr>
+            <w:r>
+              <w:rPr>
+                <w:sz w:val="17"/>
+              </w:rPr>
+              <w:t>Speed heading and boundary reflection</w:t>
+            </w:r>
+          </w:p>
+        </w:tc>
         <w:tc>
           <w:tcPr>
             <w:tcW w:type="dxa" w:w="2880"/>
@@ -297,13 +1650,18 @@
               <w:rPr>
                 <w:sz w:val="17"/>
               </w:rPr>
-              <w:t>World and camera</w:t>
+              <w:t>Baseline and dropout</w:t>
             </w:r>
           </w:p>
         </w:tc>
+      </w:tr>
+      <w:tr>
+        <w:trPr>
+          <w:cantSplit/>
+        </w:trPr>
         <w:tc>
           <w:tcPr>
-            <w:tcW w:type="dxa" w:w="4176"/>
+            <w:tcW w:type="dxa" w:w="2232"/>
             <w:vAlign w:val="center"/>
             <w:tcMar>
               <w:top w:w="90" w:type="dxa"/>
@@ -311,6 +1669,7 @@
               <w:bottom w:w="90" w:type="dxa"/>
               <w:end w:w="110" w:type="dxa"/>
             </w:tcMar>
+            <w:shd w:fill="EEF4F7"/>
           </w:tcPr>
           <w:p>
             <w:pPr>
@@ -320,13 +1679,13 @@
               <w:rPr>
                 <w:sz w:val="17"/>
               </w:rPr>
-              <w:t>2000 by 2000 world  640 by 480 viewport</w:t>
+              <w:t>Circular trajectory</w:t>
             </w:r>
           </w:p>
         </w:tc>
         <w:tc>
           <w:tcPr>
-            <w:tcW w:type="dxa" w:w="2448"/>
+            <w:tcW w:type="dxa" w:w="4392"/>
             <w:vAlign w:val="center"/>
             <w:tcMar>
               <w:top w:w="90" w:type="dxa"/>
@@ -334,6 +1693,7 @@
               <w:bottom w:w="90" w:type="dxa"/>
               <w:end w:w="110" w:type="dxa"/>
             </w:tcMar>
+            <w:shd w:fill="EEF4F7"/>
           </w:tcPr>
           <w:p>
             <w:pPr>
@@ -343,12 +1703,10 @@
               <w:rPr>
                 <w:sz w:val="17"/>
               </w:rPr>
-              <w:t>Configurable</w:t>
+              <w:t>Radius and period</w:t>
             </w:r>
           </w:p>
         </w:tc>
-      </w:tr>
-      <w:tr>
         <w:tc>
           <w:tcPr>
             <w:tcW w:type="dxa" w:w="2880"/>
@@ -369,13 +1727,18 @@
               <w:rPr>
                 <w:sz w:val="17"/>
               </w:rPr>
-              <w:t>Field of view</w:t>
+              <w:t>Continuous curvature</w:t>
             </w:r>
           </w:p>
         </w:tc>
+      </w:tr>
+      <w:tr>
+        <w:trPr>
+          <w:cantSplit/>
+        </w:trPr>
         <w:tc>
           <w:tcPr>
-            <w:tcW w:type="dxa" w:w="4176"/>
+            <w:tcW w:type="dxa" w:w="2232"/>
             <w:vAlign w:val="center"/>
             <w:tcMar>
               <w:top w:w="90" w:type="dxa"/>
@@ -383,7 +1746,6 @@
               <w:bottom w:w="90" w:type="dxa"/>
               <w:end w:w="110" w:type="dxa"/>
             </w:tcMar>
-            <w:shd w:fill="EEF4F7"/>
           </w:tcPr>
           <w:p>
             <w:pPr>
@@ -393,13 +1755,13 @@
               <w:rPr>
                 <w:sz w:val="17"/>
               </w:rPr>
-              <w:t>4 by 3 degrees</w:t>
+              <w:t>Figure eight</w:t>
             </w:r>
           </w:p>
         </w:tc>
         <w:tc>
           <w:tcPr>
-            <w:tcW w:type="dxa" w:w="2448"/>
+            <w:tcW w:type="dxa" w:w="4392"/>
             <w:vAlign w:val="center"/>
             <w:tcMar>
               <w:top w:w="90" w:type="dxa"/>
@@ -407,7 +1769,6 @@
               <w:bottom w:w="90" w:type="dxa"/>
               <w:end w:w="110" w:type="dxa"/>
             </w:tcMar>
-            <w:shd w:fill="EEF4F7"/>
           </w:tcPr>
           <w:p>
             <w:pPr>
@@ -417,12 +1778,10 @@
               <w:rPr>
                 <w:sz w:val="17"/>
               </w:rPr>
-              <w:t>Configurable</w:t>
+              <w:t>Width height and period</w:t>
             </w:r>
           </w:p>
         </w:tc>
-      </w:tr>
-      <w:tr>
         <w:tc>
           <w:tcPr>
             <w:tcW w:type="dxa" w:w="2880"/>
@@ -442,13 +1801,18 @@
               <w:rPr>
                 <w:sz w:val="17"/>
               </w:rPr>
-              <w:t>Camera update</w:t>
+              <w:t>Velocity reversal</w:t>
             </w:r>
           </w:p>
         </w:tc>
+      </w:tr>
+      <w:tr>
+        <w:trPr>
+          <w:cantSplit/>
+        </w:trPr>
         <w:tc>
           <w:tcPr>
-            <w:tcW w:type="dxa" w:w="4176"/>
+            <w:tcW w:type="dxa" w:w="2232"/>
             <w:vAlign w:val="center"/>
             <w:tcMar>
               <w:top w:w="90" w:type="dxa"/>
@@ -456,6 +1820,7 @@
               <w:bottom w:w="90" w:type="dxa"/>
               <w:end w:w="110" w:type="dxa"/>
             </w:tcMar>
+            <w:shd w:fill="EEF4F7"/>
           </w:tcPr>
           <w:p>
             <w:pPr>
@@ -465,13 +1830,13 @@
               <w:rPr>
                 <w:sz w:val="17"/>
               </w:rPr>
-              <w:t>30 Hz</w:t>
+              <w:t>Random trajectory</w:t>
             </w:r>
           </w:p>
         </w:tc>
         <w:tc>
           <w:tcPr>
-            <w:tcW w:type="dxa" w:w="2448"/>
+            <w:tcW w:type="dxa" w:w="4392"/>
             <w:vAlign w:val="center"/>
             <w:tcMar>
               <w:top w:w="90" w:type="dxa"/>
@@ -479,6 +1844,7 @@
               <w:bottom w:w="90" w:type="dxa"/>
               <w:end w:w="110" w:type="dxa"/>
             </w:tcMar>
+            <w:shd w:fill="EEF4F7"/>
           </w:tcPr>
           <w:p>
             <w:pPr>
@@ -488,12 +1854,10 @@
               <w:rPr>
                 <w:sz w:val="17"/>
               </w:rPr>
-              <w:t>At least 30 Hz</w:t>
+              <w:t>Bounded speed and turn interval</w:t>
             </w:r>
           </w:p>
         </w:tc>
-      </w:tr>
-      <w:tr>
         <w:tc>
           <w:tcPr>
             <w:tcW w:type="dxa" w:w="2880"/>
@@ -514,13 +1878,18 @@
               <w:rPr>
                 <w:sz w:val="17"/>
               </w:rPr>
-              <w:t>Control update</w:t>
+              <w:t>Unpredictable motion</w:t>
             </w:r>
           </w:p>
         </w:tc>
+      </w:tr>
+      <w:tr>
+        <w:trPr>
+          <w:cantSplit/>
+        </w:trPr>
         <w:tc>
           <w:tcPr>
-            <w:tcW w:type="dxa" w:w="4176"/>
+            <w:tcW w:type="dxa" w:w="2232"/>
             <w:vAlign w:val="center"/>
             <w:tcMar>
               <w:top w:w="90" w:type="dxa"/>
@@ -528,7 +1897,6 @@
               <w:bottom w:w="90" w:type="dxa"/>
               <w:end w:w="110" w:type="dxa"/>
             </w:tcMar>
-            <w:shd w:fill="EEF4F7"/>
           </w:tcPr>
           <w:p>
             <w:pPr>
@@ -538,13 +1906,13 @@
               <w:rPr>
                 <w:sz w:val="17"/>
               </w:rPr>
-              <w:t>30 Hz</w:t>
+              <w:t>Virtual camera</w:t>
             </w:r>
           </w:p>
         </w:tc>
         <w:tc>
           <w:tcPr>
-            <w:tcW w:type="dxa" w:w="2448"/>
+            <w:tcW w:type="dxa" w:w="4392"/>
             <w:vAlign w:val="center"/>
             <w:tcMar>
               <w:top w:w="90" w:type="dxa"/>
@@ -552,7 +1920,6 @@
               <w:bottom w:w="90" w:type="dxa"/>
               <w:end w:w="110" w:type="dxa"/>
             </w:tcMar>
-            <w:shd w:fill="EEF4F7"/>
           </w:tcPr>
           <w:p>
             <w:pPr>
@@ -562,12 +1929,10 @@
               <w:rPr>
                 <w:sz w:val="17"/>
               </w:rPr>
-              <w:t>At least 20 Hz</w:t>
+              <w:t>Angular rate acceleration position and world limits</w:t>
             </w:r>
           </w:p>
         </w:tc>
-      </w:tr>
-      <w:tr>
         <w:tc>
           <w:tcPr>
             <w:tcW w:type="dxa" w:w="2880"/>
@@ -587,13 +1952,367 @@
               <w:rPr>
                 <w:sz w:val="17"/>
               </w:rPr>
-              <w:t>Pan and tilt speed</w:t>
+              <w:t>Realistic actuation</w:t>
+            </w:r>
+          </w:p>
+        </w:tc>
+      </w:tr>
+      <w:tr>
+        <w:trPr>
+          <w:cantSplit/>
+        </w:trPr>
+        <w:tc>
+          <w:tcPr>
+            <w:tcW w:type="dxa" w:w="2232"/>
+            <w:vAlign w:val="center"/>
+            <w:tcMar>
+              <w:top w:w="90" w:type="dxa"/>
+              <w:start w:w="110" w:type="dxa"/>
+              <w:bottom w:w="90" w:type="dxa"/>
+              <w:end w:w="110" w:type="dxa"/>
+            </w:tcMar>
+            <w:shd w:fill="EEF4F7"/>
+          </w:tcPr>
+          <w:p>
+            <w:pPr>
+              <w:spacing w:after="0"/>
+            </w:pPr>
+            <w:r>
+              <w:rPr>
+                <w:sz w:val="17"/>
+              </w:rPr>
+              <w:t>Raster survey</w:t>
             </w:r>
           </w:p>
         </w:tc>
         <w:tc>
           <w:tcPr>
-            <w:tcW w:type="dxa" w:w="4176"/>
+            <w:tcW w:type="dxa" w:w="4392"/>
+            <w:vAlign w:val="center"/>
+            <w:tcMar>
+              <w:top w:w="90" w:type="dxa"/>
+              <w:start w:w="110" w:type="dxa"/>
+              <w:bottom w:w="90" w:type="dxa"/>
+              <w:end w:w="110" w:type="dxa"/>
+            </w:tcMar>
+            <w:shd w:fill="EEF4F7"/>
+          </w:tcPr>
+          <w:p>
+            <w:pPr>
+              <w:spacing w:after="0"/>
+            </w:pPr>
+            <w:r>
+              <w:rPr>
+                <w:sz w:val="17"/>
+              </w:rPr>
+              <w:t>Fast centre and corner survey then overlapping bands</w:t>
+            </w:r>
+          </w:p>
+        </w:tc>
+        <w:tc>
+          <w:tcPr>
+            <w:tcW w:type="dxa" w:w="2880"/>
+            <w:vAlign w:val="center"/>
+            <w:tcMar>
+              <w:top w:w="90" w:type="dxa"/>
+              <w:start w:w="110" w:type="dxa"/>
+              <w:bottom w:w="90" w:type="dxa"/>
+              <w:end w:w="110" w:type="dxa"/>
+            </w:tcMar>
+            <w:shd w:fill="EEF4F7"/>
+          </w:tcPr>
+          <w:p>
+            <w:pPr>
+              <w:spacing w:after="0"/>
+            </w:pPr>
+            <w:r>
+              <w:rPr>
+                <w:sz w:val="17"/>
+              </w:rPr>
+              <w:t>Global acquisition</w:t>
+            </w:r>
+          </w:p>
+        </w:tc>
+      </w:tr>
+    </w:tbl>
+    <w:p/>
+    <w:p>
+      <w:pPr>
+        <w:pStyle w:val="Heading2"/>
+        <w:keepNext/>
+      </w:pPr>
+      <w:r>
+        <w:t>Frame Sources</w:t>
+      </w:r>
+    </w:p>
+    <w:p>
+      <w:r>
+        <w:t>OpenCV decodes MP4 AVI MOV and MKV recordings. Directories accept naturally sorted PNG JPEG BMP and TIFF frames. Missing or unreliable presentation timestamps are replaced by strictly increasing values based on the configured frame rate. Recorded analysis provides detection confidence state and timing, but correctly omits truth based errors.</w:t>
+      </w:r>
+    </w:p>
+    <w:p>
+      <w:r>
+        <w:br w:type="page"/>
+      </w:r>
+    </w:p>
+    <w:p>
+      <w:pPr>
+        <w:pStyle w:val="Heading1"/>
+        <w:keepNext/>
+      </w:pPr>
+      <w:r>
+        <w:t>Detection and AI Verification</w:t>
+      </w:r>
+    </w:p>
+    <w:p>
+      <w:pPr>
+        <w:pStyle w:val="Heading2"/>
+        <w:keepNext/>
+      </w:pPr>
+      <w:r>
+        <w:t>Classical Candidate Generation</w:t>
+      </w:r>
+    </w:p>
+    <w:p>
+      <w:r>
+        <w:t>Each frame is converted to monochrome, locally contrast enhanced, and filtered at two spatial scales. A robust median and median absolute deviation threshold isolates bright compact regions. Connected components are filtered by area diameter aspect ratio compactness peak brightness and local contrast. Intensity weighted moments produce subpixel centroids.</w:t>
+      </w:r>
+    </w:p>
+    <w:p>
+      <w:pPr>
+        <w:pStyle w:val="Heading2"/>
+        <w:keepNext/>
+      </w:pPr>
+      <w:r>
+        <w:t>AI Assisted Verification</w:t>
+      </w:r>
+    </w:p>
+    <w:p>
+      <w:r>
+        <w:t>A compact convolutional verifier supplies independent evidence that a candidate resembles an optical beacon. Eight learned 3 by 3 filters feed ReLU activation 2 by 2 max pooling and a logistic output head with 2049 trainable output parameters. The 8.8 KB ONNX model reached 97.20 percent accuracy on a separately seeded synthetic validation set. OpenCV DNN is the default CPU backend and ONNX Runtime remains optional.</w:t>
+      </w:r>
+    </w:p>
+    <w:p>
+      <w:pPr>
+        <w:pStyle w:val="Heading2"/>
+        <w:keepNext/>
+      </w:pPr>
+      <w:r>
+        <w:t>Temporal Acquisition</w:t>
+      </w:r>
+    </w:p>
+    <w:p>
+      <w:pPr>
+        <w:ind w:left="403" w:hanging="317"/>
+      </w:pPr>
+      <w:r>
+        <w:t>1.  Generate bright compact candidates from the current sensor frame.</w:t>
+      </w:r>
+    </w:p>
+    <w:p>
+      <w:pPr>
+        <w:ind w:left="403" w:hanging="317"/>
+      </w:pPr>
+      <w:r>
+        <w:t>2.  Fuse classical and periodic AI evidence without claiming confidence as geometric accuracy.</w:t>
+      </w:r>
+    </w:p>
+    <w:p>
+      <w:pPr>
+        <w:ind w:left="403" w:hanging="317"/>
+      </w:pPr>
+      <w:r>
+        <w:t>3.  Require spatially consistent measurements before entering TRACK.</w:t>
+      </w:r>
+    </w:p>
+    <w:p>
+      <w:pPr>
+        <w:ind w:left="403" w:hanging="317"/>
+      </w:pPr>
+      <w:r>
+        <w:t>4.  Use gated association so noise blobs do not replace the active target.</w:t>
+      </w:r>
+    </w:p>
+    <w:p>
+      <w:r>
+        <w:t>The AI verifier is deliberately not the only detection mechanism. Classical image processing preserves frame rate and explainability, while the neural score adds a second cue in visually ambiguous scenes.</w:t>
+      </w:r>
+    </w:p>
+    <w:p>
+      <w:r>
+        <w:br w:type="page"/>
+      </w:r>
+    </w:p>
+    <w:p>
+      <w:pPr>
+        <w:pStyle w:val="Heading1"/>
+        <w:keepNext/>
+      </w:pPr>
+      <w:r>
+        <w:t>CodeLock Optical Identity</w:t>
+      </w:r>
+    </w:p>
+    <w:p>
+      <w:r>
+        <w:t>CodeLock addresses a failure that position only tracking cannot solve: two moving lights may look identical while only one is the registered remote terminal. The simulator assigns the primary beacon and optional decoys independent repeating binary intensity patterns. The detector associates each candidate spatially and records local optical contrast together with the original frame index.</w:t>
+      </w:r>
+    </w:p>
+    <w:p>
+      <w:pPr>
+        <w:jc w:val="center"/>
+      </w:pPr>
+      <w:r>
+        <w:drawing>
+          <wp:inline xmlns:a="http://schemas.openxmlformats.org/drawingml/2006/main" xmlns:pic="http://schemas.openxmlformats.org/drawingml/2006/picture">
+            <wp:extent cx="6080760" cy="3116390"/>
+            <wp:docPr id="2" name="Picture 2" descr="Figure 2  CodeLock on and off controlled comparison" title="Figure 2  CodeLock on and off controlled comparison"/>
+            <wp:cNvGraphicFramePr>
+              <a:graphicFrameLocks noChangeAspect="1"/>
+            </wp:cNvGraphicFramePr>
+            <a:graphic>
+              <a:graphicData uri="http://schemas.openxmlformats.org/drawingml/2006/picture">
+                <pic:pic>
+                  <pic:nvPicPr>
+                    <pic:cNvPr id="0" name="codelock-phase9.png"/>
+                    <pic:cNvPicPr/>
+                  </pic:nvPicPr>
+                  <pic:blipFill>
+                    <a:blip r:embed="rId12"/>
+                    <a:stretch>
+                      <a:fillRect/>
+                    </a:stretch>
+                  </pic:blipFill>
+                  <pic:spPr>
+                    <a:xfrm>
+                      <a:off x="0" y="0"/>
+                      <a:ext cx="6080760" cy="3116390"/>
+                    </a:xfrm>
+                    <a:prstGeom prst="rect"/>
+                  </pic:spPr>
+                </pic:pic>
+              </a:graphicData>
+            </a:graphic>
+          </wp:inline>
+        </w:drawing>
+      </w:r>
+    </w:p>
+    <w:p>
+      <w:pPr>
+        <w:pStyle w:val="Caption"/>
+        <w:jc w:val="center"/>
+        <w:keepNext/>
+      </w:pPr>
+      <w:r>
+        <w:t>Figure 2  CodeLock on and off controlled comparison</w:t>
+      </w:r>
+    </w:p>
+    <w:p>
+      <w:r>
+        <w:t>The bundled QLX 07 pattern contains 13 symbols. CodeLock evaluates every cyclic phase with normalized correlation, so verification does not depend on starting at the first symbol. A candidate remains hidden from the Kalman tracker until one complete period is available and correlation reaches 0.70. The camera dwells during collection to avoid sweeping the candidate away.</w:t>
+      </w:r>
+    </w:p>
+    <w:tbl>
+      <w:tblPr>
+        <w:tblW w:type="auto" w:w="0"/>
+        <w:jc w:val="center"/>
+        <w:tblLayout w:type="fixed"/>
+        <w:tblLook w:firstColumn="1" w:firstRow="1" w:lastColumn="0" w:lastRow="0" w:noHBand="0" w:noVBand="1" w:val="04A0"/>
+        <w:tblBorders>
+          <w:top w:val="single" w:sz="4" w:color="D9D9D9"/>
+          <w:left w:val="single" w:sz="4" w:color="D9D9D9"/>
+          <w:bottom w:val="single" w:sz="4" w:color="D9D9D9"/>
+          <w:right w:val="single" w:sz="4" w:color="D9D9D9"/>
+          <w:insideH w:val="single" w:sz="4" w:color="D9D9D9"/>
+          <w:insideV w:val="single" w:sz="4" w:color="D9D9D9"/>
+        </w:tblBorders>
+      </w:tblPr>
+      <w:tblGrid>
+        <w:gridCol w:w="3744"/>
+        <w:gridCol w:w="2880"/>
+        <w:gridCol w:w="2880"/>
+      </w:tblGrid>
+      <w:tr>
+        <w:trPr>
+          <w:tblHeader w:val="true"/>
+          <w:cantSplit/>
+        </w:trPr>
+        <w:tc>
+          <w:tcPr>
+            <w:tcW w:type="dxa" w:w="3744"/>
+            <w:shd w:fill="17324D"/>
+            <w:vAlign w:val="center"/>
+            <w:tcMar>
+              <w:top w:w="90" w:type="dxa"/>
+              <w:start w:w="110" w:type="dxa"/>
+              <w:bottom w:w="90" w:type="dxa"/>
+              <w:end w:w="110" w:type="dxa"/>
+            </w:tcMar>
+          </w:tcPr>
+          <w:p>
+            <w:r>
+              <w:rPr>
+                <w:b/>
+                <w:color w:val="FFFFFF"/>
+                <w:sz w:val="18"/>
+              </w:rPr>
+              <w:t>Measured result</w:t>
+            </w:r>
+          </w:p>
+        </w:tc>
+        <w:tc>
+          <w:tcPr>
+            <w:tcW w:type="dxa" w:w="2880"/>
+            <w:shd w:fill="17324D"/>
+            <w:vAlign w:val="center"/>
+            <w:tcMar>
+              <w:top w:w="90" w:type="dxa"/>
+              <w:start w:w="110" w:type="dxa"/>
+              <w:bottom w:w="90" w:type="dxa"/>
+              <w:end w:w="110" w:type="dxa"/>
+            </w:tcMar>
+          </w:tcPr>
+          <w:p>
+            <w:r>
+              <w:rPr>
+                <w:b/>
+                <w:color w:val="FFFFFF"/>
+                <w:sz w:val="18"/>
+              </w:rPr>
+              <w:t>CodeLock off</w:t>
+            </w:r>
+          </w:p>
+        </w:tc>
+        <w:tc>
+          <w:tcPr>
+            <w:tcW w:type="dxa" w:w="2880"/>
+            <w:shd w:fill="17324D"/>
+            <w:vAlign w:val="center"/>
+            <w:tcMar>
+              <w:top w:w="90" w:type="dxa"/>
+              <w:start w:w="110" w:type="dxa"/>
+              <w:bottom w:w="90" w:type="dxa"/>
+              <w:end w:w="110" w:type="dxa"/>
+            </w:tcMar>
+          </w:tcPr>
+          <w:p>
+            <w:r>
+              <w:rPr>
+                <w:b/>
+                <w:color w:val="FFFFFF"/>
+                <w:sz w:val="18"/>
+              </w:rPr>
+              <w:t>CodeLock on</w:t>
+            </w:r>
+          </w:p>
+        </w:tc>
+      </w:tr>
+      <w:tr>
+        <w:trPr>
+          <w:cantSplit/>
+        </w:trPr>
+        <w:tc>
+          <w:tcPr>
+            <w:tcW w:type="dxa" w:w="3744"/>
             <w:vAlign w:val="center"/>
             <w:tcMar>
               <w:top w:w="90" w:type="dxa"/>
@@ -610,13 +2329,13 @@
               <w:rPr>
                 <w:sz w:val="17"/>
               </w:rPr>
-              <w:t>5 to 10 degrees per second</w:t>
+              <w:t>Identity error</w:t>
             </w:r>
           </w:p>
         </w:tc>
         <w:tc>
           <w:tcPr>
-            <w:tcW w:type="dxa" w:w="2448"/>
+            <w:tcW w:type="dxa" w:w="2880"/>
             <w:vAlign w:val="center"/>
             <w:tcMar>
               <w:top w:w="90" w:type="dxa"/>
@@ -633,15 +2352,192 @@
               <w:rPr>
                 <w:sz w:val="17"/>
               </w:rPr>
-              <w:t>Within stated range</w:t>
+              <w:t>112.39 px</w:t>
+            </w:r>
+          </w:p>
+        </w:tc>
+        <w:tc>
+          <w:tcPr>
+            <w:tcW w:type="dxa" w:w="2880"/>
+            <w:vAlign w:val="center"/>
+            <w:tcMar>
+              <w:top w:w="90" w:type="dxa"/>
+              <w:start w:w="110" w:type="dxa"/>
+              <w:bottom w:w="90" w:type="dxa"/>
+              <w:end w:w="110" w:type="dxa"/>
+            </w:tcMar>
+          </w:tcPr>
+          <w:p>
+            <w:pPr>
+              <w:spacing w:after="0"/>
+            </w:pPr>
+            <w:r>
+              <w:rPr>
+                <w:sz w:val="17"/>
+              </w:rPr>
+              <w:t>0.39 px</w:t>
             </w:r>
           </w:p>
         </w:tc>
       </w:tr>
       <w:tr>
+        <w:trPr>
+          <w:cantSplit/>
+        </w:trPr>
+        <w:tc>
+          <w:tcPr>
+            <w:tcW w:type="dxa" w:w="3744"/>
+            <w:vAlign w:val="center"/>
+            <w:tcMar>
+              <w:top w:w="90" w:type="dxa"/>
+              <w:start w:w="110" w:type="dxa"/>
+              <w:bottom w:w="90" w:type="dxa"/>
+              <w:end w:w="110" w:type="dxa"/>
+            </w:tcMar>
+            <w:shd w:fill="EEF4F7"/>
+          </w:tcPr>
+          <w:p>
+            <w:pPr>
+              <w:spacing w:after="0"/>
+            </w:pPr>
+            <w:r>
+              <w:rPr>
+                <w:sz w:val="17"/>
+              </w:rPr>
+              <w:t>Mean camera offset</w:t>
+            </w:r>
+          </w:p>
+        </w:tc>
         <w:tc>
           <w:tcPr>
             <w:tcW w:type="dxa" w:w="2880"/>
+            <w:vAlign w:val="center"/>
+            <w:tcMar>
+              <w:top w:w="90" w:type="dxa"/>
+              <w:start w:w="110" w:type="dxa"/>
+              <w:bottom w:w="90" w:type="dxa"/>
+              <w:end w:w="110" w:type="dxa"/>
+            </w:tcMar>
+            <w:shd w:fill="EEF4F7"/>
+          </w:tcPr>
+          <w:p>
+            <w:pPr>
+              <w:spacing w:after="0"/>
+            </w:pPr>
+            <w:r>
+              <w:rPr>
+                <w:sz w:val="17"/>
+              </w:rPr>
+              <w:t>111.67 px</w:t>
+            </w:r>
+          </w:p>
+        </w:tc>
+        <w:tc>
+          <w:tcPr>
+            <w:tcW w:type="dxa" w:w="2880"/>
+            <w:vAlign w:val="center"/>
+            <w:tcMar>
+              <w:top w:w="90" w:type="dxa"/>
+              <w:start w:w="110" w:type="dxa"/>
+              <w:bottom w:w="90" w:type="dxa"/>
+              <w:end w:w="110" w:type="dxa"/>
+            </w:tcMar>
+            <w:shd w:fill="EEF4F7"/>
+          </w:tcPr>
+          <w:p>
+            <w:pPr>
+              <w:spacing w:after="0"/>
+            </w:pPr>
+            <w:r>
+              <w:rPr>
+                <w:sz w:val="17"/>
+              </w:rPr>
+              <w:t>7.43 px</w:t>
+            </w:r>
+          </w:p>
+        </w:tc>
+      </w:tr>
+      <w:tr>
+        <w:trPr>
+          <w:cantSplit/>
+        </w:trPr>
+        <w:tc>
+          <w:tcPr>
+            <w:tcW w:type="dxa" w:w="3744"/>
+            <w:vAlign w:val="center"/>
+            <w:tcMar>
+              <w:top w:w="90" w:type="dxa"/>
+              <w:start w:w="110" w:type="dxa"/>
+              <w:bottom w:w="90" w:type="dxa"/>
+              <w:end w:w="110" w:type="dxa"/>
+            </w:tcMar>
+          </w:tcPr>
+          <w:p>
+            <w:pPr>
+              <w:spacing w:after="0"/>
+            </w:pPr>
+            <w:r>
+              <w:rPr>
+                <w:sz w:val="17"/>
+              </w:rPr>
+              <w:t>Strict lock</w:t>
+            </w:r>
+          </w:p>
+        </w:tc>
+        <w:tc>
+          <w:tcPr>
+            <w:tcW w:type="dxa" w:w="2880"/>
+            <w:vAlign w:val="center"/>
+            <w:tcMar>
+              <w:top w:w="90" w:type="dxa"/>
+              <w:start w:w="110" w:type="dxa"/>
+              <w:bottom w:w="90" w:type="dxa"/>
+              <w:end w:w="110" w:type="dxa"/>
+            </w:tcMar>
+          </w:tcPr>
+          <w:p>
+            <w:pPr>
+              <w:spacing w:after="0"/>
+            </w:pPr>
+            <w:r>
+              <w:rPr>
+                <w:sz w:val="17"/>
+              </w:rPr>
+              <w:t>0.00 percent</w:t>
+            </w:r>
+          </w:p>
+        </w:tc>
+        <w:tc>
+          <w:tcPr>
+            <w:tcW w:type="dxa" w:w="2880"/>
+            <w:vAlign w:val="center"/>
+            <w:tcMar>
+              <w:top w:w="90" w:type="dxa"/>
+              <w:start w:w="110" w:type="dxa"/>
+              <w:bottom w:w="90" w:type="dxa"/>
+              <w:end w:w="110" w:type="dxa"/>
+            </w:tcMar>
+          </w:tcPr>
+          <w:p>
+            <w:pPr>
+              <w:spacing w:after="0"/>
+            </w:pPr>
+            <w:r>
+              <w:rPr>
+                <w:sz w:val="17"/>
+              </w:rPr>
+              <w:t>77.65 percent</w:t>
+            </w:r>
+          </w:p>
+        </w:tc>
+      </w:tr>
+      <w:tr>
+        <w:trPr>
+          <w:cantSplit/>
+        </w:trPr>
+        <w:tc>
+          <w:tcPr>
+            <w:tcW w:type="dxa" w:w="3744"/>
             <w:vAlign w:val="center"/>
             <w:tcMar>
               <w:top w:w="90" w:type="dxa"/>
@@ -665,7 +2561,7 @@
         </w:tc>
         <w:tc>
           <w:tcPr>
-            <w:tcW w:type="dxa" w:w="4176"/>
+            <w:tcW w:type="dxa" w:w="2880"/>
             <w:vAlign w:val="center"/>
             <w:tcMar>
               <w:top w:w="90" w:type="dxa"/>
@@ -683,107 +2579,10 @@
               <w:rPr>
                 <w:sz w:val="17"/>
               </w:rPr>
-              <w:t>Measured per scenario</w:t>
+              <w:t>0.07 s</w:t>
             </w:r>
           </w:p>
         </w:tc>
-        <w:tc>
-          <w:tcPr>
-            <w:tcW w:type="dxa" w:w="2448"/>
-            <w:vAlign w:val="center"/>
-            <w:tcMar>
-              <w:top w:w="90" w:type="dxa"/>
-              <w:start w:w="110" w:type="dxa"/>
-              <w:bottom w:w="90" w:type="dxa"/>
-              <w:end w:w="110" w:type="dxa"/>
-            </w:tcMar>
-            <w:shd w:fill="EEF4F7"/>
-          </w:tcPr>
-          <w:p>
-            <w:pPr>
-              <w:spacing w:after="0"/>
-            </w:pPr>
-            <w:r>
-              <w:rPr>
-                <w:sz w:val="17"/>
-              </w:rPr>
-              <w:t>At most 2 seconds</w:t>
-            </w:r>
-          </w:p>
-        </w:tc>
-      </w:tr>
-      <w:tr>
-        <w:tc>
-          <w:tcPr>
-            <w:tcW w:type="dxa" w:w="2880"/>
-            <w:vAlign w:val="center"/>
-            <w:tcMar>
-              <w:top w:w="90" w:type="dxa"/>
-              <w:start w:w="110" w:type="dxa"/>
-              <w:bottom w:w="90" w:type="dxa"/>
-              <w:end w:w="110" w:type="dxa"/>
-            </w:tcMar>
-          </w:tcPr>
-          <w:p>
-            <w:pPr>
-              <w:spacing w:after="0"/>
-            </w:pPr>
-            <w:r>
-              <w:rPr>
-                <w:sz w:val="17"/>
-              </w:rPr>
-              <w:t>Reacquisition</w:t>
-            </w:r>
-          </w:p>
-        </w:tc>
-        <w:tc>
-          <w:tcPr>
-            <w:tcW w:type="dxa" w:w="4176"/>
-            <w:vAlign w:val="center"/>
-            <w:tcMar>
-              <w:top w:w="90" w:type="dxa"/>
-              <w:start w:w="110" w:type="dxa"/>
-              <w:bottom w:w="90" w:type="dxa"/>
-              <w:end w:w="110" w:type="dxa"/>
-            </w:tcMar>
-          </w:tcPr>
-          <w:p>
-            <w:pPr>
-              <w:spacing w:after="0"/>
-            </w:pPr>
-            <w:r>
-              <w:rPr>
-                <w:sz w:val="17"/>
-              </w:rPr>
-              <w:t>Measured after target loss</w:t>
-            </w:r>
-          </w:p>
-        </w:tc>
-        <w:tc>
-          <w:tcPr>
-            <w:tcW w:type="dxa" w:w="2448"/>
-            <w:vAlign w:val="center"/>
-            <w:tcMar>
-              <w:top w:w="90" w:type="dxa"/>
-              <w:start w:w="110" w:type="dxa"/>
-              <w:bottom w:w="90" w:type="dxa"/>
-              <w:end w:w="110" w:type="dxa"/>
-            </w:tcMar>
-          </w:tcPr>
-          <w:p>
-            <w:pPr>
-              <w:spacing w:after="0"/>
-            </w:pPr>
-            <w:r>
-              <w:rPr>
-                <w:sz w:val="17"/>
-              </w:rPr>
-              <w:t>At most 1 second</w:t>
-            </w:r>
-          </w:p>
-        </w:tc>
-      </w:tr>
-      <w:tr>
         <w:tc>
           <w:tcPr>
             <w:tcW w:type="dxa" w:w="2880"/>
@@ -804,200 +2603,7 @@
               <w:rPr>
                 <w:sz w:val="17"/>
               </w:rPr>
-              <w:t>Tracking error</w:t>
-            </w:r>
-          </w:p>
-        </w:tc>
-        <w:tc>
-          <w:tcPr>
-            <w:tcW w:type="dxa" w:w="4176"/>
-            <w:vAlign w:val="center"/>
-            <w:tcMar>
-              <w:top w:w="90" w:type="dxa"/>
-              <w:start w:w="110" w:type="dxa"/>
-              <w:bottom w:w="90" w:type="dxa"/>
-              <w:end w:w="110" w:type="dxa"/>
-            </w:tcMar>
-            <w:shd w:fill="EEF4F7"/>
-          </w:tcPr>
-          <w:p>
-            <w:pPr>
-              <w:spacing w:after="0"/>
-            </w:pPr>
-            <w:r>
-              <w:rPr>
-                <w:sz w:val="17"/>
-              </w:rPr>
-              <w:t>Centroid distance from truth</w:t>
-            </w:r>
-          </w:p>
-        </w:tc>
-        <w:tc>
-          <w:tcPr>
-            <w:tcW w:type="dxa" w:w="2448"/>
-            <w:vAlign w:val="center"/>
-            <w:tcMar>
-              <w:top w:w="90" w:type="dxa"/>
-              <w:start w:w="110" w:type="dxa"/>
-              <w:bottom w:w="90" w:type="dxa"/>
-              <w:end w:w="110" w:type="dxa"/>
-            </w:tcMar>
-            <w:shd w:fill="EEF4F7"/>
-          </w:tcPr>
-          <w:p>
-            <w:pPr>
-              <w:spacing w:after="0"/>
-            </w:pPr>
-            <w:r>
-              <w:rPr>
-                <w:sz w:val="17"/>
-              </w:rPr>
-              <w:t>At most 10 pixels</w:t>
-            </w:r>
-          </w:p>
-        </w:tc>
-      </w:tr>
-      <w:tr>
-        <w:tc>
-          <w:tcPr>
-            <w:tcW w:type="dxa" w:w="2880"/>
-            <w:vAlign w:val="center"/>
-            <w:tcMar>
-              <w:top w:w="90" w:type="dxa"/>
-              <w:start w:w="110" w:type="dxa"/>
-              <w:bottom w:w="90" w:type="dxa"/>
-              <w:end w:w="110" w:type="dxa"/>
-            </w:tcMar>
-          </w:tcPr>
-          <w:p>
-            <w:pPr>
-              <w:spacing w:after="0"/>
-            </w:pPr>
-            <w:r>
-              <w:rPr>
-                <w:sz w:val="17"/>
-              </w:rPr>
-              <w:t>Target loss</w:t>
-            </w:r>
-          </w:p>
-        </w:tc>
-        <w:tc>
-          <w:tcPr>
-            <w:tcW w:type="dxa" w:w="4176"/>
-            <w:vAlign w:val="center"/>
-            <w:tcMar>
-              <w:top w:w="90" w:type="dxa"/>
-              <w:start w:w="110" w:type="dxa"/>
-              <w:bottom w:w="90" w:type="dxa"/>
-              <w:end w:w="110" w:type="dxa"/>
-            </w:tcMar>
-          </w:tcPr>
-          <w:p>
-            <w:pPr>
-              <w:spacing w:after="0"/>
-            </w:pPr>
-            <w:r>
-              <w:rPr>
-                <w:sz w:val="17"/>
-              </w:rPr>
-              <w:t>Post acquisition unlocked frames</w:t>
-            </w:r>
-          </w:p>
-        </w:tc>
-        <w:tc>
-          <w:tcPr>
-            <w:tcW w:type="dxa" w:w="2448"/>
-            <w:vAlign w:val="center"/>
-            <w:tcMar>
-              <w:top w:w="90" w:type="dxa"/>
-              <w:start w:w="110" w:type="dxa"/>
-              <w:bottom w:w="90" w:type="dxa"/>
-              <w:end w:w="110" w:type="dxa"/>
-            </w:tcMar>
-          </w:tcPr>
-          <w:p>
-            <w:pPr>
-              <w:spacing w:after="0"/>
-            </w:pPr>
-            <w:r>
-              <w:rPr>
-                <w:sz w:val="17"/>
-              </w:rPr>
-              <w:t>Below 5 percent</w:t>
-            </w:r>
-          </w:p>
-        </w:tc>
-      </w:tr>
-      <w:tr>
-        <w:tc>
-          <w:tcPr>
-            <w:tcW w:type="dxa" w:w="2880"/>
-            <w:vAlign w:val="center"/>
-            <w:tcMar>
-              <w:top w:w="90" w:type="dxa"/>
-              <w:start w:w="110" w:type="dxa"/>
-              <w:bottom w:w="90" w:type="dxa"/>
-              <w:end w:w="110" w:type="dxa"/>
-            </w:tcMar>
-            <w:shd w:fill="EEF4F7"/>
-          </w:tcPr>
-          <w:p>
-            <w:pPr>
-              <w:spacing w:after="0"/>
-            </w:pPr>
-            <w:r>
-              <w:rPr>
-                <w:sz w:val="17"/>
-              </w:rPr>
-              <w:t>Processing</w:t>
-            </w:r>
-          </w:p>
-        </w:tc>
-        <w:tc>
-          <w:tcPr>
-            <w:tcW w:type="dxa" w:w="4176"/>
-            <w:vAlign w:val="center"/>
-            <w:tcMar>
-              <w:top w:w="90" w:type="dxa"/>
-              <w:start w:w="110" w:type="dxa"/>
-              <w:bottom w:w="90" w:type="dxa"/>
-              <w:end w:w="110" w:type="dxa"/>
-            </w:tcMar>
-            <w:shd w:fill="EEF4F7"/>
-          </w:tcPr>
-          <w:p>
-            <w:pPr>
-              <w:spacing w:after="0"/>
-            </w:pPr>
-            <w:r>
-              <w:rPr>
-                <w:sz w:val="17"/>
-              </w:rPr>
-              <w:t>Wall clock frame processing</w:t>
-            </w:r>
-          </w:p>
-        </w:tc>
-        <w:tc>
-          <w:tcPr>
-            <w:tcW w:type="dxa" w:w="2448"/>
-            <w:vAlign w:val="center"/>
-            <w:tcMar>
-              <w:top w:w="90" w:type="dxa"/>
-              <w:start w:w="110" w:type="dxa"/>
-              <w:bottom w:w="90" w:type="dxa"/>
-              <w:end w:w="110" w:type="dxa"/>
-            </w:tcMar>
-            <w:shd w:fill="EEF4F7"/>
-          </w:tcPr>
-          <w:p>
-            <w:pPr>
-              <w:spacing w:after="0"/>
-            </w:pPr>
-            <w:r>
-              <w:rPr>
-                <w:sz w:val="17"/>
-              </w:rPr>
-              <w:t>At least 20 FPS</w:t>
+              <w:t>0.47 s</w:t>
             </w:r>
           </w:p>
         </w:tc>
@@ -1006,104 +2612,21 @@
     <w:p/>
     <w:p>
       <w:r>
-        <w:t>Each scenario stores its random seed, target motion, camera limits, disturbance values, duration, and log formats. Invalid values such as excessive jitter or camera speed are rejected before a run begins.</w:t>
-      </w:r>
-    </w:p>
-    <w:p>
-      <w:r>
         <w:br w:type="page"/>
       </w:r>
     </w:p>
     <w:p>
       <w:pPr>
         <w:pStyle w:val="Heading1"/>
+        <w:keepNext/>
       </w:pPr>
       <w:r>
-        <w:t>System Architecture</w:t>
-      </w:r>
-    </w:p>
-    <w:p>
-      <w:pPr>
-        <w:jc w:val="center"/>
-      </w:pPr>
-      <w:r>
-        <w:drawing>
-          <wp:inline xmlns:a="http://schemas.openxmlformats.org/drawingml/2006/main" xmlns:pic="http://schemas.openxmlformats.org/drawingml/2006/picture">
-            <wp:extent cx="6126480" cy="2654808"/>
-            <wp:docPr id="1" name="Picture 1" descr="Figure 1  Runtime modules and information boundaries" title="Figure 1  Runtime modules and information boundaries"/>
-            <wp:cNvGraphicFramePr>
-              <a:graphicFrameLocks noChangeAspect="1"/>
-            </wp:cNvGraphicFramePr>
-            <a:graphic>
-              <a:graphicData uri="http://schemas.openxmlformats.org/drawingml/2006/picture">
-                <pic:pic>
-                  <pic:nvPicPr>
-                    <pic:cNvPr id="0" name="architecture.png"/>
-                    <pic:cNvPicPr/>
-                  </pic:nvPicPr>
-                  <pic:blipFill>
-                    <a:blip r:embed="rId11"/>
-                    <a:stretch>
-                      <a:fillRect/>
-                    </a:stretch>
-                  </pic:blipFill>
-                  <pic:spPr>
-                    <a:xfrm>
-                      <a:off x="0" y="0"/>
-                      <a:ext cx="6126480" cy="2654808"/>
-                    </a:xfrm>
-                    <a:prstGeom prst="rect"/>
-                  </pic:spPr>
-                </pic:pic>
-              </a:graphicData>
-            </a:graphic>
-          </wp:inline>
-        </w:drawing>
-      </w:r>
-    </w:p>
-    <w:p>
-      <w:pPr>
-        <w:pStyle w:val="Caption"/>
-        <w:jc w:val="center"/>
-      </w:pPr>
-      <w:r>
-        <w:t>Figure 1  Runtime modules and information boundaries</w:t>
+        <w:t>Tracking Control and Reacquisition</w:t>
       </w:r>
     </w:p>
     <w:p>
       <w:r>
-        <w:t>Frame sources normalize simulation, video, and image sequences into an index, timestamp, and image. The detector produces candidate centroids and confidence values. The optional ONNX verifier rejects candidate patches that do not resemble an optical beacon. A stateful Kalman tracker then associates measurements, predicts motion through short gaps, and selects search or tracking behavior.</w:t>
-      </w:r>
-    </w:p>
-    <w:p>
-      <w:r>
-        <w:t>The controller converts filtered image error into pan and tilt rates. The virtual camera applies acceleration, speed, and world boundary limits before the next frame is rendered. Metrics subscribe to the resulting frame state, command, timing, and optional truth without feeding evaluation data back into the tracker.</w:t>
-      </w:r>
-    </w:p>
-    <w:p>
-      <w:r>
-        <w:br w:type="page"/>
-      </w:r>
-    </w:p>
-    <w:p>
-      <w:pPr>
-        <w:pStyle w:val="Heading1"/>
-      </w:pPr>
-      <w:r>
-        <w:t>Virtual Environment and Camera</w:t>
-      </w:r>
-    </w:p>
-    <w:p>
-      <w:r>
-        <w:t>The simulator derives time from the integer frame index. Two runs with the same scenario and seed therefore produce identical images and disturbances regardless of host speed. This makes failures replayable and lets teams compare algorithms against the same conditions.</w:t>
-      </w:r>
-    </w:p>
-    <w:p>
-      <w:pPr>
-        <w:pStyle w:val="Heading2"/>
-      </w:pPr>
-      <w:r>
-        <w:t>Target Motion</w:t>
+        <w:t>A constant velocity Kalman filter estimates image position and velocity. Measurement correction reduces sensor noise, while prediction bridges short gaps. Direction change detection compares measured and predicted motion and adapts the state when the target reverses. Target velocity feed forward is combined with proportional integral derivative feedback so the camera reacts to motion before a large positional error develops.</w:t>
       </w:r>
     </w:p>
     <w:tbl>
@@ -1122,463 +2645,18 @@
         </w:tblBorders>
       </w:tblPr>
       <w:tblGrid>
-        <w:gridCol w:w="3389"/>
-        <w:gridCol w:w="3389"/>
-        <w:gridCol w:w="3389"/>
+        <w:gridCol w:w="1656"/>
+        <w:gridCol w:w="4680"/>
+        <w:gridCol w:w="3168"/>
       </w:tblGrid>
       <w:tr>
         <w:trPr>
           <w:tblHeader w:val="true"/>
+          <w:cantSplit/>
         </w:trPr>
         <w:tc>
           <w:tcPr>
-            <w:tcW w:type="dxa" w:w="2160"/>
-            <w:shd w:fill="17324D"/>
-            <w:vAlign w:val="center"/>
-            <w:tcMar>
-              <w:top w:w="90" w:type="dxa"/>
-              <w:start w:w="110" w:type="dxa"/>
-              <w:bottom w:w="90" w:type="dxa"/>
-              <w:end w:w="110" w:type="dxa"/>
-            </w:tcMar>
-          </w:tcPr>
-          <w:p>
-            <w:r>
-              <w:rPr>
-                <w:b/>
-                <w:color w:val="FFFFFF"/>
-                <w:sz w:val="18"/>
-              </w:rPr>
-              <w:t>Trajectory</w:t>
-            </w:r>
-          </w:p>
-        </w:tc>
-        <w:tc>
-          <w:tcPr>
-            <w:tcW w:type="dxa" w:w="3744"/>
-            <w:shd w:fill="17324D"/>
-            <w:vAlign w:val="center"/>
-            <w:tcMar>
-              <w:top w:w="90" w:type="dxa"/>
-              <w:start w:w="110" w:type="dxa"/>
-              <w:bottom w:w="90" w:type="dxa"/>
-              <w:end w:w="110" w:type="dxa"/>
-            </w:tcMar>
-          </w:tcPr>
-          <w:p>
-            <w:r>
-              <w:rPr>
-                <w:b/>
-                <w:color w:val="FFFFFF"/>
-                <w:sz w:val="18"/>
-              </w:rPr>
-              <w:t>Parameters</w:t>
-            </w:r>
-          </w:p>
-        </w:tc>
-        <w:tc>
-          <w:tcPr>
-            <w:tcW w:type="dxa" w:w="3600"/>
-            <w:shd w:fill="17324D"/>
-            <w:vAlign w:val="center"/>
-            <w:tcMar>
-              <w:top w:w="90" w:type="dxa"/>
-              <w:start w:w="110" w:type="dxa"/>
-              <w:bottom w:w="90" w:type="dxa"/>
-              <w:end w:w="110" w:type="dxa"/>
-            </w:tcMar>
-          </w:tcPr>
-          <w:p>
-            <w:r>
-              <w:rPr>
-                <w:b/>
-                <w:color w:val="FFFFFF"/>
-                <w:sz w:val="18"/>
-              </w:rPr>
-              <w:t>Purpose</w:t>
-            </w:r>
-          </w:p>
-        </w:tc>
-      </w:tr>
-      <w:tr>
-        <w:tc>
-          <w:tcPr>
-            <w:tcW w:type="dxa" w:w="2160"/>
-            <w:vAlign w:val="center"/>
-            <w:tcMar>
-              <w:top w:w="90" w:type="dxa"/>
-              <w:start w:w="110" w:type="dxa"/>
-              <w:bottom w:w="90" w:type="dxa"/>
-              <w:end w:w="110" w:type="dxa"/>
-            </w:tcMar>
-          </w:tcPr>
-          <w:p>
-            <w:pPr>
-              <w:spacing w:after="0"/>
-            </w:pPr>
-            <w:r>
-              <w:rPr>
-                <w:sz w:val="17"/>
-              </w:rPr>
-              <w:t>Straight line</w:t>
-            </w:r>
-          </w:p>
-        </w:tc>
-        <w:tc>
-          <w:tcPr>
-            <w:tcW w:type="dxa" w:w="3744"/>
-            <w:vAlign w:val="center"/>
-            <w:tcMar>
-              <w:top w:w="90" w:type="dxa"/>
-              <w:start w:w="110" w:type="dxa"/>
-              <w:bottom w:w="90" w:type="dxa"/>
-              <w:end w:w="110" w:type="dxa"/>
-            </w:tcMar>
-          </w:tcPr>
-          <w:p>
-            <w:pPr>
-              <w:spacing w:after="0"/>
-            </w:pPr>
-            <w:r>
-              <w:rPr>
-                <w:sz w:val="17"/>
-              </w:rPr>
-              <w:t>Speed and heading with boundary reflection</w:t>
-            </w:r>
-          </w:p>
-        </w:tc>
-        <w:tc>
-          <w:tcPr>
-            <w:tcW w:type="dxa" w:w="3600"/>
-            <w:vAlign w:val="center"/>
-            <w:tcMar>
-              <w:top w:w="90" w:type="dxa"/>
-              <w:start w:w="110" w:type="dxa"/>
-              <w:bottom w:w="90" w:type="dxa"/>
-              <w:end w:w="110" w:type="dxa"/>
-            </w:tcMar>
-          </w:tcPr>
-          <w:p>
-            <w:pPr>
-              <w:spacing w:after="0"/>
-            </w:pPr>
-            <w:r>
-              <w:rPr>
-                <w:sz w:val="17"/>
-              </w:rPr>
-              <w:t>Baseline and dropout tests</w:t>
-            </w:r>
-          </w:p>
-        </w:tc>
-      </w:tr>
-      <w:tr>
-        <w:tc>
-          <w:tcPr>
-            <w:tcW w:type="dxa" w:w="2160"/>
-            <w:vAlign w:val="center"/>
-            <w:tcMar>
-              <w:top w:w="90" w:type="dxa"/>
-              <w:start w:w="110" w:type="dxa"/>
-              <w:bottom w:w="90" w:type="dxa"/>
-              <w:end w:w="110" w:type="dxa"/>
-            </w:tcMar>
-            <w:shd w:fill="EEF4F7"/>
-          </w:tcPr>
-          <w:p>
-            <w:pPr>
-              <w:spacing w:after="0"/>
-            </w:pPr>
-            <w:r>
-              <w:rPr>
-                <w:sz w:val="17"/>
-              </w:rPr>
-              <w:t>Circular</w:t>
-            </w:r>
-          </w:p>
-        </w:tc>
-        <w:tc>
-          <w:tcPr>
-            <w:tcW w:type="dxa" w:w="3744"/>
-            <w:vAlign w:val="center"/>
-            <w:tcMar>
-              <w:top w:w="90" w:type="dxa"/>
-              <w:start w:w="110" w:type="dxa"/>
-              <w:bottom w:w="90" w:type="dxa"/>
-              <w:end w:w="110" w:type="dxa"/>
-            </w:tcMar>
-            <w:shd w:fill="EEF4F7"/>
-          </w:tcPr>
-          <w:p>
-            <w:pPr>
-              <w:spacing w:after="0"/>
-            </w:pPr>
-            <w:r>
-              <w:rPr>
-                <w:sz w:val="17"/>
-              </w:rPr>
-              <w:t>Radius and period</w:t>
-            </w:r>
-          </w:p>
-        </w:tc>
-        <w:tc>
-          <w:tcPr>
-            <w:tcW w:type="dxa" w:w="3600"/>
-            <w:vAlign w:val="center"/>
-            <w:tcMar>
-              <w:top w:w="90" w:type="dxa"/>
-              <w:start w:w="110" w:type="dxa"/>
-              <w:bottom w:w="90" w:type="dxa"/>
-              <w:end w:w="110" w:type="dxa"/>
-            </w:tcMar>
-            <w:shd w:fill="EEF4F7"/>
-          </w:tcPr>
-          <w:p>
-            <w:pPr>
-              <w:spacing w:after="0"/>
-            </w:pPr>
-            <w:r>
-              <w:rPr>
-                <w:sz w:val="17"/>
-              </w:rPr>
-              <w:t>Continuous curved motion</w:t>
-            </w:r>
-          </w:p>
-        </w:tc>
-      </w:tr>
-      <w:tr>
-        <w:tc>
-          <w:tcPr>
-            <w:tcW w:type="dxa" w:w="2160"/>
-            <w:vAlign w:val="center"/>
-            <w:tcMar>
-              <w:top w:w="90" w:type="dxa"/>
-              <w:start w:w="110" w:type="dxa"/>
-              <w:bottom w:w="90" w:type="dxa"/>
-              <w:end w:w="110" w:type="dxa"/>
-            </w:tcMar>
-          </w:tcPr>
-          <w:p>
-            <w:pPr>
-              <w:spacing w:after="0"/>
-            </w:pPr>
-            <w:r>
-              <w:rPr>
-                <w:sz w:val="17"/>
-              </w:rPr>
-              <w:t>Figure eight</w:t>
-            </w:r>
-          </w:p>
-        </w:tc>
-        <w:tc>
-          <w:tcPr>
-            <w:tcW w:type="dxa" w:w="3744"/>
-            <w:vAlign w:val="center"/>
-            <w:tcMar>
-              <w:top w:w="90" w:type="dxa"/>
-              <w:start w:w="110" w:type="dxa"/>
-              <w:bottom w:w="90" w:type="dxa"/>
-              <w:end w:w="110" w:type="dxa"/>
-            </w:tcMar>
-          </w:tcPr>
-          <w:p>
-            <w:pPr>
-              <w:spacing w:after="0"/>
-            </w:pPr>
-            <w:r>
-              <w:rPr>
-                <w:sz w:val="17"/>
-              </w:rPr>
-              <w:t>Width height and period</w:t>
-            </w:r>
-          </w:p>
-        </w:tc>
-        <w:tc>
-          <w:tcPr>
-            <w:tcW w:type="dxa" w:w="3600"/>
-            <w:vAlign w:val="center"/>
-            <w:tcMar>
-              <w:top w:w="90" w:type="dxa"/>
-              <w:start w:w="110" w:type="dxa"/>
-              <w:bottom w:w="90" w:type="dxa"/>
-              <w:end w:w="110" w:type="dxa"/>
-            </w:tcMar>
-          </w:tcPr>
-          <w:p>
-            <w:pPr>
-              <w:spacing w:after="0"/>
-            </w:pPr>
-            <w:r>
-              <w:rPr>
-                <w:sz w:val="17"/>
-              </w:rPr>
-              <w:t>Direction reversal and changing velocity</w:t>
-            </w:r>
-          </w:p>
-        </w:tc>
-      </w:tr>
-      <w:tr>
-        <w:tc>
-          <w:tcPr>
-            <w:tcW w:type="dxa" w:w="2160"/>
-            <w:vAlign w:val="center"/>
-            <w:tcMar>
-              <w:top w:w="90" w:type="dxa"/>
-              <w:start w:w="110" w:type="dxa"/>
-              <w:bottom w:w="90" w:type="dxa"/>
-              <w:end w:w="110" w:type="dxa"/>
-            </w:tcMar>
-            <w:shd w:fill="EEF4F7"/>
-          </w:tcPr>
-          <w:p>
-            <w:pPr>
-              <w:spacing w:after="0"/>
-            </w:pPr>
-            <w:r>
-              <w:rPr>
-                <w:sz w:val="17"/>
-              </w:rPr>
-              <w:t>Random</w:t>
-            </w:r>
-          </w:p>
-        </w:tc>
-        <w:tc>
-          <w:tcPr>
-            <w:tcW w:type="dxa" w:w="3744"/>
-            <w:vAlign w:val="center"/>
-            <w:tcMar>
-              <w:top w:w="90" w:type="dxa"/>
-              <w:start w:w="110" w:type="dxa"/>
-              <w:bottom w:w="90" w:type="dxa"/>
-              <w:end w:w="110" w:type="dxa"/>
-            </w:tcMar>
-            <w:shd w:fill="EEF4F7"/>
-          </w:tcPr>
-          <w:p>
-            <w:pPr>
-              <w:spacing w:after="0"/>
-            </w:pPr>
-            <w:r>
-              <w:rPr>
-                <w:sz w:val="17"/>
-              </w:rPr>
-              <w:t>Maximum speed and turn interval</w:t>
-            </w:r>
-          </w:p>
-        </w:tc>
-        <w:tc>
-          <w:tcPr>
-            <w:tcW w:type="dxa" w:w="3600"/>
-            <w:vAlign w:val="center"/>
-            <w:tcMar>
-              <w:top w:w="90" w:type="dxa"/>
-              <w:start w:w="110" w:type="dxa"/>
-              <w:bottom w:w="90" w:type="dxa"/>
-              <w:end w:w="110" w:type="dxa"/>
-            </w:tcMar>
-            <w:shd w:fill="EEF4F7"/>
-          </w:tcPr>
-          <w:p>
-            <w:pPr>
-              <w:spacing w:after="0"/>
-            </w:pPr>
-            <w:r>
-              <w:rPr>
-                <w:sz w:val="17"/>
-              </w:rPr>
-              <w:t>Unpredictable mobile platform motion</w:t>
-            </w:r>
-          </w:p>
-        </w:tc>
-      </w:tr>
-    </w:tbl>
-    <w:p/>
-    <w:p>
-      <w:pPr>
-        <w:pStyle w:val="Heading2"/>
-      </w:pPr>
-      <w:r>
-        <w:t>Camera Model</w:t>
-      </w:r>
-    </w:p>
-    <w:p>
-      <w:r>
-        <w:t>The camera maps angular commands to viewport movement through pixels per degree. It clamps requested pan and tilt rates, limits acceleration to avoid instant reversals, and constrains the viewport to the world. The raster search begins with a fast survey of likely regions and then covers the remaining angular limits in overlapping bands.</w:t>
-      </w:r>
-    </w:p>
-    <w:p>
-      <w:r>
-        <w:br w:type="page"/>
-      </w:r>
-    </w:p>
-    <w:p>
-      <w:pPr>
-        <w:pStyle w:val="Heading1"/>
-      </w:pPr>
-      <w:r>
-        <w:t>Detection Acquisition and Tracking</w:t>
-      </w:r>
-    </w:p>
-    <w:p>
-      <w:pPr>
-        <w:pStyle w:val="Heading2"/>
-      </w:pPr>
-      <w:r>
-        <w:t>Pixel Processing</w:t>
-      </w:r>
-    </w:p>
-    <w:p>
-      <w:r>
-        <w:t>Frames are converted to monochrome, contrast enhanced, and filtered at two spatial scales. A robust median and median absolute deviation threshold isolates bright compact regions without normalizing background fog into thousands of false components. Connected components are filtered by area, diameter, aspect ratio, compactness, peak brightness, and local contrast. Intensity weighted moments provide subpixel centroids.</w:t>
-      </w:r>
-    </w:p>
-    <w:p>
-      <w:pPr>
-        <w:pStyle w:val="Heading2"/>
-      </w:pPr>
-      <w:r>
-        <w:t>Temporal Confirmation</w:t>
-      </w:r>
-    </w:p>
-    <w:p>
-      <w:r>
-        <w:t>A single bright region does not immediately establish lock. Initial acquisition requires three spatially consistent frames. Reacquisition requires two confirmations. Association gates account for image motion caused by the search camera and the specified frame jitter.</w:t>
-      </w:r>
-    </w:p>
-    <w:p>
-      <w:pPr>
-        <w:pStyle w:val="Heading2"/>
-      </w:pPr>
-      <w:r>
-        <w:t>State Machine</w:t>
-      </w:r>
-    </w:p>
-    <w:tbl>
-      <w:tblPr>
-        <w:tblW w:type="auto" w:w="0"/>
-        <w:jc w:val="center"/>
-        <w:tblLayout w:type="fixed"/>
-        <w:tblLook w:firstColumn="1" w:firstRow="1" w:lastColumn="0" w:lastRow="0" w:noHBand="0" w:noVBand="1" w:val="04A0"/>
-        <w:tblBorders>
-          <w:top w:val="single" w:sz="4" w:color="D9D9D9"/>
-          <w:left w:val="single" w:sz="4" w:color="D9D9D9"/>
-          <w:bottom w:val="single" w:sz="4" w:color="D9D9D9"/>
-          <w:right w:val="single" w:sz="4" w:color="D9D9D9"/>
-          <w:insideH w:val="single" w:sz="4" w:color="D9D9D9"/>
-          <w:insideV w:val="single" w:sz="4" w:color="D9D9D9"/>
-        </w:tblBorders>
-      </w:tblPr>
-      <w:tblGrid>
-        <w:gridCol w:w="3389"/>
-        <w:gridCol w:w="3389"/>
-        <w:gridCol w:w="3389"/>
-      </w:tblGrid>
-      <w:tr>
-        <w:trPr>
-          <w:tblHeader w:val="true"/>
-        </w:trPr>
-        <w:tc>
-          <w:tcPr>
-            <w:tcW w:type="dxa" w:w="1584"/>
+            <w:tcW w:type="dxa" w:w="1656"/>
             <w:shd w:fill="17324D"/>
             <w:vAlign w:val="center"/>
             <w:tcMar>
@@ -1601,7 +2679,7 @@
         </w:tc>
         <w:tc>
           <w:tcPr>
-            <w:tcW w:type="dxa" w:w="4608"/>
+            <w:tcW w:type="dxa" w:w="4680"/>
             <w:shd w:fill="17324D"/>
             <w:vAlign w:val="center"/>
             <w:tcMar>
@@ -1624,7 +2702,7 @@
         </w:tc>
         <w:tc>
           <w:tcPr>
-            <w:tcW w:type="dxa" w:w="3312"/>
+            <w:tcW w:type="dxa" w:w="3168"/>
             <w:shd w:fill="17324D"/>
             <w:vAlign w:val="center"/>
             <w:tcMar>
@@ -1641,15 +2719,18 @@
                 <w:color w:val="FFFFFF"/>
                 <w:sz w:val="18"/>
               </w:rPr>
-              <w:t>Exit condition</w:t>
+              <w:t>Transition</w:t>
             </w:r>
           </w:p>
         </w:tc>
       </w:tr>
       <w:tr>
+        <w:trPr>
+          <w:cantSplit/>
+        </w:trPr>
         <w:tc>
           <w:tcPr>
-            <w:tcW w:type="dxa" w:w="1584"/>
+            <w:tcW w:type="dxa" w:w="1656"/>
             <w:vAlign w:val="center"/>
             <w:tcMar>
               <w:top w:w="90" w:type="dxa"/>
@@ -1672,7 +2753,7 @@
         </w:tc>
         <w:tc>
           <w:tcPr>
-            <w:tcW w:type="dxa" w:w="4608"/>
+            <w:tcW w:type="dxa" w:w="4680"/>
             <w:vAlign w:val="center"/>
             <w:tcMar>
               <w:top w:w="90" w:type="dxa"/>
@@ -1689,13 +2770,13 @@
               <w:rPr>
                 <w:sz w:val="17"/>
               </w:rPr>
-              <w:t>Run the global camera survey</w:t>
+              <w:t>Run global raster survey</w:t>
             </w:r>
           </w:p>
         </w:tc>
         <w:tc>
           <w:tcPr>
-            <w:tcW w:type="dxa" w:w="3312"/>
+            <w:tcW w:type="dxa" w:w="3168"/>
             <w:vAlign w:val="center"/>
             <w:tcMar>
               <w:top w:w="90" w:type="dxa"/>
@@ -1712,15 +2793,18 @@
               <w:rPr>
                 <w:sz w:val="17"/>
               </w:rPr>
-              <w:t>A credible candidate appears</w:t>
+              <w:t>Credible candidate appears</w:t>
             </w:r>
           </w:p>
         </w:tc>
       </w:tr>
       <w:tr>
+        <w:trPr>
+          <w:cantSplit/>
+        </w:trPr>
         <w:tc>
           <w:tcPr>
-            <w:tcW w:type="dxa" w:w="1584"/>
+            <w:tcW w:type="dxa" w:w="1656"/>
             <w:vAlign w:val="center"/>
             <w:tcMar>
               <w:top w:w="90" w:type="dxa"/>
@@ -1744,7 +2828,7 @@
         </w:tc>
         <w:tc>
           <w:tcPr>
-            <w:tcW w:type="dxa" w:w="4608"/>
+            <w:tcW w:type="dxa" w:w="4680"/>
             <w:vAlign w:val="center"/>
             <w:tcMar>
               <w:top w:w="90" w:type="dxa"/>
@@ -1762,13 +2846,13 @@
               <w:rPr>
                 <w:sz w:val="17"/>
               </w:rPr>
-              <w:t>Confirm temporal and spatial consistency</w:t>
+              <w:t>Confirm position or collect CodeLock identity</w:t>
             </w:r>
           </w:p>
         </w:tc>
         <w:tc>
           <w:tcPr>
-            <w:tcW w:type="dxa" w:w="3312"/>
+            <w:tcW w:type="dxa" w:w="3168"/>
             <w:vAlign w:val="center"/>
             <w:tcMar>
               <w:top w:w="90" w:type="dxa"/>
@@ -1786,15 +2870,18 @@
               <w:rPr>
                 <w:sz w:val="17"/>
               </w:rPr>
-              <w:t>Required confirmations or rejection</w:t>
+              <w:t>Confirmed or rejected</w:t>
             </w:r>
           </w:p>
         </w:tc>
       </w:tr>
       <w:tr>
+        <w:trPr>
+          <w:cantSplit/>
+        </w:trPr>
         <w:tc>
           <w:tcPr>
-            <w:tcW w:type="dxa" w:w="1584"/>
+            <w:tcW w:type="dxa" w:w="1656"/>
             <w:vAlign w:val="center"/>
             <w:tcMar>
               <w:top w:w="90" w:type="dxa"/>
@@ -1817,7 +2904,7 @@
         </w:tc>
         <w:tc>
           <w:tcPr>
-            <w:tcW w:type="dxa" w:w="4608"/>
+            <w:tcW w:type="dxa" w:w="4680"/>
             <w:vAlign w:val="center"/>
             <w:tcMar>
               <w:top w:w="90" w:type="dxa"/>
@@ -1834,13 +2921,13 @@
               <w:rPr>
                 <w:sz w:val="17"/>
               </w:rPr>
-              <w:t>Correct the filter and command the camera</w:t>
+              <w:t>Correct estimator and command camera</w:t>
             </w:r>
           </w:p>
         </w:tc>
         <w:tc>
           <w:tcPr>
-            <w:tcW w:type="dxa" w:w="3312"/>
+            <w:tcW w:type="dxa" w:w="3168"/>
             <w:vAlign w:val="center"/>
             <w:tcMar>
               <w:top w:w="90" w:type="dxa"/>
@@ -1863,9 +2950,12 @@
         </w:tc>
       </w:tr>
       <w:tr>
+        <w:trPr>
+          <w:cantSplit/>
+        </w:trPr>
         <w:tc>
           <w:tcPr>
-            <w:tcW w:type="dxa" w:w="1584"/>
+            <w:tcW w:type="dxa" w:w="1656"/>
             <w:vAlign w:val="center"/>
             <w:tcMar>
               <w:top w:w="90" w:type="dxa"/>
@@ -1889,7 +2979,7 @@
         </w:tc>
         <w:tc>
           <w:tcPr>
-            <w:tcW w:type="dxa" w:w="4608"/>
+            <w:tcW w:type="dxa" w:w="4680"/>
             <w:vAlign w:val="center"/>
             <w:tcMar>
               <w:top w:w="90" w:type="dxa"/>
@@ -1907,13 +2997,13 @@
               <w:rPr>
                 <w:sz w:val="17"/>
               </w:rPr>
-              <w:t>Use short term prediction</w:t>
+              <w:t>Use prediction for a short interruption</w:t>
             </w:r>
           </w:p>
         </w:tc>
         <w:tc>
           <w:tcPr>
-            <w:tcW w:type="dxa" w:w="3312"/>
+            <w:tcW w:type="dxa" w:w="3168"/>
             <w:vAlign w:val="center"/>
             <w:tcMar>
               <w:top w:w="90" w:type="dxa"/>
@@ -1931,15 +3021,18 @@
               <w:rPr>
                 <w:sz w:val="17"/>
               </w:rPr>
-              <w:t>Detection returns or timeout expires</w:t>
+              <w:t>Detection returns or timeout</w:t>
             </w:r>
           </w:p>
         </w:tc>
       </w:tr>
       <w:tr>
+        <w:trPr>
+          <w:cantSplit/>
+        </w:trPr>
         <w:tc>
           <w:tcPr>
-            <w:tcW w:type="dxa" w:w="1584"/>
+            <w:tcW w:type="dxa" w:w="1656"/>
             <w:vAlign w:val="center"/>
             <w:tcMar>
               <w:top w:w="90" w:type="dxa"/>
@@ -1962,7 +3055,7 @@
         </w:tc>
         <w:tc>
           <w:tcPr>
-            <w:tcW w:type="dxa" w:w="4608"/>
+            <w:tcW w:type="dxa" w:w="4680"/>
             <w:vAlign w:val="center"/>
             <w:tcMar>
               <w:top w:w="90" w:type="dxa"/>
@@ -1979,13 +3072,13 @@
               <w:rPr>
                 <w:sz w:val="17"/>
               </w:rPr>
-              <w:t>Search near prediction then expand globally</w:t>
+              <w:t>Search locally around prediction then expand</w:t>
             </w:r>
           </w:p>
         </w:tc>
         <w:tc>
           <w:tcPr>
-            <w:tcW w:type="dxa" w:w="3312"/>
+            <w:tcW w:type="dxa" w:w="3168"/>
             <w:vAlign w:val="center"/>
             <w:tcMar>
               <w:top w:w="90" w:type="dxa"/>
@@ -2002,7 +3095,7 @@
               <w:rPr>
                 <w:sz w:val="17"/>
               </w:rPr>
-              <w:t>Candidate is confirmed</w:t>
+              <w:t>Candidate confirmed</w:t>
             </w:r>
           </w:p>
         </w:tc>
@@ -2010,79 +3103,31 @@
     </w:tbl>
     <w:p/>
     <w:p>
-      <w:r>
-        <w:br w:type="page"/>
-      </w:r>
-    </w:p>
-    <w:p>
       <w:pPr>
-        <w:pStyle w:val="Heading1"/>
+        <w:pStyle w:val="Heading2"/>
+        <w:keepNext/>
       </w:pPr>
       <w:r>
-        <w:t>AI Verification and Recorded Media</w:t>
+        <w:t>Bounded Control</w:t>
       </w:r>
     </w:p>
     <w:p>
       <w:r>
-        <w:t>The candidate verifier uses a small convolutional network designed for CPU deployment. Its eight 3 by 3 filters represent compact brightness, center surround response, and several edge orientations. ReLU activation and 2 by 2 max pooling feed a learned logistic head. The network contains 2049 trainable output parameters and is exported as an 8.8 KB ONNX model.</w:t>
-      </w:r>
-    </w:p>
-    <w:p>
-      <w:r>
-        <w:t>Training patches are created without simulator coordinates. Positive patches contain square or circular beacons with varied size, intensity, blur, attenuation, haze, gradient, and noise. Negative patches contain impulses, streaks, broad glows, elongated regions, multiple isolated pixels, and off center blobs. The committed model reached 97.20 percent accuracy on a separately seeded synthetic validation set.</w:t>
+        <w:t>The controller converts pixel displacement from the viewport centre into angular error using the camera field of view. Pan and tilt commands are clipped to scenario speed limits, and the camera model separately applies acceleration position and world boundary limits. A deadband prevents unnecessary motion once the filtered estimate is close to the optical axis.</w:t>
       </w:r>
     </w:p>
     <w:p>
       <w:pPr>
         <w:pStyle w:val="Heading2"/>
+        <w:keepNext/>
       </w:pPr>
       <w:r>
-        <w:t>Recorded Input</w:t>
+        <w:t>Loss Recovery</w:t>
       </w:r>
     </w:p>
     <w:p>
       <w:r>
-        <w:t>OpenCV decodes MP4 and other common video containers. Image directories accept PNG, JPEG, BMP, and TIFF files with natural numeric ordering. Timestamps remain strictly increasing even when a container does not provide reliable presentation times. Recorded analysis runs detection, ONNX verification, and the same tracker without importing simulation modules or ground truth.</w:t>
-      </w:r>
-    </w:p>
-    <w:p>
-      <w:pPr>
-        <w:pStyle w:val="Heading2"/>
-      </w:pPr>
-      <w:r>
-        <w:t>Deployment</w:t>
-      </w:r>
-    </w:p>
-    <w:p>
-      <w:pPr>
-        <w:pStyle w:val="ListBullet"/>
-      </w:pPr>
-      <w:r>
-        <w:t>OpenCV DNN provides the default ONNX CPU backend</w:t>
-      </w:r>
-    </w:p>
-    <w:p>
-      <w:pPr>
-        <w:pStyle w:val="ListBullet"/>
-      </w:pPr>
-      <w:r>
-        <w:t>ONNX Runtime is available as an optional backend</w:t>
-      </w:r>
-    </w:p>
-    <w:p>
-      <w:pPr>
-        <w:pStyle w:val="ListBullet"/>
-      </w:pPr>
-      <w:r>
-        <w:t>NumPy weights and the deterministic training command are included</w:t>
-      </w:r>
-    </w:p>
-    <w:p>
-      <w:pPr>
-        <w:pStyle w:val="ListBullet"/>
-      </w:pPr>
-      <w:r>
-        <w:t>The classical detector remains available for comparison</w:t>
+        <w:t>After a missed detection, COAST continues with the Kalman prediction. The system then enters local REACQUIRE around the predicted location before returning to a global survey. The timed 0.75 second dropout benchmark measured one reacquisition event completed in 0.633 seconds.</w:t>
       </w:r>
     </w:p>
     <w:p>
@@ -2093,6 +3138,7 @@
     <w:p>
       <w:pPr>
         <w:pStyle w:val="Heading1"/>
+        <w:keepNext/>
       </w:pPr>
       <w:r>
         <w:t>Disturbance Model</w:t>
@@ -2100,7 +3146,7 @@
     </w:p>
     <w:p>
       <w:r>
-        <w:t>Disturbances are deterministic functions of scenario seed and frame index. The application can compare a clean render with the corresponding sensor frame while carrying transformed truth coordinates to the metrics channel.</w:t>
+        <w:t>All disturbances are deterministic functions of the scenario seed and frame index. The same clean scene can therefore be evaluated under controlled sensor atmospheric and platform conditions, and camera transformed truth remains aligned with the disturbed frame used only by metrics.</w:t>
       </w:r>
     </w:p>
     <w:tbl>
@@ -2119,17 +3165,18 @@
         </w:tblBorders>
       </w:tblPr>
       <w:tblGrid>
-        <w:gridCol w:w="3389"/>
-        <w:gridCol w:w="3389"/>
-        <w:gridCol w:w="3389"/>
+        <w:gridCol w:w="2088"/>
+        <w:gridCol w:w="5040"/>
+        <w:gridCol w:w="2376"/>
       </w:tblGrid>
       <w:tr>
         <w:trPr>
           <w:tblHeader w:val="true"/>
+          <w:cantSplit/>
         </w:trPr>
         <w:tc>
           <w:tcPr>
-            <w:tcW w:type="dxa" w:w="2016"/>
+            <w:tcW w:type="dxa" w:w="2088"/>
             <w:shd w:fill="17324D"/>
             <w:vAlign w:val="center"/>
             <w:tcMar>
@@ -2175,7 +3222,7 @@
         </w:tc>
         <w:tc>
           <w:tcPr>
-            <w:tcW w:type="dxa" w:w="2448"/>
+            <w:tcW w:type="dxa" w:w="2376"/>
             <w:shd w:fill="17324D"/>
             <w:vAlign w:val="center"/>
             <w:tcMar>
@@ -2198,9 +3245,12 @@
         </w:tc>
       </w:tr>
       <w:tr>
+        <w:trPr>
+          <w:cantSplit/>
+        </w:trPr>
         <w:tc>
           <w:tcPr>
-            <w:tcW w:type="dxa" w:w="2016"/>
+            <w:tcW w:type="dxa" w:w="2088"/>
             <w:vAlign w:val="center"/>
             <w:tcMar>
               <w:top w:w="90" w:type="dxa"/>
@@ -2240,13 +3290,13 @@
               <w:rPr>
                 <w:sz w:val="17"/>
               </w:rPr>
-              <w:t>Additive zero mean samples</w:t>
+              <w:t>Additive zero mean sensor samples</w:t>
             </w:r>
           </w:p>
         </w:tc>
         <w:tc>
           <w:tcPr>
-            <w:tcW w:type="dxa" w:w="2448"/>
+            <w:tcW w:type="dxa" w:w="2376"/>
             <w:vAlign w:val="center"/>
             <w:tcMar>
               <w:top w:w="90" w:type="dxa"/>
@@ -2269,9 +3319,12 @@
         </w:tc>
       </w:tr>
       <w:tr>
+        <w:trPr>
+          <w:cantSplit/>
+        </w:trPr>
         <w:tc>
           <w:tcPr>
-            <w:tcW w:type="dxa" w:w="2016"/>
+            <w:tcW w:type="dxa" w:w="2088"/>
             <w:vAlign w:val="center"/>
             <w:tcMar>
               <w:top w:w="90" w:type="dxa"/>
@@ -2319,7 +3372,7 @@
         </w:tc>
         <w:tc>
           <w:tcPr>
-            <w:tcW w:type="dxa" w:w="2448"/>
+            <w:tcW w:type="dxa" w:w="2376"/>
             <w:vAlign w:val="center"/>
             <w:tcMar>
               <w:top w:w="90" w:type="dxa"/>
@@ -2343,9 +3396,12 @@
         </w:tc>
       </w:tr>
       <w:tr>
+        <w:trPr>
+          <w:cantSplit/>
+        </w:trPr>
         <w:tc>
           <w:tcPr>
-            <w:tcW w:type="dxa" w:w="2016"/>
+            <w:tcW w:type="dxa" w:w="2088"/>
             <w:vAlign w:val="center"/>
             <w:tcMar>
               <w:top w:w="90" w:type="dxa"/>
@@ -2385,13 +3441,13 @@
               <w:rPr>
                 <w:sz w:val="17"/>
               </w:rPr>
-              <w:t>Random black and white pixels</w:t>
+              <w:t>Seeded black and white impulses</w:t>
             </w:r>
           </w:p>
         </w:tc>
         <w:tc>
           <w:tcPr>
-            <w:tcW w:type="dxa" w:w="2448"/>
+            <w:tcW w:type="dxa" w:w="2376"/>
             <w:vAlign w:val="center"/>
             <w:tcMar>
               <w:top w:w="90" w:type="dxa"/>
@@ -2414,9 +3470,12 @@
         </w:tc>
       </w:tr>
       <w:tr>
+        <w:trPr>
+          <w:cantSplit/>
+        </w:trPr>
         <w:tc>
           <w:tcPr>
-            <w:tcW w:type="dxa" w:w="2016"/>
+            <w:tcW w:type="dxa" w:w="2088"/>
             <w:vAlign w:val="center"/>
             <w:tcMar>
               <w:top w:w="90" w:type="dxa"/>
@@ -2434,7 +3493,7 @@
               <w:rPr>
                 <w:sz w:val="17"/>
               </w:rPr>
-              <w:t>Haze and fog</w:t>
+              <w:t>Fog and haze</w:t>
             </w:r>
           </w:p>
         </w:tc>
@@ -2464,7 +3523,7 @@
         </w:tc>
         <w:tc>
           <w:tcPr>
-            <w:tcW w:type="dxa" w:w="2448"/>
+            <w:tcW w:type="dxa" w:w="2376"/>
             <w:vAlign w:val="center"/>
             <w:tcMar>
               <w:top w:w="90" w:type="dxa"/>
@@ -2488,9 +3547,12 @@
         </w:tc>
       </w:tr>
       <w:tr>
+        <w:trPr>
+          <w:cantSplit/>
+        </w:trPr>
         <w:tc>
           <w:tcPr>
-            <w:tcW w:type="dxa" w:w="2016"/>
+            <w:tcW w:type="dxa" w:w="2088"/>
             <w:vAlign w:val="center"/>
             <w:tcMar>
               <w:top w:w="90" w:type="dxa"/>
@@ -2530,13 +3592,13 @@
               <w:rPr>
                 <w:sz w:val="17"/>
               </w:rPr>
-              <w:t>Attenuation and seeded diagonal streaks</w:t>
+              <w:t>Attenuation and diagonal streaks</w:t>
             </w:r>
           </w:p>
         </w:tc>
         <w:tc>
           <w:tcPr>
-            <w:tcW w:type="dxa" w:w="2448"/>
+            <w:tcW w:type="dxa" w:w="2376"/>
             <w:vAlign w:val="center"/>
             <w:tcMar>
               <w:top w:w="90" w:type="dxa"/>
@@ -2559,9 +3621,12 @@
         </w:tc>
       </w:tr>
       <w:tr>
+        <w:trPr>
+          <w:cantSplit/>
+        </w:trPr>
         <w:tc>
           <w:tcPr>
-            <w:tcW w:type="dxa" w:w="2016"/>
+            <w:tcW w:type="dxa" w:w="2088"/>
             <w:vAlign w:val="center"/>
             <w:tcMar>
               <w:top w:w="90" w:type="dxa"/>
@@ -2603,13 +3668,13 @@
               <w:rPr>
                 <w:sz w:val="17"/>
               </w:rPr>
-              <w:t>Intensity attenuation</w:t>
+              <w:t>Beacon and scene attenuation</w:t>
             </w:r>
           </w:p>
         </w:tc>
         <w:tc>
           <w:tcPr>
-            <w:tcW w:type="dxa" w:w="2448"/>
+            <w:tcW w:type="dxa" w:w="2376"/>
             <w:vAlign w:val="center"/>
             <w:tcMar>
               <w:top w:w="90" w:type="dxa"/>
@@ -2633,9 +3698,12 @@
         </w:tc>
       </w:tr>
       <w:tr>
+        <w:trPr>
+          <w:cantSplit/>
+        </w:trPr>
         <w:tc>
           <w:tcPr>
-            <w:tcW w:type="dxa" w:w="2016"/>
+            <w:tcW w:type="dxa" w:w="2088"/>
             <w:vAlign w:val="center"/>
             <w:tcMar>
               <w:top w:w="90" w:type="dxa"/>
@@ -2675,13 +3743,13 @@
               <w:rPr>
                 <w:sz w:val="17"/>
               </w:rPr>
-              <w:t>Time varying two dimensional remap</w:t>
+              <w:t>Time varying two dimensional image remap</w:t>
             </w:r>
           </w:p>
         </w:tc>
         <w:tc>
           <w:tcPr>
-            <w:tcW w:type="dxa" w:w="2448"/>
+            <w:tcW w:type="dxa" w:w="2376"/>
             <w:vAlign w:val="center"/>
             <w:tcMar>
               <w:top w:w="90" w:type="dxa"/>
@@ -2698,15 +3766,18 @@
               <w:rPr>
                 <w:sz w:val="17"/>
               </w:rPr>
-              <w:t>0 to 20 pixels</w:t>
+              <w:t>0 to 20 px</w:t>
             </w:r>
           </w:p>
         </w:tc>
       </w:tr>
       <w:tr>
+        <w:trPr>
+          <w:cantSplit/>
+        </w:trPr>
         <w:tc>
           <w:tcPr>
-            <w:tcW w:type="dxa" w:w="2016"/>
+            <w:tcW w:type="dxa" w:w="2088"/>
             <w:vAlign w:val="center"/>
             <w:tcMar>
               <w:top w:w="90" w:type="dxa"/>
@@ -2754,7 +3825,7 @@
         </w:tc>
         <w:tc>
           <w:tcPr>
-            <w:tcW w:type="dxa" w:w="2448"/>
+            <w:tcW w:type="dxa" w:w="2376"/>
             <w:vAlign w:val="center"/>
             <w:tcMar>
               <w:top w:w="90" w:type="dxa"/>
@@ -2772,15 +3843,18 @@
               <w:rPr>
                 <w:sz w:val="17"/>
               </w:rPr>
-              <w:t>0 to 20 pixels</w:t>
+              <w:t>0 to 20 px</w:t>
             </w:r>
           </w:p>
         </w:tc>
       </w:tr>
       <w:tr>
+        <w:trPr>
+          <w:cantSplit/>
+        </w:trPr>
         <w:tc>
           <w:tcPr>
-            <w:tcW w:type="dxa" w:w="2016"/>
+            <w:tcW w:type="dxa" w:w="2088"/>
             <w:vAlign w:val="center"/>
             <w:tcMar>
               <w:top w:w="90" w:type="dxa"/>
@@ -2826,7 +3900,7 @@
         </w:tc>
         <w:tc>
           <w:tcPr>
-            <w:tcW w:type="dxa" w:w="2448"/>
+            <w:tcW w:type="dxa" w:w="2376"/>
             <w:vAlign w:val="center"/>
             <w:tcMar>
               <w:top w:w="90" w:type="dxa"/>
@@ -2843,15 +3917,18 @@
               <w:rPr>
                 <w:sz w:val="17"/>
               </w:rPr>
-              <w:t>0 to 20 pixels</w:t>
+              <w:t>0 to 20 px</w:t>
             </w:r>
           </w:p>
         </w:tc>
       </w:tr>
       <w:tr>
+        <w:trPr>
+          <w:cantSplit/>
+        </w:trPr>
         <w:tc>
           <w:tcPr>
-            <w:tcW w:type="dxa" w:w="2016"/>
+            <w:tcW w:type="dxa" w:w="2088"/>
             <w:vAlign w:val="center"/>
             <w:tcMar>
               <w:top w:w="90" w:type="dxa"/>
@@ -2899,7 +3976,7 @@
         </w:tc>
         <w:tc>
           <w:tcPr>
-            <w:tcW w:type="dxa" w:w="2448"/>
+            <w:tcW w:type="dxa" w:w="2376"/>
             <w:vAlign w:val="center"/>
             <w:tcMar>
               <w:top w:w="90" w:type="dxa"/>
@@ -2926,70 +4003,7 @@
     <w:p/>
     <w:p>
       <w:r>
-        <w:br w:type="page"/>
-      </w:r>
-    </w:p>
-    <w:p>
-      <w:pPr>
-        <w:pStyle w:val="Heading1"/>
-      </w:pPr>
-      <w:r>
-        <w:t>Control and Reacquisition</w:t>
-      </w:r>
-    </w:p>
-    <w:p>
-      <w:r>
-        <w:t>A constant velocity Kalman filter estimates horizontal and vertical image position and velocity. Measurement corrections reduce noise while predictions bridge short interruptions. The pan tilt controller converts image displacement from the viewport center into angular error using the camera field of view. Independent proportional integral derivative axes generate rate commands.</w:t>
-      </w:r>
-    </w:p>
-    <w:p>
-      <w:r>
-        <w:t>Every command is clipped to the configured speed limit, and the virtual camera applies its own acceleration and position limits. This double boundary ensures that a controller defect cannot request physically invalid motion. A small deadband prevents unnecessary movement when the filtered centroid is already centered.</w:t>
-      </w:r>
-    </w:p>
-    <w:p>
-      <w:pPr>
-        <w:pStyle w:val="Heading2"/>
-      </w:pPr>
-      <w:r>
-        <w:t>Loss Recovery</w:t>
-      </w:r>
-    </w:p>
-    <w:p>
-      <w:pPr>
-        <w:ind w:left="403" w:hanging="317"/>
-      </w:pPr>
-      <w:r>
-        <w:t>1.  The tracker enters COAST after the first missed measurement and continues with the Kalman prediction.</w:t>
-      </w:r>
-    </w:p>
-    <w:p>
-      <w:pPr>
-        <w:ind w:left="403" w:hanging="317"/>
-      </w:pPr>
-      <w:r>
-        <w:t>2.  After the configured coast window it enters REACQUIRE and searches within a local prediction gate.</w:t>
-      </w:r>
-    </w:p>
-    <w:p>
-      <w:pPr>
-        <w:ind w:left="403" w:hanging="317"/>
-      </w:pPr>
-      <w:r>
-        <w:t>3.  If the local timeout expires the camera resumes a global survey.</w:t>
-      </w:r>
-    </w:p>
-    <w:p>
-      <w:pPr>
-        <w:ind w:left="403" w:hanging="317"/>
-      </w:pPr>
-      <w:r>
-        <w:t>4.  Two consistent measurements restore TRACK and reset the loss counters.</w:t>
-      </w:r>
-    </w:p>
-    <w:p>
-      <w:r>
-        <w:t>In the 0.75 second synthetic dropout, the measured recovery interval from REACQUIRE to TRACK was 0.633 seconds. Post acquisition target loss over the full 60 second run was 1.07 percent.</w:t>
+        <w:t>The live GUI can override atmosphere noise jitter and turbulence before a run. This makes the effect of increasing severity immediately visible while the seed still permits exact replay after reset.</w:t>
       </w:r>
     </w:p>
     <w:p>
@@ -3000,6 +4014,7 @@
     <w:p>
       <w:pPr>
         <w:pStyle w:val="Heading1"/>
+        <w:keepNext/>
       </w:pPr>
       <w:r>
         <w:t>Desktop Application and Reporting</w:t>
@@ -3012,8 +4027,8 @@
       <w:r>
         <w:drawing>
           <wp:inline xmlns:a="http://schemas.openxmlformats.org/drawingml/2006/main" xmlns:pic="http://schemas.openxmlformats.org/drawingml/2006/picture">
-            <wp:extent cx="5989320" cy="3368992"/>
-            <wp:docPr id="2" name="Picture 2" descr="Figure 2  Qlyraxis desktop dashboard" title="Figure 2  Qlyraxis desktop dashboard"/>
+            <wp:extent cx="4754880" cy="5132819"/>
+            <wp:docPr id="3" name="Picture 3" descr="Figure 3  Current Qlyraxis mission dashboard" title="Figure 3  Current Qlyraxis mission dashboard"/>
             <wp:cNvGraphicFramePr>
               <a:graphicFrameLocks noChangeAspect="1"/>
             </wp:cNvGraphicFramePr>
@@ -3021,11 +4036,11 @@
               <a:graphicData uri="http://schemas.openxmlformats.org/drawingml/2006/picture">
                 <pic:pic>
                   <pic:nvPicPr>
-                    <pic:cNvPr id="0" name="phase7-gui.png"/>
+                    <pic:cNvPr id="0" name="gui-phase9.png"/>
                     <pic:cNvPicPr/>
                   </pic:nvPicPr>
                   <pic:blipFill>
-                    <a:blip r:embed="rId12"/>
+                    <a:blip r:embed="rId13"/>
                     <a:stretch>
                       <a:fillRect/>
                     </a:stretch>
@@ -3033,7 +4048,7 @@
                   <pic:spPr>
                     <a:xfrm>
                       <a:off x="0" y="0"/>
-                      <a:ext cx="5989320" cy="3368992"/>
+                      <a:ext cx="4754880" cy="5132819"/>
                     </a:xfrm>
                     <a:prstGeom prst="rect"/>
                   </pic:spPr>
@@ -3048,19 +4063,34 @@
       <w:pPr>
         <w:pStyle w:val="Caption"/>
         <w:jc w:val="center"/>
+        <w:keepNext/>
       </w:pPr>
       <w:r>
-        <w:t>Figure 2  Qlyraxis desktop dashboard</w:t>
+        <w:t>Figure 3  Current Qlyraxis mission dashboard</w:t>
       </w:r>
     </w:p>
     <w:p>
       <w:r>
-        <w:t>The desktop application exposes scenario selection, atmosphere and disturbance overrides, start pause reset controls, recorded input, and report export. The camera view overlays detections, the filtered estimate, tracker state, search scope, and control command. A telemetry panel updates processing speed, centroid error, lock retention, and recent error history.</w:t>
+        <w:t>The dashboard combines the optical feed and mission controls in one high contrast view. Overlays distinguish raw detections filtered estimates tracker state search scope and camera rate. Telemetry uses explicit labels for beacon confidence camera offset strict lock pipeline speed and optical identity correlation. The shown CodeLock run displays the verified QLX 07 identity and its live temporal correlation.</w:t>
       </w:r>
     </w:p>
     <w:p>
       <w:r>
-        <w:t>The benchmark command and the desktop export action write a per frame CSV, a JSON file containing summary configuration and raw frames, and a self contained HTML report with an error chart. This preserves both judge friendly summaries and detailed evidence for later analysis.</w:t>
+        <w:t>The centre marker represents the camera optical axis. The target appears near it because the virtual pan tilt camera is following the target, not because the target trajectory is moved artificially. The nonzero camera rate shows the camera continuing to follow the moving beacon.</w:t>
+      </w:r>
+    </w:p>
+    <w:p>
+      <w:pPr>
+        <w:pStyle w:val="Heading2"/>
+        <w:keepNext/>
+      </w:pPr>
+      <w:r>
+        <w:t>Automatic Evidence</w:t>
+      </w:r>
+    </w:p>
+    <w:p>
+      <w:r>
+        <w:t>GUI export and command line benchmarks produce per frame CSV logs, a JSON summary with configuration and raw measurements, and a self contained HTML report. Comparison reports overlay baseline and improved offset histories. Stress reports export heatmaps and per cell pass criteria.</w:t>
       </w:r>
     </w:p>
     <w:p>
@@ -3071,6 +4101,7 @@
     <w:p>
       <w:pPr>
         <w:pStyle w:val="Heading1"/>
+        <w:keepNext/>
       </w:pPr>
       <w:r>
         <w:t>Test Methodology</w:t>
@@ -3078,7 +4109,7 @@
     </w:p>
     <w:p>
       <w:r>
-        <w:t>Automated tests cover configuration, trajectories, camera constraints, rendering, disturbance determinism, preprocessing, detection, acquisition, Kalman behavior, state transitions, control signs and limits, recorded sources, AI training and inference, metrics, and GUI chart calculations. The suite also executes closed loop scenarios to catch interactions that isolated unit tests cannot reveal.</w:t>
+        <w:t>The current suite contains 85 automated tests. Unit tests cover input validation trajectories camera limits disturbances preprocessing detection AI inference temporal optical identity tracking control metrics and UI calculations. Integration tests run the complete closed loop, exercise dropout recovery, verify that a visually identical decoy is rejected, and confirm that the camera dwells while collecting a CodeLock period.</w:t>
       </w:r>
     </w:p>
     <w:tbl>
@@ -3097,17 +4128,18 @@
         </w:tblBorders>
       </w:tblPr>
       <w:tblGrid>
-        <w:gridCol w:w="3389"/>
-        <w:gridCol w:w="3389"/>
-        <w:gridCol w:w="3389"/>
+        <w:gridCol w:w="1944"/>
+        <w:gridCol w:w="5400"/>
+        <w:gridCol w:w="2160"/>
       </w:tblGrid>
       <w:tr>
         <w:trPr>
           <w:tblHeader w:val="true"/>
+          <w:cantSplit/>
         </w:trPr>
         <w:tc>
           <w:tcPr>
-            <w:tcW w:type="dxa" w:w="2088"/>
+            <w:tcW w:type="dxa" w:w="1944"/>
             <w:shd w:fill="17324D"/>
             <w:vAlign w:val="center"/>
             <w:tcMar>
@@ -3130,7 +4162,7 @@
         </w:tc>
         <w:tc>
           <w:tcPr>
-            <w:tcW w:type="dxa" w:w="5184"/>
+            <w:tcW w:type="dxa" w:w="5400"/>
             <w:shd w:fill="17324D"/>
             <w:vAlign w:val="center"/>
             <w:tcMar>
@@ -3153,7 +4185,7 @@
         </w:tc>
         <w:tc>
           <w:tcPr>
-            <w:tcW w:type="dxa" w:w="2232"/>
+            <w:tcW w:type="dxa" w:w="2160"/>
             <w:shd w:fill="17324D"/>
             <w:vAlign w:val="center"/>
             <w:tcMar>
@@ -3176,9 +4208,12 @@
         </w:tc>
       </w:tr>
       <w:tr>
+        <w:trPr>
+          <w:cantSplit/>
+        </w:trPr>
         <w:tc>
           <w:tcPr>
-            <w:tcW w:type="dxa" w:w="2088"/>
+            <w:tcW w:type="dxa" w:w="1944"/>
             <w:vAlign w:val="center"/>
             <w:tcMar>
               <w:top w:w="90" w:type="dxa"/>
@@ -3201,7 +4236,7 @@
         </w:tc>
         <w:tc>
           <w:tcPr>
-            <w:tcW w:type="dxa" w:w="5184"/>
+            <w:tcW w:type="dxa" w:w="5400"/>
             <w:vAlign w:val="center"/>
             <w:tcMar>
               <w:top w:w="90" w:type="dxa"/>
@@ -3218,13 +4253,13 @@
               <w:rPr>
                 <w:sz w:val="17"/>
               </w:rPr>
-              <w:t>Reject out of range camera and disturbance values</w:t>
+              <w:t>Reject invalid camera disturbance and beacon code values</w:t>
             </w:r>
           </w:p>
         </w:tc>
         <w:tc>
           <w:tcPr>
-            <w:tcW w:type="dxa" w:w="2232"/>
+            <w:tcW w:type="dxa" w:w="2160"/>
             <w:vAlign w:val="center"/>
             <w:tcMar>
               <w:top w:w="90" w:type="dxa"/>
@@ -3241,15 +4276,18 @@
               <w:rPr>
                 <w:sz w:val="17"/>
               </w:rPr>
-              <w:t>Unit tests</w:t>
+              <w:t>Unit assertions</w:t>
             </w:r>
           </w:p>
         </w:tc>
       </w:tr>
       <w:tr>
+        <w:trPr>
+          <w:cantSplit/>
+        </w:trPr>
         <w:tc>
           <w:tcPr>
-            <w:tcW w:type="dxa" w:w="2088"/>
+            <w:tcW w:type="dxa" w:w="1944"/>
             <w:vAlign w:val="center"/>
             <w:tcMar>
               <w:top w:w="90" w:type="dxa"/>
@@ -3273,7 +4311,7 @@
         </w:tc>
         <w:tc>
           <w:tcPr>
-            <w:tcW w:type="dxa" w:w="5184"/>
+            <w:tcW w:type="dxa" w:w="5400"/>
             <w:vAlign w:val="center"/>
             <w:tcMar>
               <w:top w:w="90" w:type="dxa"/>
@@ -3291,13 +4329,13 @@
               <w:rPr>
                 <w:sz w:val="17"/>
               </w:rPr>
-              <w:t>Same seed produces identical frames</w:t>
+              <w:t>Same seed creates identical frames and blink phases</w:t>
             </w:r>
           </w:p>
         </w:tc>
         <w:tc>
           <w:tcPr>
-            <w:tcW w:type="dxa" w:w="2232"/>
+            <w:tcW w:type="dxa" w:w="2160"/>
             <w:vAlign w:val="center"/>
             <w:tcMar>
               <w:top w:w="90" w:type="dxa"/>
@@ -3321,9 +4359,12 @@
         </w:tc>
       </w:tr>
       <w:tr>
+        <w:trPr>
+          <w:cantSplit/>
+        </w:trPr>
         <w:tc>
           <w:tcPr>
-            <w:tcW w:type="dxa" w:w="2088"/>
+            <w:tcW w:type="dxa" w:w="1944"/>
             <w:vAlign w:val="center"/>
             <w:tcMar>
               <w:top w:w="90" w:type="dxa"/>
@@ -3346,7 +4387,7 @@
         </w:tc>
         <w:tc>
           <w:tcPr>
-            <w:tcW w:type="dxa" w:w="5184"/>
+            <w:tcW w:type="dxa" w:w="5400"/>
             <w:vAlign w:val="center"/>
             <w:tcMar>
               <w:top w:w="90" w:type="dxa"/>
@@ -3369,7 +4410,7 @@
         </w:tc>
         <w:tc>
           <w:tcPr>
-            <w:tcW w:type="dxa" w:w="2232"/>
+            <w:tcW w:type="dxa" w:w="2160"/>
             <w:vAlign w:val="center"/>
             <w:tcMar>
               <w:top w:w="90" w:type="dxa"/>
@@ -3386,15 +4427,169 @@
               <w:rPr>
                 <w:sz w:val="17"/>
               </w:rPr>
-              <w:t>Ground truth distance</w:t>
+              <w:t>Truth distance</w:t>
             </w:r>
           </w:p>
         </w:tc>
       </w:tr>
       <w:tr>
+        <w:trPr>
+          <w:cantSplit/>
+        </w:trPr>
         <w:tc>
           <w:tcPr>
-            <w:tcW w:type="dxa" w:w="2088"/>
+            <w:tcW w:type="dxa" w:w="1944"/>
+            <w:vAlign w:val="center"/>
+            <w:tcMar>
+              <w:top w:w="90" w:type="dxa"/>
+              <w:start w:w="110" w:type="dxa"/>
+              <w:bottom w:w="90" w:type="dxa"/>
+              <w:end w:w="110" w:type="dxa"/>
+            </w:tcMar>
+            <w:shd w:fill="EEF4F7"/>
+          </w:tcPr>
+          <w:p>
+            <w:pPr>
+              <w:spacing w:after="0"/>
+            </w:pPr>
+            <w:r>
+              <w:rPr>
+                <w:sz w:val="17"/>
+              </w:rPr>
+              <w:t>AI</w:t>
+            </w:r>
+          </w:p>
+        </w:tc>
+        <w:tc>
+          <w:tcPr>
+            <w:tcW w:type="dxa" w:w="5400"/>
+            <w:vAlign w:val="center"/>
+            <w:tcMar>
+              <w:top w:w="90" w:type="dxa"/>
+              <w:start w:w="110" w:type="dxa"/>
+              <w:bottom w:w="90" w:type="dxa"/>
+              <w:end w:w="110" w:type="dxa"/>
+            </w:tcMar>
+            <w:shd w:fill="EEF4F7"/>
+          </w:tcPr>
+          <w:p>
+            <w:pPr>
+              <w:spacing w:after="0"/>
+            </w:pPr>
+            <w:r>
+              <w:rPr>
+                <w:sz w:val="17"/>
+              </w:rPr>
+              <w:t>Held out accuracy and ONNX numerical agreement</w:t>
+            </w:r>
+          </w:p>
+        </w:tc>
+        <w:tc>
+          <w:tcPr>
+            <w:tcW w:type="dxa" w:w="2160"/>
+            <w:vAlign w:val="center"/>
+            <w:tcMar>
+              <w:top w:w="90" w:type="dxa"/>
+              <w:start w:w="110" w:type="dxa"/>
+              <w:bottom w:w="90" w:type="dxa"/>
+              <w:end w:w="110" w:type="dxa"/>
+            </w:tcMar>
+            <w:shd w:fill="EEF4F7"/>
+          </w:tcPr>
+          <w:p>
+            <w:pPr>
+              <w:spacing w:after="0"/>
+            </w:pPr>
+            <w:r>
+              <w:rPr>
+                <w:sz w:val="17"/>
+              </w:rPr>
+              <w:t>Validation tests</w:t>
+            </w:r>
+          </w:p>
+        </w:tc>
+      </w:tr>
+      <w:tr>
+        <w:trPr>
+          <w:cantSplit/>
+        </w:trPr>
+        <w:tc>
+          <w:tcPr>
+            <w:tcW w:type="dxa" w:w="1944"/>
+            <w:vAlign w:val="center"/>
+            <w:tcMar>
+              <w:top w:w="90" w:type="dxa"/>
+              <w:start w:w="110" w:type="dxa"/>
+              <w:bottom w:w="90" w:type="dxa"/>
+              <w:end w:w="110" w:type="dxa"/>
+            </w:tcMar>
+          </w:tcPr>
+          <w:p>
+            <w:pPr>
+              <w:spacing w:after="0"/>
+            </w:pPr>
+            <w:r>
+              <w:rPr>
+                <w:sz w:val="17"/>
+              </w:rPr>
+              <w:t>CodeLock</w:t>
+            </w:r>
+          </w:p>
+        </w:tc>
+        <w:tc>
+          <w:tcPr>
+            <w:tcW w:type="dxa" w:w="5400"/>
+            <w:vAlign w:val="center"/>
+            <w:tcMar>
+              <w:top w:w="90" w:type="dxa"/>
+              <w:start w:w="110" w:type="dxa"/>
+              <w:bottom w:w="90" w:type="dxa"/>
+              <w:end w:w="110" w:type="dxa"/>
+            </w:tcMar>
+          </w:tcPr>
+          <w:p>
+            <w:pPr>
+              <w:spacing w:after="0"/>
+            </w:pPr>
+            <w:r>
+              <w:rPr>
+                <w:sz w:val="17"/>
+              </w:rPr>
+              <w:t>Registered sequence passes and complementary decoy fails</w:t>
+            </w:r>
+          </w:p>
+        </w:tc>
+        <w:tc>
+          <w:tcPr>
+            <w:tcW w:type="dxa" w:w="2160"/>
+            <w:vAlign w:val="center"/>
+            <w:tcMar>
+              <w:top w:w="90" w:type="dxa"/>
+              <w:start w:w="110" w:type="dxa"/>
+              <w:bottom w:w="90" w:type="dxa"/>
+              <w:end w:w="110" w:type="dxa"/>
+            </w:tcMar>
+          </w:tcPr>
+          <w:p>
+            <w:pPr>
+              <w:spacing w:after="0"/>
+            </w:pPr>
+            <w:r>
+              <w:rPr>
+                <w:sz w:val="17"/>
+              </w:rPr>
+              <w:t>Identity assertions</w:t>
+            </w:r>
+          </w:p>
+        </w:tc>
+      </w:tr>
+      <w:tr>
+        <w:trPr>
+          <w:cantSplit/>
+        </w:trPr>
+        <w:tc>
+          <w:tcPr>
+            <w:tcW w:type="dxa" w:w="1944"/>
             <w:vAlign w:val="center"/>
             <w:tcMar>
               <w:top w:w="90" w:type="dxa"/>
@@ -3418,7 +4613,7 @@
         </w:tc>
         <w:tc>
           <w:tcPr>
-            <w:tcW w:type="dxa" w:w="5184"/>
+            <w:tcW w:type="dxa" w:w="5400"/>
             <w:vAlign w:val="center"/>
             <w:tcMar>
               <w:top w:w="90" w:type="dxa"/>
@@ -3436,13 +4631,13 @@
               <w:rPr>
                 <w:sz w:val="17"/>
               </w:rPr>
-              <w:t>State transitions and bounded association</w:t>
+              <w:t>State transitions prediction maneuver response and gates</w:t>
             </w:r>
           </w:p>
         </w:tc>
         <w:tc>
           <w:tcPr>
-            <w:tcW w:type="dxa" w:w="2232"/>
+            <w:tcW w:type="dxa" w:w="2160"/>
             <w:vAlign w:val="center"/>
             <w:tcMar>
               <w:top w:w="90" w:type="dxa"/>
@@ -3460,15 +4655,18 @@
               <w:rPr>
                 <w:sz w:val="17"/>
               </w:rPr>
-              <w:t>State sequence assertions</w:t>
+              <w:t>State sequences</w:t>
             </w:r>
           </w:p>
         </w:tc>
       </w:tr>
       <w:tr>
+        <w:trPr>
+          <w:cantSplit/>
+        </w:trPr>
         <w:tc>
           <w:tcPr>
-            <w:tcW w:type="dxa" w:w="2088"/>
+            <w:tcW w:type="dxa" w:w="1944"/>
             <w:vAlign w:val="center"/>
             <w:tcMar>
               <w:top w:w="90" w:type="dxa"/>
@@ -3491,7 +4689,7 @@
         </w:tc>
         <w:tc>
           <w:tcPr>
-            <w:tcW w:type="dxa" w:w="5184"/>
+            <w:tcW w:type="dxa" w:w="5400"/>
             <w:vAlign w:val="center"/>
             <w:tcMar>
               <w:top w:w="90" w:type="dxa"/>
@@ -3508,13 +4706,13 @@
               <w:rPr>
                 <w:sz w:val="17"/>
               </w:rPr>
-              <w:t>Correct pan tilt signs speed and acceleration</w:t>
+              <w:t>Signs rates acceleration dwell and physical limits</w:t>
             </w:r>
           </w:p>
         </w:tc>
         <w:tc>
           <w:tcPr>
-            <w:tcW w:type="dxa" w:w="2232"/>
+            <w:tcW w:type="dxa" w:w="2160"/>
             <w:vAlign w:val="center"/>
             <w:tcMar>
               <w:top w:w="90" w:type="dxa"/>
@@ -3537,9 +4735,12 @@
         </w:tc>
       </w:tr>
       <w:tr>
+        <w:trPr>
+          <w:cantSplit/>
+        </w:trPr>
         <w:tc>
           <w:tcPr>
-            <w:tcW w:type="dxa" w:w="2088"/>
+            <w:tcW w:type="dxa" w:w="1944"/>
             <w:vAlign w:val="center"/>
             <w:tcMar>
               <w:top w:w="90" w:type="dxa"/>
@@ -3557,13 +4758,13 @@
               <w:rPr>
                 <w:sz w:val="17"/>
               </w:rPr>
-              <w:t>AI</w:t>
+              <w:t>Recorded input</w:t>
             </w:r>
           </w:p>
         </w:tc>
         <w:tc>
           <w:tcPr>
-            <w:tcW w:type="dxa" w:w="5184"/>
+            <w:tcW w:type="dxa" w:w="5400"/>
             <w:vAlign w:val="center"/>
             <w:tcMar>
               <w:top w:w="90" w:type="dxa"/>
@@ -3581,13 +4782,13 @@
               <w:rPr>
                 <w:sz w:val="17"/>
               </w:rPr>
-              <w:t>Held out data and ONNX numerical agreement</w:t>
+              <w:t>MP4 timestamps reset and end of stream</w:t>
             </w:r>
           </w:p>
         </w:tc>
         <w:tc>
           <w:tcPr>
-            <w:tcW w:type="dxa" w:w="2232"/>
+            <w:tcW w:type="dxa" w:w="2160"/>
             <w:vAlign w:val="center"/>
             <w:tcMar>
               <w:top w:w="90" w:type="dxa"/>
@@ -3605,15 +4806,18 @@
               <w:rPr>
                 <w:sz w:val="17"/>
               </w:rPr>
-              <w:t>Accuracy and tolerance checks</w:t>
+              <w:t>Source tests</w:t>
             </w:r>
           </w:p>
         </w:tc>
       </w:tr>
       <w:tr>
+        <w:trPr>
+          <w:cantSplit/>
+        </w:trPr>
         <w:tc>
           <w:tcPr>
-            <w:tcW w:type="dxa" w:w="2088"/>
+            <w:tcW w:type="dxa" w:w="1944"/>
             <w:vAlign w:val="center"/>
             <w:tcMar>
               <w:top w:w="90" w:type="dxa"/>
@@ -3630,13 +4834,13 @@
               <w:rPr>
                 <w:sz w:val="17"/>
               </w:rPr>
-              <w:t>Recorded media</w:t>
+              <w:t>Reporting</w:t>
             </w:r>
           </w:p>
         </w:tc>
         <w:tc>
           <w:tcPr>
-            <w:tcW w:type="dxa" w:w="5184"/>
+            <w:tcW w:type="dxa" w:w="5400"/>
             <w:vAlign w:val="center"/>
             <w:tcMar>
               <w:top w:w="90" w:type="dxa"/>
@@ -3653,13 +4857,13 @@
               <w:rPr>
                 <w:sz w:val="17"/>
               </w:rPr>
-              <w:t>MP4 timestamp reset and end of stream</w:t>
+              <w:t>Metric definitions summaries comparisons and stress grid</w:t>
             </w:r>
           </w:p>
         </w:tc>
         <w:tc>
           <w:tcPr>
-            <w:tcW w:type="dxa" w:w="2232"/>
+            <w:tcW w:type="dxa" w:w="2160"/>
             <w:vAlign w:val="center"/>
             <w:tcMar>
               <w:top w:w="90" w:type="dxa"/>
@@ -3676,15 +4880,18 @@
               <w:rPr>
                 <w:sz w:val="17"/>
               </w:rPr>
-              <w:t>Frame source tests</w:t>
+              <w:t>File checks</w:t>
             </w:r>
           </w:p>
         </w:tc>
       </w:tr>
       <w:tr>
+        <w:trPr>
+          <w:cantSplit/>
+        </w:trPr>
         <w:tc>
           <w:tcPr>
-            <w:tcW w:type="dxa" w:w="2088"/>
+            <w:tcW w:type="dxa" w:w="1944"/>
             <w:vAlign w:val="center"/>
             <w:tcMar>
               <w:top w:w="90" w:type="dxa"/>
@@ -3702,13 +4909,13 @@
               <w:rPr>
                 <w:sz w:val="17"/>
               </w:rPr>
-              <w:t>Integration</w:t>
+              <w:t>Packaging</w:t>
             </w:r>
           </w:p>
         </w:tc>
         <w:tc>
           <w:tcPr>
-            <w:tcW w:type="dxa" w:w="5184"/>
+            <w:tcW w:type="dxa" w:w="5400"/>
             <w:vAlign w:val="center"/>
             <w:tcMar>
               <w:top w:w="90" w:type="dxa"/>
@@ -3726,13 +4933,13 @@
               <w:rPr>
                 <w:sz w:val="17"/>
               </w:rPr>
-              <w:t>Acquisition retention dropout recovery</w:t>
+              <w:t>Executable track command and GUI launch</w:t>
             </w:r>
           </w:p>
         </w:tc>
         <w:tc>
           <w:tcPr>
-            <w:tcW w:type="dxa" w:w="2232"/>
+            <w:tcW w:type="dxa" w:w="2160"/>
             <w:vAlign w:val="center"/>
             <w:tcMar>
               <w:top w:w="90" w:type="dxa"/>
@@ -3750,78 +4957,7 @@
               <w:rPr>
                 <w:sz w:val="17"/>
               </w:rPr>
-              <w:t>Closed loop runs</w:t>
-            </w:r>
-          </w:p>
-        </w:tc>
-      </w:tr>
-      <w:tr>
-        <w:tc>
-          <w:tcPr>
-            <w:tcW w:type="dxa" w:w="2088"/>
-            <w:vAlign w:val="center"/>
-            <w:tcMar>
-              <w:top w:w="90" w:type="dxa"/>
-              <w:start w:w="110" w:type="dxa"/>
-              <w:bottom w:w="90" w:type="dxa"/>
-              <w:end w:w="110" w:type="dxa"/>
-            </w:tcMar>
-          </w:tcPr>
-          <w:p>
-            <w:pPr>
-              <w:spacing w:after="0"/>
-            </w:pPr>
-            <w:r>
-              <w:rPr>
-                <w:sz w:val="17"/>
-              </w:rPr>
-              <w:t>Packaging</w:t>
-            </w:r>
-          </w:p>
-        </w:tc>
-        <w:tc>
-          <w:tcPr>
-            <w:tcW w:type="dxa" w:w="5184"/>
-            <w:vAlign w:val="center"/>
-            <w:tcMar>
-              <w:top w:w="90" w:type="dxa"/>
-              <w:start w:w="110" w:type="dxa"/>
-              <w:bottom w:w="90" w:type="dxa"/>
-              <w:end w:w="110" w:type="dxa"/>
-            </w:tcMar>
-          </w:tcPr>
-          <w:p>
-            <w:pPr>
-              <w:spacing w:after="0"/>
-            </w:pPr>
-            <w:r>
-              <w:rPr>
-                <w:sz w:val="17"/>
-              </w:rPr>
-              <w:t>Executable help validation benchmark and GUI launch</w:t>
-            </w:r>
-          </w:p>
-        </w:tc>
-        <w:tc>
-          <w:tcPr>
-            <w:tcW w:type="dxa" w:w="2232"/>
-            <w:vAlign w:val="center"/>
-            <w:tcMar>
-              <w:top w:w="90" w:type="dxa"/>
-              <w:start w:w="110" w:type="dxa"/>
-              <w:bottom w:w="90" w:type="dxa"/>
-              <w:end w:w="110" w:type="dxa"/>
-            </w:tcMar>
-          </w:tcPr>
-          <w:p>
-            <w:pPr>
-              <w:spacing w:after="0"/>
-            </w:pPr>
-            <w:r>
-              <w:rPr>
-                <w:sz w:val="17"/>
-              </w:rPr>
-              <w:t>Built artifact smoke test</w:t>
+              <w:t>Smoke tests</w:t>
             </w:r>
           </w:p>
         </w:tc>
@@ -3830,7 +4966,7 @@
     <w:p/>
     <w:p>
       <w:r>
-        <w:t>The final test run contains 71 automated tests. Official benchmark runs use 1800 frames at 30 Hz, which represents 59.97 seconds from the first timestamp to the last. Processing FPS is calculated from measured per frame wall clock time on the development host.</w:t>
+        <w:t>The latest full run completed all 85 tests successfully. Official duration benchmarks use 1800 frames at 30 Hz, representing 59.97 seconds between the first and last timestamps. Throughput is measured from per frame wall clock processing time on the development host and can vary with hardware load.</w:t>
       </w:r>
     </w:p>
     <w:p>
@@ -3841,9 +4977,10 @@
     <w:p>
       <w:pPr>
         <w:pStyle w:val="Heading1"/>
+        <w:keepNext/>
       </w:pPr>
       <w:r>
-        <w:t>Performance Results</w:t>
+        <w:t>Measured Scenario Performance</w:t>
       </w:r>
     </w:p>
     <w:p>
@@ -3853,8 +4990,8 @@
       <w:r>
         <w:drawing>
           <wp:inline xmlns:a="http://schemas.openxmlformats.org/drawingml/2006/main" xmlns:pic="http://schemas.openxmlformats.org/drawingml/2006/picture">
-            <wp:extent cx="6126480" cy="2859024"/>
-            <wp:docPr id="3" name="Picture 3" descr="Figure 3  Processing throughput across five 60 second runs" title="Figure 3  Processing throughput across five 60 second runs"/>
+            <wp:extent cx="5623560" cy="2882074"/>
+            <wp:docPr id="4" name="Picture 4" descr="Figure 4  Mean camera offset and strict lock across five scenarios" title="Figure 4  Mean camera offset and strict lock across five scenarios"/>
             <wp:cNvGraphicFramePr>
               <a:graphicFrameLocks noChangeAspect="1"/>
             </wp:cNvGraphicFramePr>
@@ -3862,11 +4999,11 @@
               <a:graphicData uri="http://schemas.openxmlformats.org/drawingml/2006/picture">
                 <pic:pic>
                   <pic:nvPicPr>
-                    <pic:cNvPr id="0" name="benchmark.png"/>
+                    <pic:cNvPr id="0" name="performance-phase9.png"/>
                     <pic:cNvPicPr/>
                   </pic:nvPicPr>
                   <pic:blipFill>
-                    <a:blip r:embed="rId13"/>
+                    <a:blip r:embed="rId14"/>
                     <a:stretch>
                       <a:fillRect/>
                     </a:stretch>
@@ -3874,7 +5011,7 @@
                   <pic:spPr>
                     <a:xfrm>
                       <a:off x="0" y="0"/>
-                      <a:ext cx="6126480" cy="2859024"/>
+                      <a:ext cx="5623560" cy="2882074"/>
                     </a:xfrm>
                     <a:prstGeom prst="rect"/>
                   </pic:spPr>
@@ -3889,9 +5026,10 @@
       <w:pPr>
         <w:pStyle w:val="Caption"/>
         <w:jc w:val="center"/>
+        <w:keepNext/>
       </w:pPr>
       <w:r>
-        <w:t>Figure 3  Processing throughput across five 60 second runs</w:t>
+        <w:t>Figure 4  Mean camera offset and strict lock across five scenarios</w:t>
       </w:r>
     </w:p>
     <w:tbl>
@@ -3910,19 +5048,21 @@
         </w:tblBorders>
       </w:tblPr>
       <w:tblGrid>
-        <w:gridCol w:w="2033"/>
-        <w:gridCol w:w="2033"/>
-        <w:gridCol w:w="2033"/>
-        <w:gridCol w:w="2033"/>
-        <w:gridCol w:w="2033"/>
+        <w:gridCol w:w="2880"/>
+        <w:gridCol w:w="1224"/>
+        <w:gridCol w:w="1296"/>
+        <w:gridCol w:w="1224"/>
+        <w:gridCol w:w="1656"/>
+        <w:gridCol w:w="1080"/>
       </w:tblGrid>
       <w:tr>
         <w:trPr>
           <w:tblHeader w:val="true"/>
+          <w:cantSplit/>
         </w:trPr>
         <w:tc>
           <w:tcPr>
-            <w:tcW w:type="dxa" w:w="3240"/>
+            <w:tcW w:type="dxa" w:w="2880"/>
             <w:shd w:fill="17324D"/>
             <w:vAlign w:val="center"/>
             <w:tcMar>
@@ -3945,7 +5085,7 @@
         </w:tc>
         <w:tc>
           <w:tcPr>
-            <w:tcW w:type="dxa" w:w="1440"/>
+            <w:tcW w:type="dxa" w:w="1224"/>
             <w:shd w:fill="17324D"/>
             <w:vAlign w:val="center"/>
             <w:tcMar>
@@ -3968,7 +5108,7 @@
         </w:tc>
         <w:tc>
           <w:tcPr>
-            <w:tcW w:type="dxa" w:w="1800"/>
+            <w:tcW w:type="dxa" w:w="1296"/>
             <w:shd w:fill="17324D"/>
             <w:vAlign w:val="center"/>
             <w:tcMar>
@@ -3985,13 +5125,36 @@
                 <w:color w:val="FFFFFF"/>
                 <w:sz w:val="18"/>
               </w:rPr>
-              <w:t>Max error px</w:t>
+              <w:t>Mean px</w:t>
             </w:r>
           </w:p>
         </w:tc>
         <w:tc>
           <w:tcPr>
-            <w:tcW w:type="dxa" w:w="1800"/>
+            <w:tcW w:type="dxa" w:w="1224"/>
+            <w:shd w:fill="17324D"/>
+            <w:vAlign w:val="center"/>
+            <w:tcMar>
+              <w:top w:w="90" w:type="dxa"/>
+              <w:start w:w="110" w:type="dxa"/>
+              <w:bottom w:w="90" w:type="dxa"/>
+              <w:end w:w="110" w:type="dxa"/>
+            </w:tcMar>
+          </w:tcPr>
+          <w:p>
+            <w:r>
+              <w:rPr>
+                <w:b/>
+                <w:color w:val="FFFFFF"/>
+                <w:sz w:val="18"/>
+              </w:rPr>
+              <w:t>P95 px</w:t>
+            </w:r>
+          </w:p>
+        </w:tc>
+        <w:tc>
+          <w:tcPr>
+            <w:tcW w:type="dxa" w:w="1656"/>
             <w:shd w:fill="17324D"/>
             <w:vAlign w:val="center"/>
             <w:tcMar>
@@ -4014,7 +5177,7 @@
         </w:tc>
         <w:tc>
           <w:tcPr>
-            <w:tcW w:type="dxa" w:w="1152"/>
+            <w:tcW w:type="dxa" w:w="1080"/>
             <w:shd w:fill="17324D"/>
             <w:vAlign w:val="center"/>
             <w:tcMar>
@@ -4037,9 +5200,12 @@
         </w:tc>
       </w:tr>
       <w:tr>
+        <w:trPr>
+          <w:cantSplit/>
+        </w:trPr>
         <w:tc>
           <w:tcPr>
-            <w:tcW w:type="dxa" w:w="3240"/>
+            <w:tcW w:type="dxa" w:w="2880"/>
             <w:vAlign w:val="center"/>
             <w:tcMar>
               <w:top w:w="90" w:type="dxa"/>
@@ -4062,7 +5228,7 @@
         </w:tc>
         <w:tc>
           <w:tcPr>
-            <w:tcW w:type="dxa" w:w="1440"/>
+            <w:tcW w:type="dxa" w:w="1224"/>
             <w:vAlign w:val="center"/>
             <w:tcMar>
               <w:top w:w="90" w:type="dxa"/>
@@ -4085,7 +5251,7 @@
         </w:tc>
         <w:tc>
           <w:tcPr>
-            <w:tcW w:type="dxa" w:w="1800"/>
+            <w:tcW w:type="dxa" w:w="1296"/>
             <w:vAlign w:val="center"/>
             <w:tcMar>
               <w:top w:w="90" w:type="dxa"/>
@@ -4102,13 +5268,13 @@
               <w:rPr>
                 <w:sz w:val="17"/>
               </w:rPr>
-              <w:t>2.890</w:t>
+              <w:t>7.33</w:t>
             </w:r>
           </w:p>
         </w:tc>
         <w:tc>
           <w:tcPr>
-            <w:tcW w:type="dxa" w:w="1800"/>
+            <w:tcW w:type="dxa" w:w="1224"/>
             <w:vAlign w:val="center"/>
             <w:tcMar>
               <w:top w:w="90" w:type="dxa"/>
@@ -4125,13 +5291,13 @@
               <w:rPr>
                 <w:sz w:val="17"/>
               </w:rPr>
-              <w:t>100.00</w:t>
+              <w:t>20.76</w:t>
             </w:r>
           </w:p>
         </w:tc>
         <w:tc>
           <w:tcPr>
-            <w:tcW w:type="dxa" w:w="1152"/>
+            <w:tcW w:type="dxa" w:w="1656"/>
             <w:vAlign w:val="center"/>
             <w:tcMar>
               <w:top w:w="90" w:type="dxa"/>
@@ -4148,15 +5314,41 @@
               <w:rPr>
                 <w:sz w:val="17"/>
               </w:rPr>
-              <w:t>85.5</w:t>
+              <w:t>77.0</w:t>
+            </w:r>
+          </w:p>
+        </w:tc>
+        <w:tc>
+          <w:tcPr>
+            <w:tcW w:type="dxa" w:w="1080"/>
+            <w:vAlign w:val="center"/>
+            <w:tcMar>
+              <w:top w:w="90" w:type="dxa"/>
+              <w:start w:w="110" w:type="dxa"/>
+              <w:bottom w:w="90" w:type="dxa"/>
+              <w:end w:w="110" w:type="dxa"/>
+            </w:tcMar>
+          </w:tcPr>
+          <w:p>
+            <w:pPr>
+              <w:spacing w:after="0"/>
+            </w:pPr>
+            <w:r>
+              <w:rPr>
+                <w:sz w:val="17"/>
+              </w:rPr>
+              <w:t>68.4</w:t>
             </w:r>
           </w:p>
         </w:tc>
       </w:tr>
       <w:tr>
+        <w:trPr>
+          <w:cantSplit/>
+        </w:trPr>
         <w:tc>
           <w:tcPr>
-            <w:tcW w:type="dxa" w:w="3240"/>
+            <w:tcW w:type="dxa" w:w="2880"/>
             <w:vAlign w:val="center"/>
             <w:tcMar>
               <w:top w:w="90" w:type="dxa"/>
@@ -4180,7 +5372,7 @@
         </w:tc>
         <w:tc>
           <w:tcPr>
-            <w:tcW w:type="dxa" w:w="1440"/>
+            <w:tcW w:type="dxa" w:w="1224"/>
             <w:vAlign w:val="center"/>
             <w:tcMar>
               <w:top w:w="90" w:type="dxa"/>
@@ -4204,7 +5396,7 @@
         </w:tc>
         <w:tc>
           <w:tcPr>
-            <w:tcW w:type="dxa" w:w="1800"/>
+            <w:tcW w:type="dxa" w:w="1296"/>
             <w:vAlign w:val="center"/>
             <w:tcMar>
               <w:top w:w="90" w:type="dxa"/>
@@ -4222,13 +5414,13 @@
               <w:rPr>
                 <w:sz w:val="17"/>
               </w:rPr>
-              <w:t>0.828</w:t>
+              <w:t>9.22</w:t>
             </w:r>
           </w:p>
         </w:tc>
         <w:tc>
           <w:tcPr>
-            <w:tcW w:type="dxa" w:w="1800"/>
+            <w:tcW w:type="dxa" w:w="1224"/>
             <w:vAlign w:val="center"/>
             <w:tcMar>
               <w:top w:w="90" w:type="dxa"/>
@@ -4246,13 +5438,13 @@
               <w:rPr>
                 <w:sz w:val="17"/>
               </w:rPr>
-              <w:t>100.00</w:t>
+              <w:t>14.38</w:t>
             </w:r>
           </w:p>
         </w:tc>
         <w:tc>
           <w:tcPr>
-            <w:tcW w:type="dxa" w:w="1152"/>
+            <w:tcW w:type="dxa" w:w="1656"/>
             <w:vAlign w:val="center"/>
             <w:tcMar>
               <w:top w:w="90" w:type="dxa"/>
@@ -4270,15 +5462,42 @@
               <w:rPr>
                 <w:sz w:val="17"/>
               </w:rPr>
-              <w:t>30.5</w:t>
+              <w:t>71.9</w:t>
+            </w:r>
+          </w:p>
+        </w:tc>
+        <w:tc>
+          <w:tcPr>
+            <w:tcW w:type="dxa" w:w="1080"/>
+            <w:vAlign w:val="center"/>
+            <w:tcMar>
+              <w:top w:w="90" w:type="dxa"/>
+              <w:start w:w="110" w:type="dxa"/>
+              <w:bottom w:w="90" w:type="dxa"/>
+              <w:end w:w="110" w:type="dxa"/>
+            </w:tcMar>
+            <w:shd w:fill="EEF4F7"/>
+          </w:tcPr>
+          <w:p>
+            <w:pPr>
+              <w:spacing w:after="0"/>
+            </w:pPr>
+            <w:r>
+              <w:rPr>
+                <w:sz w:val="17"/>
+              </w:rPr>
+              <w:t>28.7</w:t>
             </w:r>
           </w:p>
         </w:tc>
       </w:tr>
       <w:tr>
+        <w:trPr>
+          <w:cantSplit/>
+        </w:trPr>
         <w:tc>
           <w:tcPr>
-            <w:tcW w:type="dxa" w:w="3240"/>
+            <w:tcW w:type="dxa" w:w="2880"/>
             <w:vAlign w:val="center"/>
             <w:tcMar>
               <w:top w:w="90" w:type="dxa"/>
@@ -4301,7 +5520,7 @@
         </w:tc>
         <w:tc>
           <w:tcPr>
-            <w:tcW w:type="dxa" w:w="1440"/>
+            <w:tcW w:type="dxa" w:w="1224"/>
             <w:vAlign w:val="center"/>
             <w:tcMar>
               <w:top w:w="90" w:type="dxa"/>
@@ -4318,13 +5537,13 @@
               <w:rPr>
                 <w:sz w:val="17"/>
               </w:rPr>
-              <w:t>1.600</w:t>
+              <w:t>1.467</w:t>
             </w:r>
           </w:p>
         </w:tc>
         <w:tc>
           <w:tcPr>
-            <w:tcW w:type="dxa" w:w="1800"/>
+            <w:tcW w:type="dxa" w:w="1296"/>
             <w:vAlign w:val="center"/>
             <w:tcMar>
               <w:top w:w="90" w:type="dxa"/>
@@ -4341,13 +5560,13 @@
               <w:rPr>
                 <w:sz w:val="17"/>
               </w:rPr>
-              <w:t>1.315</w:t>
+              <w:t>18.54</w:t>
             </w:r>
           </w:p>
         </w:tc>
         <w:tc>
           <w:tcPr>
-            <w:tcW w:type="dxa" w:w="1800"/>
+            <w:tcW w:type="dxa" w:w="1224"/>
             <w:vAlign w:val="center"/>
             <w:tcMar>
               <w:top w:w="90" w:type="dxa"/>
@@ -4364,13 +5583,13 @@
               <w:rPr>
                 <w:sz w:val="17"/>
               </w:rPr>
-              <w:t>100.00</w:t>
+              <w:t>33.01</w:t>
             </w:r>
           </w:p>
         </w:tc>
         <w:tc>
           <w:tcPr>
-            <w:tcW w:type="dxa" w:w="1152"/>
+            <w:tcW w:type="dxa" w:w="1656"/>
             <w:vAlign w:val="center"/>
             <w:tcMar>
               <w:top w:w="90" w:type="dxa"/>
@@ -4387,15 +5606,41 @@
               <w:rPr>
                 <w:sz w:val="17"/>
               </w:rPr>
-              <w:t>73.4</w:t>
+              <w:t>17.9</w:t>
+            </w:r>
+          </w:p>
+        </w:tc>
+        <w:tc>
+          <w:tcPr>
+            <w:tcW w:type="dxa" w:w="1080"/>
+            <w:vAlign w:val="center"/>
+            <w:tcMar>
+              <w:top w:w="90" w:type="dxa"/>
+              <w:start w:w="110" w:type="dxa"/>
+              <w:bottom w:w="90" w:type="dxa"/>
+              <w:end w:w="110" w:type="dxa"/>
+            </w:tcMar>
+          </w:tcPr>
+          <w:p>
+            <w:pPr>
+              <w:spacing w:after="0"/>
+            </w:pPr>
+            <w:r>
+              <w:rPr>
+                <w:sz w:val="17"/>
+              </w:rPr>
+              <w:t>62.0</w:t>
             </w:r>
           </w:p>
         </w:tc>
       </w:tr>
       <w:tr>
+        <w:trPr>
+          <w:cantSplit/>
+        </w:trPr>
         <w:tc>
           <w:tcPr>
-            <w:tcW w:type="dxa" w:w="3240"/>
+            <w:tcW w:type="dxa" w:w="2880"/>
             <w:vAlign w:val="center"/>
             <w:tcMar>
               <w:top w:w="90" w:type="dxa"/>
@@ -4419,7 +5664,7 @@
         </w:tc>
         <w:tc>
           <w:tcPr>
-            <w:tcW w:type="dxa" w:w="1440"/>
+            <w:tcW w:type="dxa" w:w="1224"/>
             <w:vAlign w:val="center"/>
             <w:tcMar>
               <w:top w:w="90" w:type="dxa"/>
@@ -4443,7 +5688,7 @@
         </w:tc>
         <w:tc>
           <w:tcPr>
-            <w:tcW w:type="dxa" w:w="1800"/>
+            <w:tcW w:type="dxa" w:w="1296"/>
             <w:vAlign w:val="center"/>
             <w:tcMar>
               <w:top w:w="90" w:type="dxa"/>
@@ -4461,13 +5706,13 @@
               <w:rPr>
                 <w:sz w:val="17"/>
               </w:rPr>
-              <w:t>0.806</w:t>
+              <w:t>8.92</w:t>
             </w:r>
           </w:p>
         </w:tc>
         <w:tc>
           <w:tcPr>
-            <w:tcW w:type="dxa" w:w="1800"/>
+            <w:tcW w:type="dxa" w:w="1224"/>
             <w:vAlign w:val="center"/>
             <w:tcMar>
               <w:top w:w="90" w:type="dxa"/>
@@ -4485,13 +5730,13 @@
               <w:rPr>
                 <w:sz w:val="17"/>
               </w:rPr>
-              <w:t>100.00</w:t>
+              <w:t>18.65</w:t>
             </w:r>
           </w:p>
         </w:tc>
         <w:tc>
           <w:tcPr>
-            <w:tcW w:type="dxa" w:w="1152"/>
+            <w:tcW w:type="dxa" w:w="1656"/>
             <w:vAlign w:val="center"/>
             <w:tcMar>
               <w:top w:w="90" w:type="dxa"/>
@@ -4509,15 +5754,42 @@
               <w:rPr>
                 <w:sz w:val="17"/>
               </w:rPr>
-              <w:t>24.2</w:t>
+              <w:t>70.6</w:t>
+            </w:r>
+          </w:p>
+        </w:tc>
+        <w:tc>
+          <w:tcPr>
+            <w:tcW w:type="dxa" w:w="1080"/>
+            <w:vAlign w:val="center"/>
+            <w:tcMar>
+              <w:top w:w="90" w:type="dxa"/>
+              <w:start w:w="110" w:type="dxa"/>
+              <w:bottom w:w="90" w:type="dxa"/>
+              <w:end w:w="110" w:type="dxa"/>
+            </w:tcMar>
+            <w:shd w:fill="EEF4F7"/>
+          </w:tcPr>
+          <w:p>
+            <w:pPr>
+              <w:spacing w:after="0"/>
+            </w:pPr>
+            <w:r>
+              <w:rPr>
+                <w:sz w:val="17"/>
+              </w:rPr>
+              <w:t>22.2</w:t>
             </w:r>
           </w:p>
         </w:tc>
       </w:tr>
       <w:tr>
+        <w:trPr>
+          <w:cantSplit/>
+        </w:trPr>
         <w:tc>
           <w:tcPr>
-            <w:tcW w:type="dxa" w:w="3240"/>
+            <w:tcW w:type="dxa" w:w="2880"/>
             <w:vAlign w:val="center"/>
             <w:tcMar>
               <w:top w:w="90" w:type="dxa"/>
@@ -4540,7 +5812,7 @@
         </w:tc>
         <w:tc>
           <w:tcPr>
-            <w:tcW w:type="dxa" w:w="1440"/>
+            <w:tcW w:type="dxa" w:w="1224"/>
             <w:vAlign w:val="center"/>
             <w:tcMar>
               <w:top w:w="90" w:type="dxa"/>
@@ -4557,13 +5829,13 @@
               <w:rPr>
                 <w:sz w:val="17"/>
               </w:rPr>
-              <w:t>0.633</w:t>
+              <w:t>0.433</w:t>
             </w:r>
           </w:p>
         </w:tc>
         <w:tc>
           <w:tcPr>
-            <w:tcW w:type="dxa" w:w="1800"/>
+            <w:tcW w:type="dxa" w:w="1296"/>
             <w:vAlign w:val="center"/>
             <w:tcMar>
               <w:top w:w="90" w:type="dxa"/>
@@ -4580,13 +5852,13 @@
               <w:rPr>
                 <w:sz w:val="17"/>
               </w:rPr>
-              <w:t>3.043</w:t>
+              <w:t>10.16</w:t>
             </w:r>
           </w:p>
         </w:tc>
         <w:tc>
           <w:tcPr>
-            <w:tcW w:type="dxa" w:w="1800"/>
+            <w:tcW w:type="dxa" w:w="1224"/>
             <w:vAlign w:val="center"/>
             <w:tcMar>
               <w:top w:w="90" w:type="dxa"/>
@@ -4603,13 +5875,13 @@
               <w:rPr>
                 <w:sz w:val="17"/>
               </w:rPr>
-              <w:t>98.93</w:t>
+              <w:t>20.80</w:t>
             </w:r>
           </w:p>
         </w:tc>
         <w:tc>
           <w:tcPr>
-            <w:tcW w:type="dxa" w:w="1152"/>
+            <w:tcW w:type="dxa" w:w="1656"/>
             <w:vAlign w:val="center"/>
             <w:tcMar>
               <w:top w:w="90" w:type="dxa"/>
@@ -4626,7 +5898,30 @@
               <w:rPr>
                 <w:sz w:val="17"/>
               </w:rPr>
-              <w:t>27.3</w:t>
+              <w:t>69.2</w:t>
+            </w:r>
+          </w:p>
+        </w:tc>
+        <w:tc>
+          <w:tcPr>
+            <w:tcW w:type="dxa" w:w="1080"/>
+            <w:vAlign w:val="center"/>
+            <w:tcMar>
+              <w:top w:w="90" w:type="dxa"/>
+              <w:start w:w="110" w:type="dxa"/>
+              <w:bottom w:w="90" w:type="dxa"/>
+              <w:end w:w="110" w:type="dxa"/>
+            </w:tcMar>
+          </w:tcPr>
+          <w:p>
+            <w:pPr>
+              <w:spacing w:after="0"/>
+            </w:pPr>
+            <w:r>
+              <w:rPr>
+                <w:sz w:val="17"/>
+              </w:rPr>
+              <w:t>26.3</w:t>
             </w:r>
           </w:p>
         </w:tc>
@@ -4635,7 +5930,7 @@
     <w:p/>
     <w:p>
       <w:r>
-        <w:t>All measured scenarios satisfy the supplied thresholds. The lowest throughput is 24.2 FPS in the mixed Gaussian and Poisson profile, leaving 21 percent headroom above the 20 FPS minimum. The highest maximum centroid error is 3.043 pixels during the dropout profile, less than one third of the 10 pixel limit.</w:t>
+        <w:t>Every scenario acquired within 2 seconds and processed above 20 FPS. Mean offset remained below 10 pixels in clear straight fog figure eight and noisy circle. Jitter random and dropout exceeded that target, and no full scenario reached 80 percent strict lock. These honest results replace centroid accuracy as the primary pointing claim: subpixel centroid error confirms detection quality, while camera offset exposes the remaining control challenge.</w:t>
       </w:r>
     </w:p>
     <w:p>
@@ -4646,14 +5941,98 @@
     <w:p>
       <w:pPr>
         <w:pStyle w:val="Heading1"/>
+        <w:keepNext/>
       </w:pPr>
       <w:r>
-        <w:t>Limitations Future Work and Conclusion</w:t>
+        <w:t>Predictive Improvement and Robustness</w:t>
       </w:r>
     </w:p>
     <w:p>
       <w:pPr>
         <w:pStyle w:val="Heading2"/>
+        <w:keepNext/>
+      </w:pPr>
+      <w:r>
+        <w:t>Controlled Baseline Comparison</w:t>
+      </w:r>
+    </w:p>
+    <w:p>
+      <w:r>
+        <w:t>On a 600 frame noisy circle run, velocity feed forward maneuver adaptation and AI verification reduced mean camera offset from 21.68 to 10.69 pixels and P95 offset from 36.14 to 19.85 pixels. Strict lock increased from 0.00 to 68.30 percent. Throughput changed from 25.80 to 23.91 FPS, remaining above the required 20 FPS. The comparison keeps the scenario and seed fixed while changing only the tracking profile.</w:t>
+      </w:r>
+    </w:p>
+    <w:p>
+      <w:pPr>
+        <w:jc w:val="center"/>
+      </w:pPr>
+      <w:r>
+        <w:drawing>
+          <wp:inline xmlns:a="http://schemas.openxmlformats.org/drawingml/2006/main" xmlns:pic="http://schemas.openxmlformats.org/drawingml/2006/picture">
+            <wp:extent cx="5897880" cy="3302813"/>
+            <wp:docPr id="5" name="Picture 5" descr="Figure 5  Noise and jitter robustness sweep" title="Figure 5  Noise and jitter robustness sweep"/>
+            <wp:cNvGraphicFramePr>
+              <a:graphicFrameLocks noChangeAspect="1"/>
+            </wp:cNvGraphicFramePr>
+            <a:graphic>
+              <a:graphicData uri="http://schemas.openxmlformats.org/drawingml/2006/picture">
+                <pic:pic>
+                  <pic:nvPicPr>
+                    <pic:cNvPr id="0" name="robustness-phase9.png"/>
+                    <pic:cNvPicPr/>
+                  </pic:nvPicPr>
+                  <pic:blipFill>
+                    <a:blip r:embed="rId15"/>
+                    <a:stretch>
+                      <a:fillRect/>
+                    </a:stretch>
+                  </pic:blipFill>
+                  <pic:spPr>
+                    <a:xfrm>
+                      <a:off x="0" y="0"/>
+                      <a:ext cx="5897880" cy="3302813"/>
+                    </a:xfrm>
+                    <a:prstGeom prst="rect"/>
+                  </pic:spPr>
+                </pic:pic>
+              </a:graphicData>
+            </a:graphic>
+          </wp:inline>
+        </w:drawing>
+      </w:r>
+    </w:p>
+    <w:p>
+      <w:pPr>
+        <w:pStyle w:val="Caption"/>
+        <w:jc w:val="center"/>
+        <w:keepNext/>
+      </w:pPr>
+      <w:r>
+        <w:t>Figure 5  Noise and jitter robustness sweep</w:t>
+      </w:r>
+    </w:p>
+    <w:p>
+      <w:r>
+        <w:t>The Phase 8 stress command sweeps noise sigma 0 8 and 16 against camera jitter 0 10 and 20 pixels per frame. A cell passes only when acquisition is at most 2 seconds, mean offset is at most 10 pixels, strict lock is at least 80 percent, and throughput is at least 20 FPS. Two of nine measured cells passed. The grid identifies zero jitter as the current safe region and makes the vibration induced boundary visible rather than hiding difficult cases.</w:t>
+      </w:r>
+    </w:p>
+    <w:p>
+      <w:r>
+        <w:br w:type="page"/>
+      </w:r>
+    </w:p>
+    <w:p>
+      <w:pPr>
+        <w:pStyle w:val="Heading1"/>
+        <w:keepNext/>
+      </w:pPr>
+      <w:r>
+        <w:t>Limitations Roadmap and Conclusion</w:t>
+      </w:r>
+    </w:p>
+    <w:p>
+      <w:pPr>
+        <w:pStyle w:val="Heading2"/>
+        <w:keepNext/>
       </w:pPr>
       <w:r>
         <w:t>Current Limitations</w:t>
@@ -4664,7 +6043,7 @@
         <w:pStyle w:val="ListBullet"/>
       </w:pPr>
       <w:r>
-        <w:t>The current world is two dimensional and does not model full orbital geometry or optical link budget.</w:t>
+        <w:t>The two dimensional world does not yet represent full orbital geometry attitude or camera calibration.</w:t>
       </w:r>
     </w:p>
     <w:p>
@@ -4672,7 +6051,7 @@
         <w:pStyle w:val="ListBullet"/>
       </w:pPr>
       <w:r>
-        <w:t>The AI verifier is trained on generated patches and requires real beacon footage for domain calibration.</w:t>
+        <w:t>The current centre marker is the camera optical axis; laser beam propagation and received optical power are not yet simulated.</w:t>
       </w:r>
     </w:p>
     <w:p>
@@ -4680,7 +6059,7 @@
         <w:pStyle w:val="ListBullet"/>
       </w:pPr>
       <w:r>
-        <w:t>Recorded video analysis estimates image motion but cannot command the camera that produced an existing file.</w:t>
+        <w:t>The compact AI verifier is trained on generated patches and needs real beacon footage for domain calibration.</w:t>
       </w:r>
     </w:p>
     <w:p>
@@ -4688,15 +6067,7 @@
         <w:pStyle w:val="ListBullet"/>
       </w:pPr>
       <w:r>
-        <w:t>The packaged artifact is built for the current Linux architecture and should be rebuilt for Windows submission machines.</w:t>
-      </w:r>
-    </w:p>
-    <w:p>
-      <w:pPr>
-        <w:pStyle w:val="Heading2"/>
-      </w:pPr>
-      <w:r>
-        <w:t>Recommended Extensions</w:t>
+        <w:t>High camera jitter remains the main measured boundary for strict 10 pixel lock retention.</w:t>
       </w:r>
     </w:p>
     <w:p>
@@ -4704,7 +6075,44 @@
         <w:pStyle w:val="ListBullet"/>
       </w:pPr>
       <w:r>
-        <w:t>Add three dimensional platform attitude and ephemeris driven trajectories</w:t>
+        <w:t>Recorded media can estimate image motion but cannot command the physical camera that produced an existing file.</w:t>
+      </w:r>
+    </w:p>
+    <w:p>
+      <w:pPr>
+        <w:pStyle w:val="Heading2"/>
+        <w:keepNext/>
+      </w:pPr>
+      <w:r>
+        <w:t>Recommended Next Phase</w:t>
+      </w:r>
+    </w:p>
+    <w:p>
+      <w:r>
+        <w:t>The highest value extension is an optical link digital twin that converts pointing error into beam footprint pointing loss atmospheric attenuation received power link margin and estimated link state. A later virtual fast steering mirror can demonstrate the handover from coarse gimbal alignment to fine pointing. Full electromagnetic wave or computational fluid dynamics simulation is outside the present problem scope and would add cost without equivalent judging value.</w:t>
+      </w:r>
+    </w:p>
+    <w:p>
+      <w:pPr>
+        <w:pStyle w:val="Heading2"/>
+        <w:keepNext/>
+      </w:pPr>
+      <w:r>
+        <w:t>Conclusion</w:t>
+      </w:r>
+    </w:p>
+    <w:p>
+      <w:r>
+        <w:t>Qlyraxis now provides an end to end reproducible laboratory for FSOC coarse alignment: configurable scenes, pixel only acquisition, AI assisted candidate verification, identity aware CodeLock, predictive pan tilt control, loss recovery, disturbance injection, recorded media analysis, automatic metrics, robustness mapping, a desktop interface, and standalone packaging. Its strongest contribution is not a single favourable animation but a measurable closed loop whose assumptions failures and improvements are visible to the evaluator.</w:t>
+      </w:r>
+    </w:p>
+    <w:p>
+      <w:pPr>
+        <w:pStyle w:val="Heading2"/>
+        <w:keepNext/>
+      </w:pPr>
+      <w:r>
+        <w:t>Project Evidence</w:t>
       </w:r>
     </w:p>
     <w:p>
@@ -4712,7 +6120,7 @@
         <w:pStyle w:val="ListBullet"/>
       </w:pPr>
       <w:r>
-        <w:t>Introduce measured turbulence and background datasets supplied by the evaluator</w:t>
+        <w:t>Problem statement Smart India Hackathon 26169 from the Indian Space Research Organisation</w:t>
       </w:r>
     </w:p>
     <w:p>
@@ -4720,7 +6128,7 @@
         <w:pStyle w:val="ListBullet"/>
       </w:pPr>
       <w:r>
-        <w:t>Calibrate camera intrinsics and convert pixel error into line of sight uncertainty</w:t>
+        <w:t>Scenario configurations and source code in the Qlyraxis repository</w:t>
       </w:r>
     </w:p>
     <w:p>
@@ -4728,7 +6136,7 @@
         <w:pStyle w:val="ListBullet"/>
       </w:pPr>
       <w:r>
-        <w:t>Connect the command interface to a hardware in the loop pan tilt unit</w:t>
+        <w:t>Benchmark comparison robustness and CodeLock reports under deliverables</w:t>
       </w:r>
     </w:p>
     <w:p>
@@ -4736,20 +6144,7 @@
         <w:pStyle w:val="ListBullet"/>
       </w:pPr>
       <w:r>
-        <w:t>Train and compare an end to end compact CNN when representative labeled footage is available</w:t>
-      </w:r>
-    </w:p>
-    <w:p>
-      <w:pPr>
-        <w:pStyle w:val="Heading2"/>
-      </w:pPr>
-      <w:r>
-        <w:t>Conclusion</w:t>
-      </w:r>
-    </w:p>
-    <w:p>
-      <w:r>
-        <w:t>Qlyraxis provides a complete software laboratory for developing and evaluating coarse FSOC alignment without specialized optical hardware. Its modules preserve the boundary between pixels and truth, its disturbances replay exactly, and its reports expose the measurements behind each result. The five final benchmark profiles meet the acquisition, accuracy, loss, recovery, and processing targets supplied for PS 26169.</w:t>
+        <w:t>Automated verification under tests and reproducible commands in the project README</w:t>
       </w:r>
     </w:p>
     <w:sectPr>
@@ -5513,9 +6908,6 @@
     <w:qFormat/>
     <w:rsid w:val="00FC693F"/>
     <w:pPr>
-      <w:pBdr>
-        <w:bottom w:val="single" w:sz="8" w:space="4" w:color="4F81BD" w:themeColor="accent1"/>
-      </w:pBdr>
       <w:spacing w:after="160" w:line="240" w:lineRule="auto" w:before="160"/>
       <w:contextualSpacing/>
     </w:pPr>
